--- a/1-แบบเสนอโครงร่าง (1).docx
+++ b/1-แบบเสนอโครงร่าง (1).docx
@@ -2832,6 +2832,7 @@
           <w:sz w:val="32"/>
           <w:szCs w:val="32"/>
           <w:cs/>
+          <w:lang w:val="en-US"/>
         </w:rPr>
       </w:pPr>
       <w:r>
@@ -3348,6 +3349,16 @@
           <w:szCs w:val="32"/>
         </w:rPr>
         <w:t>(ใช้วิธีการใดในการตรวจสอบ</w:t>
+      </w:r>
+      <w:r>
+        <w:rPr>
+          <w:rFonts w:ascii="TH Sarabun New" w:eastAsia="Sarabun" w:hAnsi="TH Sarabun New" w:cs="TH Sarabun New"/>
+          <w:noProof/>
+          <w:color w:val="FF0000"/>
+          <w:sz w:val="32"/>
+          <w:szCs w:val="32"/>
+        </w:rPr>
+        <w:t>)</w:t>
       </w:r>
     </w:p>
     <w:p>

--- a/1-แบบเสนอโครงร่าง (1).docx
+++ b/1-แบบเสนอโครงร่าง (1).docx
@@ -158,7 +158,7 @@
       <w:pPr>
         <w:spacing w:after="0" w:line="240" w:lineRule="auto"/>
         <w:rPr>
-          <w:rFonts w:ascii="TH Sarabun New" w:eastAsia="Sarabun" w:hAnsi="TH Sarabun New" w:cs="TH Sarabun New" w:hint="cs"/>
+          <w:rFonts w:ascii="TH Sarabun New" w:eastAsia="Sarabun" w:hAnsi="TH Sarabun New" w:cs="TH Sarabun New"/>
           <w:noProof/>
           <w:sz w:val="32"/>
           <w:szCs w:val="32"/>
@@ -679,7 +679,7 @@
       <w:pPr>
         <w:spacing w:after="0" w:line="240" w:lineRule="auto"/>
         <w:rPr>
-          <w:rFonts w:ascii="TH Sarabun New" w:eastAsia="Sarabun" w:hAnsi="TH Sarabun New" w:cs="TH Sarabun New" w:hint="cs"/>
+          <w:rFonts w:ascii="TH Sarabun New" w:eastAsia="Sarabun" w:hAnsi="TH Sarabun New" w:cs="TH Sarabun New"/>
           <w:noProof/>
           <w:sz w:val="32"/>
           <w:szCs w:val="32"/>
@@ -786,7 +786,7 @@
       <w:pPr>
         <w:spacing w:after="0" w:line="240" w:lineRule="auto"/>
         <w:rPr>
-          <w:rFonts w:ascii="TH Sarabun New" w:eastAsia="Sarabun" w:hAnsi="TH Sarabun New" w:cs="TH Sarabun New" w:hint="cs"/>
+          <w:rFonts w:ascii="TH Sarabun New" w:eastAsia="Sarabun" w:hAnsi="TH Sarabun New" w:cs="TH Sarabun New"/>
           <w:noProof/>
           <w:color w:val="000000" w:themeColor="text1"/>
           <w:sz w:val="32"/>
@@ -1086,177 +1086,199 @@
         <w:spacing w:after="0" w:line="240" w:lineRule="auto"/>
         <w:ind w:firstLine="720"/>
         <w:rPr>
+          <w:rFonts w:ascii="TH Sarabun New" w:eastAsia="Sarabun" w:hAnsi="TH Sarabun New" w:cs="TH Sarabun New"/>
+          <w:noProof/>
+          <w:color w:val="000000" w:themeColor="text1"/>
+          <w:sz w:val="32"/>
+          <w:szCs w:val="32"/>
+          <w:lang w:val="en-US"/>
+        </w:rPr>
+      </w:pPr>
+      <w:r>
+        <w:rPr>
           <w:rFonts w:ascii="TH Sarabun New" w:eastAsia="Sarabun" w:hAnsi="TH Sarabun New" w:cs="TH Sarabun New" w:hint="cs"/>
           <w:noProof/>
           <w:color w:val="000000" w:themeColor="text1"/>
           <w:sz w:val="32"/>
           <w:szCs w:val="32"/>
+          <w:cs/>
+        </w:rPr>
+        <w:t>โครงงานชิ้นนี้มุ่งนำเสนอข้อมูลเกี่ยวกับพืชพรรณในประเทศไทย</w:t>
+      </w:r>
+      <w:r>
+        <w:rPr>
+          <w:rFonts w:ascii="TH Sarabun New" w:eastAsia="Sarabun" w:hAnsi="TH Sarabun New" w:cs="TH Sarabun New"/>
+          <w:noProof/>
+          <w:color w:val="000000" w:themeColor="text1"/>
+          <w:sz w:val="32"/>
+          <w:szCs w:val="32"/>
+          <w:cs/>
+        </w:rPr>
+        <w:t xml:space="preserve"> </w:t>
+      </w:r>
+      <w:r>
+        <w:rPr>
+          <w:rFonts w:ascii="TH Sarabun New" w:eastAsia="Sarabun" w:hAnsi="TH Sarabun New" w:cs="TH Sarabun New" w:hint="cs"/>
+          <w:noProof/>
+          <w:color w:val="000000" w:themeColor="text1"/>
+          <w:sz w:val="32"/>
+          <w:szCs w:val="32"/>
+          <w:cs/>
+        </w:rPr>
+        <w:t>ทั้งลักษณะ</w:t>
+      </w:r>
+      <w:r>
+        <w:rPr>
+          <w:rFonts w:ascii="TH Sarabun New" w:eastAsia="Sarabun" w:hAnsi="TH Sarabun New" w:cs="TH Sarabun New"/>
+          <w:noProof/>
+          <w:color w:val="000000" w:themeColor="text1"/>
+          <w:sz w:val="32"/>
+          <w:szCs w:val="32"/>
+          <w:cs/>
+        </w:rPr>
+        <w:t xml:space="preserve"> </w:t>
+      </w:r>
+      <w:r>
+        <w:rPr>
+          <w:rFonts w:ascii="TH Sarabun New" w:eastAsia="Sarabun" w:hAnsi="TH Sarabun New" w:cs="TH Sarabun New" w:hint="cs"/>
+          <w:noProof/>
+          <w:color w:val="000000" w:themeColor="text1"/>
+          <w:sz w:val="32"/>
+          <w:szCs w:val="32"/>
+          <w:cs/>
+        </w:rPr>
+        <w:t>สรรพคุณ</w:t>
+      </w:r>
+      <w:r>
+        <w:rPr>
+          <w:rFonts w:ascii="TH Sarabun New" w:eastAsia="Sarabun" w:hAnsi="TH Sarabun New" w:cs="TH Sarabun New"/>
+          <w:noProof/>
+          <w:color w:val="000000" w:themeColor="text1"/>
+          <w:sz w:val="32"/>
+          <w:szCs w:val="32"/>
+          <w:cs/>
+        </w:rPr>
+        <w:t xml:space="preserve"> </w:t>
+      </w:r>
+      <w:r>
+        <w:rPr>
+          <w:rFonts w:ascii="TH Sarabun New" w:eastAsia="Sarabun" w:hAnsi="TH Sarabun New" w:cs="TH Sarabun New" w:hint="cs"/>
+          <w:noProof/>
+          <w:color w:val="000000" w:themeColor="text1"/>
+          <w:sz w:val="32"/>
+          <w:szCs w:val="32"/>
+          <w:cs/>
+        </w:rPr>
+        <w:t>และข้อควรระวังในการเลือกใช้</w:t>
+      </w:r>
+      <w:r>
+        <w:rPr>
+          <w:rFonts w:ascii="TH Sarabun New" w:eastAsia="Sarabun" w:hAnsi="TH Sarabun New" w:cs="TH Sarabun New"/>
+          <w:noProof/>
+          <w:color w:val="000000" w:themeColor="text1"/>
+          <w:sz w:val="32"/>
+          <w:szCs w:val="32"/>
+          <w:cs/>
+        </w:rPr>
+        <w:t xml:space="preserve"> </w:t>
+      </w:r>
+      <w:r>
+        <w:rPr>
+          <w:rFonts w:ascii="TH Sarabun New" w:eastAsia="Sarabun" w:hAnsi="TH Sarabun New" w:cs="TH Sarabun New" w:hint="cs"/>
+          <w:noProof/>
+          <w:color w:val="000000" w:themeColor="text1"/>
+          <w:sz w:val="32"/>
+          <w:szCs w:val="32"/>
+          <w:cs/>
+        </w:rPr>
+        <w:t>เพื่อให้ผู้ใช้งานเข้าใจและนำความรู้ไปใช้ได้อย่างถูกต้อง</w:t>
+      </w:r>
+      <w:r>
+        <w:rPr>
+          <w:rFonts w:ascii="TH Sarabun New" w:eastAsia="Sarabun" w:hAnsi="TH Sarabun New" w:cs="TH Sarabun New"/>
+          <w:noProof/>
+          <w:color w:val="000000" w:themeColor="text1"/>
+          <w:sz w:val="32"/>
+          <w:szCs w:val="32"/>
+          <w:cs/>
+        </w:rPr>
+        <w:t xml:space="preserve"> </w:t>
+      </w:r>
+      <w:r>
+        <w:rPr>
+          <w:rFonts w:ascii="TH Sarabun New" w:eastAsia="Sarabun" w:hAnsi="TH Sarabun New" w:cs="TH Sarabun New" w:hint="cs"/>
+          <w:noProof/>
+          <w:color w:val="000000" w:themeColor="text1"/>
+          <w:sz w:val="32"/>
+          <w:szCs w:val="32"/>
+          <w:cs/>
+        </w:rPr>
+        <w:t>อีกทั้งยังสามารถใช้เป็นสื่อการเรียนรู้สำหรับผู้ที่สนใจได้อีกด้วย</w:t>
+      </w:r>
+      <w:r>
+        <w:rPr>
+          <w:rFonts w:ascii="TH Sarabun New" w:eastAsia="Sarabun" w:hAnsi="TH Sarabun New" w:cs="TH Sarabun New" w:hint="cs"/>
+          <w:noProof/>
+          <w:color w:val="000000" w:themeColor="text1"/>
+          <w:sz w:val="32"/>
+          <w:szCs w:val="32"/>
+          <w:cs/>
+        </w:rPr>
+        <w:t xml:space="preserve"> </w:t>
+      </w:r>
+      <w:r>
+        <w:rPr>
+          <w:rFonts w:ascii="TH Sarabun New" w:eastAsia="Sarabun" w:hAnsi="TH Sarabun New" w:cs="TH Sarabun New" w:hint="cs"/>
+          <w:noProof/>
+          <w:color w:val="000000" w:themeColor="text1"/>
+          <w:sz w:val="32"/>
+          <w:szCs w:val="32"/>
+          <w:cs/>
+        </w:rPr>
+        <w:t>ก่อนหน้านี้มีผู้ศึกษาค้นคว้าเกี่ยวกับชนิดและความหลากหลายของพืชในประเทศไทยมาแล้วหลายราย</w:t>
+      </w:r>
+      <w:r>
+        <w:rPr>
+          <w:rFonts w:ascii="TH Sarabun New" w:eastAsia="Sarabun" w:hAnsi="TH Sarabun New" w:cs="TH Sarabun New"/>
+          <w:noProof/>
+          <w:color w:val="000000" w:themeColor="text1"/>
+          <w:sz w:val="32"/>
+          <w:szCs w:val="32"/>
+        </w:rPr>
+        <w:t xml:space="preserve"> </w:t>
+      </w:r>
+      <w:r>
+        <w:rPr>
+          <w:rFonts w:ascii="TH Sarabun New" w:eastAsia="Sarabun" w:hAnsi="TH Sarabun New" w:cs="TH Sarabun New"/>
+          <w:noProof/>
+          <w:color w:val="000000" w:themeColor="text1"/>
+          <w:sz w:val="32"/>
+          <w:szCs w:val="32"/>
+          <w:cs/>
+        </w:rPr>
+        <w:t>โดยเฉพาะโครงการพรรณพฤกษชาติประเทศไทย (</w:t>
+      </w:r>
+      <w:r>
+        <w:rPr>
+          <w:rFonts w:ascii="TH Sarabun New" w:eastAsia="Sarabun" w:hAnsi="TH Sarabun New" w:cs="TH Sarabun New"/>
+          <w:noProof/>
+          <w:color w:val="000000" w:themeColor="text1"/>
+          <w:sz w:val="32"/>
+          <w:szCs w:val="32"/>
           <w:lang w:val="en-US"/>
         </w:rPr>
-      </w:pPr>
-      <w:r>
-        <w:rPr>
-          <w:rFonts w:ascii="TH Sarabun New" w:eastAsia="Sarabun" w:hAnsi="TH Sarabun New" w:cs="TH Sarabun New" w:hint="cs"/>
-          <w:noProof/>
-          <w:color w:val="000000" w:themeColor="text1"/>
-          <w:sz w:val="32"/>
-          <w:szCs w:val="32"/>
-          <w:cs/>
-        </w:rPr>
-        <w:t>โครงงานชิ้นนี้มุ่งนำเสนอข้อมูลเกี่ยวกับพืชพรรณในประเทศไทย</w:t>
-      </w:r>
-      <w:r>
-        <w:rPr>
-          <w:rFonts w:ascii="TH Sarabun New" w:eastAsia="Sarabun" w:hAnsi="TH Sarabun New" w:cs="TH Sarabun New"/>
-          <w:noProof/>
-          <w:color w:val="000000" w:themeColor="text1"/>
-          <w:sz w:val="32"/>
-          <w:szCs w:val="32"/>
-          <w:cs/>
-        </w:rPr>
-        <w:t xml:space="preserve"> </w:t>
-      </w:r>
-      <w:r>
-        <w:rPr>
-          <w:rFonts w:ascii="TH Sarabun New" w:eastAsia="Sarabun" w:hAnsi="TH Sarabun New" w:cs="TH Sarabun New" w:hint="cs"/>
-          <w:noProof/>
-          <w:color w:val="000000" w:themeColor="text1"/>
-          <w:sz w:val="32"/>
-          <w:szCs w:val="32"/>
-          <w:cs/>
-        </w:rPr>
-        <w:t>ทั้งลักษณะ</w:t>
-      </w:r>
-      <w:r>
-        <w:rPr>
-          <w:rFonts w:ascii="TH Sarabun New" w:eastAsia="Sarabun" w:hAnsi="TH Sarabun New" w:cs="TH Sarabun New"/>
-          <w:noProof/>
-          <w:color w:val="000000" w:themeColor="text1"/>
-          <w:sz w:val="32"/>
-          <w:szCs w:val="32"/>
-          <w:cs/>
-        </w:rPr>
-        <w:t xml:space="preserve"> </w:t>
-      </w:r>
-      <w:r>
-        <w:rPr>
-          <w:rFonts w:ascii="TH Sarabun New" w:eastAsia="Sarabun" w:hAnsi="TH Sarabun New" w:cs="TH Sarabun New" w:hint="cs"/>
-          <w:noProof/>
-          <w:color w:val="000000" w:themeColor="text1"/>
-          <w:sz w:val="32"/>
-          <w:szCs w:val="32"/>
-          <w:cs/>
-        </w:rPr>
-        <w:t>สรรพคุณ</w:t>
-      </w:r>
-      <w:r>
-        <w:rPr>
-          <w:rFonts w:ascii="TH Sarabun New" w:eastAsia="Sarabun" w:hAnsi="TH Sarabun New" w:cs="TH Sarabun New"/>
-          <w:noProof/>
-          <w:color w:val="000000" w:themeColor="text1"/>
-          <w:sz w:val="32"/>
-          <w:szCs w:val="32"/>
-          <w:cs/>
-        </w:rPr>
-        <w:t xml:space="preserve"> </w:t>
-      </w:r>
-      <w:r>
-        <w:rPr>
-          <w:rFonts w:ascii="TH Sarabun New" w:eastAsia="Sarabun" w:hAnsi="TH Sarabun New" w:cs="TH Sarabun New" w:hint="cs"/>
-          <w:noProof/>
-          <w:color w:val="000000" w:themeColor="text1"/>
-          <w:sz w:val="32"/>
-          <w:szCs w:val="32"/>
-          <w:cs/>
-        </w:rPr>
-        <w:t>และข้อควรระวังในการเลือกใช้</w:t>
-      </w:r>
-      <w:r>
-        <w:rPr>
-          <w:rFonts w:ascii="TH Sarabun New" w:eastAsia="Sarabun" w:hAnsi="TH Sarabun New" w:cs="TH Sarabun New"/>
-          <w:noProof/>
-          <w:color w:val="000000" w:themeColor="text1"/>
-          <w:sz w:val="32"/>
-          <w:szCs w:val="32"/>
-          <w:cs/>
-        </w:rPr>
-        <w:t xml:space="preserve"> </w:t>
-      </w:r>
-      <w:r>
-        <w:rPr>
-          <w:rFonts w:ascii="TH Sarabun New" w:eastAsia="Sarabun" w:hAnsi="TH Sarabun New" w:cs="TH Sarabun New" w:hint="cs"/>
-          <w:noProof/>
-          <w:color w:val="000000" w:themeColor="text1"/>
-          <w:sz w:val="32"/>
-          <w:szCs w:val="32"/>
-          <w:cs/>
-        </w:rPr>
-        <w:t>เพื่อให้ผู้ใช้งานเข้าใจและนำความรู้ไปใช้ได้อย่างถูกต้อง</w:t>
-      </w:r>
-      <w:r>
-        <w:rPr>
-          <w:rFonts w:ascii="TH Sarabun New" w:eastAsia="Sarabun" w:hAnsi="TH Sarabun New" w:cs="TH Sarabun New"/>
-          <w:noProof/>
-          <w:color w:val="000000" w:themeColor="text1"/>
-          <w:sz w:val="32"/>
-          <w:szCs w:val="32"/>
-          <w:cs/>
-        </w:rPr>
-        <w:t xml:space="preserve"> </w:t>
-      </w:r>
-      <w:r>
-        <w:rPr>
-          <w:rFonts w:ascii="TH Sarabun New" w:eastAsia="Sarabun" w:hAnsi="TH Sarabun New" w:cs="TH Sarabun New" w:hint="cs"/>
-          <w:noProof/>
-          <w:color w:val="000000" w:themeColor="text1"/>
-          <w:sz w:val="32"/>
-          <w:szCs w:val="32"/>
-          <w:cs/>
-        </w:rPr>
-        <w:t>อีกทั้งยังสามารถใช้เป็นสื่อการเรียนรู้สำหรับผู้ที่สนใจได้อีกด้วย</w:t>
-      </w:r>
-      <w:r>
-        <w:rPr>
-          <w:rFonts w:ascii="TH Sarabun New" w:eastAsia="Sarabun" w:hAnsi="TH Sarabun New" w:cs="TH Sarabun New" w:hint="cs"/>
-          <w:noProof/>
-          <w:color w:val="000000" w:themeColor="text1"/>
-          <w:sz w:val="32"/>
-          <w:szCs w:val="32"/>
-          <w:cs/>
-        </w:rPr>
-        <w:t xml:space="preserve"> </w:t>
-      </w:r>
-      <w:r>
-        <w:rPr>
-          <w:rFonts w:ascii="TH Sarabun New" w:eastAsia="Sarabun" w:hAnsi="TH Sarabun New" w:cs="TH Sarabun New" w:hint="cs"/>
-          <w:noProof/>
-          <w:color w:val="000000" w:themeColor="text1"/>
-          <w:sz w:val="32"/>
-          <w:szCs w:val="32"/>
-          <w:cs/>
-        </w:rPr>
-        <w:t>ก่อนหน้านี้มีผู้ศึกษาค้นคว้าเกี่ยวกับชนิดและความหลากหลายของพืชในประเทศไทยมาแล้วหลายราย</w:t>
-      </w:r>
-      <w:r>
-        <w:rPr>
-          <w:rFonts w:ascii="TH Sarabun New" w:eastAsia="Sarabun" w:hAnsi="TH Sarabun New" w:cs="TH Sarabun New"/>
-          <w:noProof/>
-          <w:color w:val="000000" w:themeColor="text1"/>
-          <w:sz w:val="32"/>
-          <w:szCs w:val="32"/>
-        </w:rPr>
-        <w:t xml:space="preserve"> </w:t>
-      </w:r>
-      <w:r>
-        <w:rPr>
-          <w:rFonts w:ascii="TH Sarabun New" w:eastAsia="Sarabun" w:hAnsi="TH Sarabun New" w:cs="TH Sarabun New"/>
-          <w:noProof/>
-          <w:color w:val="000000" w:themeColor="text1"/>
-          <w:sz w:val="32"/>
-          <w:szCs w:val="32"/>
-          <w:cs/>
-        </w:rPr>
-        <w:t>โดยเฉพาะโครงการพรรณพฤกษชาติประเทศไทย (</w:t>
+        <w:t xml:space="preserve">Flora of Thailand Project) </w:t>
+      </w:r>
+      <w:r>
+        <w:rPr>
+          <w:rFonts w:ascii="TH Sarabun New" w:eastAsia="Sarabun" w:hAnsi="TH Sarabun New" w:cs="TH Sarabun New"/>
+          <w:noProof/>
+          <w:color w:val="000000" w:themeColor="text1"/>
+          <w:sz w:val="32"/>
+          <w:szCs w:val="32"/>
+          <w:cs/>
+        </w:rPr>
+        <w:t xml:space="preserve">ซึ่งพบว่าประเทศไทยมีพืชมีท่อลำเลียงประมาณ </w:t>
       </w:r>
       <w:r>
         <w:rPr>
@@ -1267,18 +1289,18 @@
           <w:szCs w:val="32"/>
           <w:lang w:val="en-US"/>
         </w:rPr>
-        <w:t xml:space="preserve">Flora of Thailand Project) </w:t>
-      </w:r>
-      <w:r>
-        <w:rPr>
-          <w:rFonts w:ascii="TH Sarabun New" w:eastAsia="Sarabun" w:hAnsi="TH Sarabun New" w:cs="TH Sarabun New"/>
-          <w:noProof/>
-          <w:color w:val="000000" w:themeColor="text1"/>
-          <w:sz w:val="32"/>
-          <w:szCs w:val="32"/>
-          <w:cs/>
-        </w:rPr>
-        <w:t xml:space="preserve">ซึ่งพบว่าประเทศไทยมีพืชมีท่อลำเลียงประมาณ </w:t>
+        <w:t xml:space="preserve">12,050 </w:t>
+      </w:r>
+      <w:r>
+        <w:rPr>
+          <w:rFonts w:ascii="TH Sarabun New" w:eastAsia="Sarabun" w:hAnsi="TH Sarabun New" w:cs="TH Sarabun New"/>
+          <w:noProof/>
+          <w:color w:val="000000" w:themeColor="text1"/>
+          <w:sz w:val="32"/>
+          <w:szCs w:val="32"/>
+          <w:cs/>
+        </w:rPr>
+        <w:t xml:space="preserve">ชนิด และได้รับการจำแนกชนิดแล้วอย่างน้อย </w:t>
       </w:r>
       <w:r>
         <w:rPr>
@@ -1289,20 +1311,24 @@
           <w:szCs w:val="32"/>
           <w:lang w:val="en-US"/>
         </w:rPr>
-        <w:t xml:space="preserve">12,050 </w:t>
-      </w:r>
-      <w:r>
-        <w:rPr>
-          <w:rFonts w:ascii="TH Sarabun New" w:eastAsia="Sarabun" w:hAnsi="TH Sarabun New" w:cs="TH Sarabun New"/>
-          <w:noProof/>
-          <w:color w:val="000000" w:themeColor="text1"/>
-          <w:sz w:val="32"/>
-          <w:szCs w:val="32"/>
-          <w:cs/>
-        </w:rPr>
-        <w:t xml:space="preserve">ชนิด และได้รับการจำแนกชนิดแล้วอย่างน้อย </w:t>
-      </w:r>
-      <w:r>
+        <w:t xml:space="preserve">10,531 </w:t>
+      </w:r>
+      <w:r>
+        <w:rPr>
+          <w:rFonts w:ascii="TH Sarabun New" w:eastAsia="Sarabun" w:hAnsi="TH Sarabun New" w:cs="TH Sarabun New"/>
+          <w:noProof/>
+          <w:color w:val="000000" w:themeColor="text1"/>
+          <w:sz w:val="32"/>
+          <w:szCs w:val="32"/>
+          <w:cs/>
+        </w:rPr>
+        <w:t>ชนิด ผลการศึกษาเหล่านี้ช่วยให้เข้าใจความหลากหลายของพืช ถิ่นที่อยู่ และความสำคัญในการอนุรักษ์พืชได้มากขึ้น</w:t>
+      </w:r>
+    </w:p>
+    <w:p>
+      <w:pPr>
+        <w:spacing w:after="0" w:line="240" w:lineRule="auto"/>
+        <w:ind w:firstLine="720"/>
         <w:rPr>
           <w:rFonts w:ascii="TH Sarabun New" w:eastAsia="Sarabun" w:hAnsi="TH Sarabun New" w:cs="TH Sarabun New"/>
           <w:noProof/>
@@ -1310,31 +1336,6 @@
           <w:sz w:val="32"/>
           <w:szCs w:val="32"/>
           <w:lang w:val="en-US"/>
-        </w:rPr>
-        <w:t xml:space="preserve">10,531 </w:t>
-      </w:r>
-      <w:r>
-        <w:rPr>
-          <w:rFonts w:ascii="TH Sarabun New" w:eastAsia="Sarabun" w:hAnsi="TH Sarabun New" w:cs="TH Sarabun New"/>
-          <w:noProof/>
-          <w:color w:val="000000" w:themeColor="text1"/>
-          <w:sz w:val="32"/>
-          <w:szCs w:val="32"/>
-          <w:cs/>
-        </w:rPr>
-        <w:t>ชนิด ผลการศึกษาเหล่านี้ช่วยให้เข้าใจความหลากหลายของพืช ถิ่นที่อยู่ และความสำคัญในการอนุรักษ์พืชได้มากขึ้น</w:t>
-      </w:r>
-    </w:p>
-    <w:p>
-      <w:pPr>
-        <w:spacing w:after="0" w:line="240" w:lineRule="auto"/>
-        <w:ind w:firstLine="720"/>
-        <w:rPr>
-          <w:rFonts w:ascii="TH Sarabun New" w:eastAsia="Sarabun" w:hAnsi="TH Sarabun New" w:cs="TH Sarabun New" w:hint="cs"/>
-          <w:noProof/>
-          <w:color w:val="FF0000"/>
-          <w:sz w:val="32"/>
-          <w:szCs w:val="32"/>
         </w:rPr>
       </w:pPr>
       <w:r>
@@ -1596,23 +1597,45 @@
         <w:spacing w:after="0" w:line="240" w:lineRule="auto"/>
         <w:ind w:left="720"/>
         <w:rPr>
+          <w:rFonts w:ascii="TH Sarabun New" w:eastAsia="Sarabun" w:hAnsi="TH Sarabun New" w:cs="TH Sarabun New"/>
+          <w:noProof/>
+          <w:color w:val="000000" w:themeColor="text1"/>
+          <w:sz w:val="32"/>
+          <w:szCs w:val="32"/>
+        </w:rPr>
+      </w:pPr>
+      <w:r>
+        <w:rPr>
+          <w:rFonts w:ascii="TH Sarabun New" w:eastAsia="Sarabun" w:hAnsi="TH Sarabun New" w:cs="TH Sarabun New"/>
+          <w:noProof/>
+          <w:color w:val="000000" w:themeColor="text1"/>
+          <w:sz w:val="32"/>
+          <w:szCs w:val="32"/>
+          <w:cs/>
+        </w:rPr>
+        <w:t xml:space="preserve">6.4 </w:t>
+      </w:r>
+      <w:r>
+        <w:rPr>
           <w:rFonts w:ascii="TH Sarabun New" w:eastAsia="Sarabun" w:hAnsi="TH Sarabun New" w:cs="TH Sarabun New" w:hint="cs"/>
           <w:noProof/>
           <w:color w:val="000000" w:themeColor="text1"/>
           <w:sz w:val="32"/>
           <w:szCs w:val="32"/>
-        </w:rPr>
-      </w:pPr>
-      <w:r>
-        <w:rPr>
-          <w:rFonts w:ascii="TH Sarabun New" w:eastAsia="Sarabun" w:hAnsi="TH Sarabun New" w:cs="TH Sarabun New"/>
-          <w:noProof/>
-          <w:color w:val="000000" w:themeColor="text1"/>
-          <w:sz w:val="32"/>
-          <w:szCs w:val="32"/>
-          <w:cs/>
-        </w:rPr>
-        <w:t xml:space="preserve">6.4 </w:t>
+          <w:cs/>
+        </w:rPr>
+        <w:t>เพื่อสร้างความสนใจในการเรียนรู้เกี่ยวกับพืชพรรณไม้ในประเทศไทย</w:t>
+      </w:r>
+      <w:r>
+        <w:rPr>
+          <w:rFonts w:ascii="TH Sarabun New" w:eastAsia="Sarabun" w:hAnsi="TH Sarabun New" w:cs="TH Sarabun New"/>
+          <w:noProof/>
+          <w:color w:val="000000" w:themeColor="text1"/>
+          <w:sz w:val="32"/>
+          <w:szCs w:val="32"/>
+          <w:cs/>
+        </w:rPr>
+        <w:t xml:space="preserve"> </w:t>
       </w:r>
       <w:r>
         <w:rPr>
@@ -1623,160 +1646,33 @@
           <w:szCs w:val="32"/>
           <w:cs/>
         </w:rPr>
-        <w:t>เพื่อสร้างความสนใจในการเรียนรู้เกี่ยวกับพืชพรรณไม้ในประเทศไทย</w:t>
-      </w:r>
-      <w:r>
-        <w:rPr>
-          <w:rFonts w:ascii="TH Sarabun New" w:eastAsia="Sarabun" w:hAnsi="TH Sarabun New" w:cs="TH Sarabun New"/>
-          <w:noProof/>
-          <w:color w:val="000000" w:themeColor="text1"/>
-          <w:sz w:val="32"/>
-          <w:szCs w:val="32"/>
-          <w:cs/>
-        </w:rPr>
-        <w:t xml:space="preserve"> </w:t>
-      </w:r>
-      <w:r>
+        <w:t>ด้วยการนำเสนอข้อมูลในรูปแบบที่น่าสนใจ</w:t>
+      </w:r>
+    </w:p>
+    <w:p>
+      <w:pPr>
+        <w:spacing w:after="0" w:line="240" w:lineRule="auto"/>
+        <w:ind w:left="720"/>
+        <w:rPr>
+          <w:rFonts w:ascii="TH Sarabun New" w:eastAsia="Sarabun" w:hAnsi="TH Sarabun New" w:cs="TH Sarabun New"/>
+          <w:noProof/>
+          <w:color w:val="000000" w:themeColor="text1"/>
+          <w:sz w:val="32"/>
+          <w:szCs w:val="32"/>
+        </w:rPr>
+      </w:pPr>
+    </w:p>
+    <w:p>
+      <w:pPr>
+        <w:spacing w:after="0" w:line="240" w:lineRule="auto"/>
         <w:rPr>
           <w:rFonts w:ascii="TH Sarabun New" w:eastAsia="Sarabun" w:hAnsi="TH Sarabun New" w:cs="TH Sarabun New" w:hint="cs"/>
-          <w:noProof/>
-          <w:color w:val="000000" w:themeColor="text1"/>
-          <w:sz w:val="32"/>
-          <w:szCs w:val="32"/>
-          <w:cs/>
-        </w:rPr>
-        <w:t>ด้วยการนำเสนอข้อมูลในรูปแบบที่น่าสนใจ</w:t>
-      </w:r>
-    </w:p>
-    <w:p>
-      <w:pPr>
-        <w:spacing w:after="0" w:line="240" w:lineRule="auto"/>
-        <w:rPr>
-          <w:rFonts w:ascii="TH Sarabun New" w:eastAsia="Sarabun" w:hAnsi="TH Sarabun New" w:cs="TH Sarabun New"/>
-          <w:noProof/>
-          <w:sz w:val="32"/>
-          <w:szCs w:val="32"/>
-        </w:rPr>
-      </w:pPr>
-      <w:r>
-        <w:rPr>
-          <w:rFonts w:ascii="TH Sarabun New" w:eastAsia="Sarabun" w:hAnsi="TH Sarabun New" w:cs="TH Sarabun New"/>
           <w:b/>
           <w:bCs/>
           <w:noProof/>
           <w:sz w:val="32"/>
           <w:szCs w:val="32"/>
         </w:rPr>
-        <w:t>7. หลักการและทฤษฎี</w:t>
-      </w:r>
-    </w:p>
-    <w:p>
-      <w:pPr>
-        <w:spacing w:after="0" w:line="240" w:lineRule="auto"/>
-        <w:rPr>
-          <w:rFonts w:ascii="TH Sarabun New" w:eastAsia="Sarabun" w:hAnsi="TH Sarabun New" w:cs="TH Sarabun New"/>
-          <w:noProof/>
-          <w:color w:val="0070C0"/>
-          <w:sz w:val="32"/>
-          <w:szCs w:val="32"/>
-        </w:rPr>
-      </w:pPr>
-      <w:r>
-        <w:rPr>
-          <w:rFonts w:ascii="TH Sarabun New" w:eastAsia="Sarabun" w:hAnsi="TH Sarabun New" w:cs="TH Sarabun New"/>
-          <w:noProof/>
-          <w:color w:val="FF0000"/>
-          <w:sz w:val="32"/>
-          <w:szCs w:val="32"/>
-        </w:rPr>
-        <w:t xml:space="preserve"> </w:t>
-      </w:r>
-      <w:r>
-        <w:rPr>
-          <w:rFonts w:ascii="TH Sarabun New" w:eastAsia="Sarabun" w:hAnsi="TH Sarabun New" w:cs="TH Sarabun New"/>
-          <w:noProof/>
-          <w:color w:val="FF0000"/>
-          <w:sz w:val="32"/>
-          <w:szCs w:val="32"/>
-        </w:rPr>
-        <w:tab/>
-        <w:t xml:space="preserve">(ให้อธิบายถึงหลักการและทฤษฎีที่เกี่ยวข้องกับโครงงานพัฒนา </w:t>
-      </w:r>
-      <w:r>
-        <w:rPr>
-          <w:rFonts w:ascii="TH Sarabun New" w:eastAsia="Sarabun" w:hAnsi="TH Sarabun New" w:cs="TH Sarabun New"/>
-          <w:noProof/>
-          <w:color w:val="FF0000"/>
-          <w:sz w:val="32"/>
-          <w:szCs w:val="32"/>
-        </w:rPr>
-        <w:br/>
-        <w:t xml:space="preserve"> </w:t>
-      </w:r>
-      <w:r>
-        <w:rPr>
-          <w:rFonts w:ascii="TH Sarabun New" w:eastAsia="Sarabun" w:hAnsi="TH Sarabun New" w:cs="TH Sarabun New"/>
-          <w:noProof/>
-          <w:color w:val="FF0000"/>
-          <w:sz w:val="32"/>
-          <w:szCs w:val="32"/>
-        </w:rPr>
-        <w:tab/>
-        <w:t xml:space="preserve">ย่อหน้าแรก &gt;&gt; พูดถึงเรื่องที่พัฒนา  </w:t>
-      </w:r>
-      <w:r>
-        <w:rPr>
-          <w:rFonts w:ascii="TH Sarabun New" w:eastAsia="Sarabun" w:hAnsi="TH Sarabun New" w:cs="TH Sarabun New"/>
-          <w:noProof/>
-          <w:color w:val="FF0000"/>
-          <w:sz w:val="32"/>
-          <w:szCs w:val="32"/>
-        </w:rPr>
-        <w:br/>
-        <w:t xml:space="preserve"> </w:t>
-      </w:r>
-      <w:r>
-        <w:rPr>
-          <w:rFonts w:ascii="TH Sarabun New" w:eastAsia="Sarabun" w:hAnsi="TH Sarabun New" w:cs="TH Sarabun New"/>
-          <w:noProof/>
-          <w:color w:val="FF0000"/>
-          <w:sz w:val="32"/>
-          <w:szCs w:val="32"/>
-        </w:rPr>
-        <w:tab/>
-        <w:t>ย่อหน้าสอง &gt;&gt; เครื่องมือที่ใช้ในการพัฒนา</w:t>
-      </w:r>
-      <w:r>
-        <w:rPr>
-          <w:rFonts w:ascii="TH Sarabun New" w:eastAsia="Sarabun" w:hAnsi="TH Sarabun New" w:cs="TH Sarabun New"/>
-          <w:noProof/>
-          <w:color w:val="FF0000"/>
-          <w:sz w:val="32"/>
-          <w:szCs w:val="32"/>
-        </w:rPr>
-        <w:br/>
-      </w:r>
-      <w:r>
-        <w:rPr>
-          <w:rFonts w:ascii="TH Sarabun New" w:eastAsia="Sarabun" w:hAnsi="TH Sarabun New" w:cs="TH Sarabun New"/>
-          <w:noProof/>
-          <w:color w:val="0070C0"/>
-          <w:sz w:val="32"/>
-          <w:szCs w:val="32"/>
-        </w:rPr>
-        <w:t>(เนื้อหาสั้นๆ ตรงนี้ให้ไปค้นคว้าในเว็บไซต์หรือเรื่องที่เกี่ยวข้อง อย่าลืมบอกแหล่งที่มาในส่วนอ้างอิงของแบบเสนอโครงร่างด้วยนะคะ)</w:t>
-      </w:r>
-    </w:p>
-    <w:p>
-      <w:pPr>
-        <w:spacing w:after="0" w:line="240" w:lineRule="auto"/>
-        <w:rPr>
-          <w:rFonts w:ascii="TH Sarabun New" w:eastAsia="Sarabun" w:hAnsi="TH Sarabun New" w:cs="TH Sarabun New"/>
-          <w:noProof/>
-          <w:color w:val="0070C0"/>
-          <w:sz w:val="32"/>
-          <w:szCs w:val="32"/>
-        </w:rPr>
       </w:pPr>
       <w:r>
         <w:rPr>
@@ -1784,32 +1680,22 @@
           <w:b/>
           <w:bCs/>
           <w:noProof/>
-          <w:color w:val="FF0000"/>
-          <w:sz w:val="32"/>
-          <w:szCs w:val="32"/>
-        </w:rPr>
-        <w:t>(2 ย่อหน้ารวมกัน 10 บรรทัดขั้นต่ำ)</w:t>
-      </w:r>
-    </w:p>
-    <w:p>
-      <w:pPr>
-        <w:spacing w:after="0" w:line="240" w:lineRule="auto"/>
-        <w:rPr>
-          <w:rFonts w:ascii="TH Sarabun New" w:eastAsia="Sarabun" w:hAnsi="TH Sarabun New" w:cs="TH Sarabun New"/>
-          <w:noProof/>
-          <w:sz w:val="32"/>
-          <w:szCs w:val="32"/>
-        </w:rPr>
-      </w:pPr>
-    </w:p>
-    <w:p>
-      <w:pPr>
-        <w:spacing w:after="0" w:line="240" w:lineRule="auto"/>
-        <w:rPr>
-          <w:rFonts w:ascii="TH Sarabun New" w:eastAsia="Sarabun" w:hAnsi="TH Sarabun New" w:cs="TH Sarabun New"/>
-          <w:noProof/>
-          <w:sz w:val="32"/>
-          <w:szCs w:val="32"/>
+          <w:sz w:val="32"/>
+          <w:szCs w:val="32"/>
+        </w:rPr>
+        <w:t>7. หลักการและทฤษฎี</w:t>
+      </w:r>
+    </w:p>
+    <w:p>
+      <w:pPr>
+        <w:spacing w:after="0" w:line="240" w:lineRule="auto"/>
+        <w:rPr>
+          <w:rFonts w:ascii="TH Sarabun New" w:eastAsia="Sarabun" w:hAnsi="TH Sarabun New" w:cs="TH Sarabun New" w:hint="cs"/>
+          <w:noProof/>
+          <w:color w:val="000000" w:themeColor="text1"/>
+          <w:sz w:val="32"/>
+          <w:szCs w:val="32"/>
+          <w:lang w:val="en-US"/>
         </w:rPr>
       </w:pPr>
       <w:r>
@@ -1821,6 +1707,308 @@
           <w:sz w:val="32"/>
           <w:szCs w:val="32"/>
         </w:rPr>
+        <w:tab/>
+      </w:r>
+      <w:r>
+        <w:rPr>
+          <w:rFonts w:ascii="TH Sarabun New" w:eastAsia="Sarabun" w:hAnsi="TH Sarabun New" w:cs="TH Sarabun New"/>
+          <w:noProof/>
+          <w:color w:val="000000" w:themeColor="text1"/>
+          <w:sz w:val="32"/>
+          <w:szCs w:val="32"/>
+          <w:cs/>
+        </w:rPr>
+        <w:t>โครงงานนี้เป็นการพัฒนาเว็บไซต์เพื่อนำเสนอข้อมูล</w:t>
+      </w:r>
+      <w:r>
+        <w:rPr>
+          <w:rFonts w:ascii="TH Sarabun New" w:eastAsia="Sarabun" w:hAnsi="TH Sarabun New" w:cs="TH Sarabun New" w:hint="cs"/>
+          <w:noProof/>
+          <w:color w:val="000000" w:themeColor="text1"/>
+          <w:sz w:val="32"/>
+          <w:szCs w:val="32"/>
+          <w:cs/>
+        </w:rPr>
+        <w:t xml:space="preserve">เกี่ยวกับพืชพรรณไม้ในประเทศไทย </w:t>
+      </w:r>
+      <w:r>
+        <w:rPr>
+          <w:rFonts w:ascii="TH Sarabun New" w:eastAsia="Sarabun" w:hAnsi="TH Sarabun New" w:cs="TH Sarabun New"/>
+          <w:noProof/>
+          <w:color w:val="000000" w:themeColor="text1"/>
+          <w:sz w:val="32"/>
+          <w:szCs w:val="32"/>
+          <w:cs/>
+        </w:rPr>
+        <w:t>และอำนวยความสะดวกแก่ผู้ใช้ในการค้นหาข้อมูลผ่านระบบอินเทอร์เน็ต เว็บไซต์ได้รับการออกแบบให้มีโครงสร้างการใช้งานที่ชัดเจน โดยคำนึงถึงหลักการออกแบบประสบการณ์ผู้ใช้ (</w:t>
+      </w:r>
+      <w:r>
+        <w:rPr>
+          <w:rFonts w:ascii="TH Sarabun New" w:eastAsia="Sarabun" w:hAnsi="TH Sarabun New" w:cs="TH Sarabun New"/>
+          <w:noProof/>
+          <w:color w:val="000000" w:themeColor="text1"/>
+          <w:sz w:val="32"/>
+          <w:szCs w:val="32"/>
+        </w:rPr>
+        <w:t xml:space="preserve">User Experience: UX) </w:t>
+      </w:r>
+      <w:r>
+        <w:rPr>
+          <w:rFonts w:ascii="TH Sarabun New" w:eastAsia="Sarabun" w:hAnsi="TH Sarabun New" w:cs="TH Sarabun New"/>
+          <w:noProof/>
+          <w:color w:val="000000" w:themeColor="text1"/>
+          <w:sz w:val="32"/>
+          <w:szCs w:val="32"/>
+          <w:cs/>
+        </w:rPr>
+        <w:t>และการออกแบบส่วนติดต่อผู้ใช้ (</w:t>
+      </w:r>
+      <w:r>
+        <w:rPr>
+          <w:rFonts w:ascii="TH Sarabun New" w:eastAsia="Sarabun" w:hAnsi="TH Sarabun New" w:cs="TH Sarabun New"/>
+          <w:noProof/>
+          <w:color w:val="000000" w:themeColor="text1"/>
+          <w:sz w:val="32"/>
+          <w:szCs w:val="32"/>
+        </w:rPr>
+        <w:t xml:space="preserve">User Interface: UI) </w:t>
+      </w:r>
+      <w:r>
+        <w:rPr>
+          <w:rFonts w:ascii="TH Sarabun New" w:eastAsia="Sarabun" w:hAnsi="TH Sarabun New" w:cs="TH Sarabun New"/>
+          <w:noProof/>
+          <w:color w:val="000000" w:themeColor="text1"/>
+          <w:sz w:val="32"/>
+          <w:szCs w:val="32"/>
+          <w:cs/>
+        </w:rPr>
+        <w:t>เพื่อให้ผู้ใช้สามารถเข้าถึงเนื้อหา ค้นหาข้อมูล และใช้งานฟังก์ชันต่าง ๆ ได้ง่าย รวดเร็ว และเหมาะสมกับความต้องการของกลุ่มผู้ใช้</w:t>
+      </w:r>
+    </w:p>
+    <w:p>
+      <w:pPr>
+        <w:spacing w:after="0" w:line="240" w:lineRule="auto"/>
+        <w:ind w:firstLine="720"/>
+        <w:rPr>
+          <w:rFonts w:ascii="TH Sarabun New" w:eastAsia="Sarabun" w:hAnsi="TH Sarabun New" w:cs="TH Sarabun New"/>
+          <w:noProof/>
+          <w:color w:val="000000" w:themeColor="text1"/>
+          <w:sz w:val="32"/>
+          <w:szCs w:val="32"/>
+        </w:rPr>
+      </w:pPr>
+      <w:r>
+        <w:rPr>
+          <w:rFonts w:ascii="TH Sarabun New" w:eastAsia="Sarabun" w:hAnsi="TH Sarabun New" w:cs="TH Sarabun New"/>
+          <w:noProof/>
+          <w:color w:val="000000" w:themeColor="text1"/>
+          <w:sz w:val="32"/>
+          <w:szCs w:val="32"/>
+          <w:cs/>
+        </w:rPr>
+        <w:t>ในการพัฒนาเว็บไซต์</w:t>
+      </w:r>
+      <w:r>
+        <w:rPr>
+          <w:rFonts w:ascii="TH Sarabun New" w:eastAsia="Sarabun" w:hAnsi="TH Sarabun New" w:cs="TH Sarabun New" w:hint="cs"/>
+          <w:noProof/>
+          <w:color w:val="000000" w:themeColor="text1"/>
+          <w:sz w:val="32"/>
+          <w:szCs w:val="32"/>
+          <w:cs/>
+        </w:rPr>
+        <w:t>ชิ้น</w:t>
+      </w:r>
+      <w:r>
+        <w:rPr>
+          <w:rFonts w:ascii="TH Sarabun New" w:eastAsia="Sarabun" w:hAnsi="TH Sarabun New" w:cs="TH Sarabun New"/>
+          <w:noProof/>
+          <w:color w:val="000000" w:themeColor="text1"/>
+          <w:sz w:val="32"/>
+          <w:szCs w:val="32"/>
+          <w:cs/>
+        </w:rPr>
+        <w:t xml:space="preserve">นี้ใช้โปรแกรม </w:t>
+      </w:r>
+      <w:r>
+        <w:rPr>
+          <w:rFonts w:ascii="TH Sarabun New" w:eastAsia="Sarabun" w:hAnsi="TH Sarabun New" w:cs="TH Sarabun New"/>
+          <w:noProof/>
+          <w:color w:val="000000" w:themeColor="text1"/>
+          <w:sz w:val="32"/>
+          <w:szCs w:val="32"/>
+        </w:rPr>
+        <w:t xml:space="preserve">Visual Studio Code </w:t>
+      </w:r>
+      <w:r>
+        <w:rPr>
+          <w:rFonts w:ascii="TH Sarabun New" w:eastAsia="Sarabun" w:hAnsi="TH Sarabun New" w:cs="TH Sarabun New"/>
+          <w:noProof/>
+          <w:color w:val="000000" w:themeColor="text1"/>
+          <w:sz w:val="32"/>
+          <w:szCs w:val="32"/>
+          <w:cs/>
+        </w:rPr>
+        <w:t xml:space="preserve">เป็นเครื่องมือหลักในการเขียนและแก้ไขโค้ด ภาษาที่ใช้ในการพัฒนาประกอบด้วย </w:t>
+      </w:r>
+      <w:r>
+        <w:rPr>
+          <w:rFonts w:ascii="TH Sarabun New" w:eastAsia="Sarabun" w:hAnsi="TH Sarabun New" w:cs="TH Sarabun New"/>
+          <w:noProof/>
+          <w:color w:val="000000" w:themeColor="text1"/>
+          <w:sz w:val="32"/>
+          <w:szCs w:val="32"/>
+        </w:rPr>
+        <w:t xml:space="preserve">HTML (Hypertext Markup Language) </w:t>
+      </w:r>
+      <w:r>
+        <w:rPr>
+          <w:rFonts w:ascii="TH Sarabun New" w:eastAsia="Sarabun" w:hAnsi="TH Sarabun New" w:cs="TH Sarabun New"/>
+          <w:noProof/>
+          <w:color w:val="000000" w:themeColor="text1"/>
+          <w:sz w:val="32"/>
+          <w:szCs w:val="32"/>
+          <w:cs/>
+        </w:rPr>
+        <w:t>สำหรับสร้างโครงสร้างและจัดวางองค์ประกอบของหน้าเว็บ เช่น หัวข้อ ข้อความ รูปภาพ และเมนู</w:t>
+      </w:r>
+      <w:r>
+        <w:rPr>
+          <w:rFonts w:ascii="TH Sarabun New" w:eastAsia="Sarabun" w:hAnsi="TH Sarabun New" w:cs="TH Sarabun New" w:hint="cs"/>
+          <w:noProof/>
+          <w:color w:val="000000" w:themeColor="text1"/>
+          <w:sz w:val="32"/>
+          <w:szCs w:val="32"/>
+          <w:cs/>
+        </w:rPr>
+        <w:t xml:space="preserve"> </w:t>
+      </w:r>
+      <w:r>
+        <w:rPr>
+          <w:rFonts w:ascii="TH Sarabun New" w:eastAsia="Sarabun" w:hAnsi="TH Sarabun New" w:cs="TH Sarabun New"/>
+          <w:noProof/>
+          <w:color w:val="000000" w:themeColor="text1"/>
+          <w:sz w:val="32"/>
+          <w:szCs w:val="32"/>
+        </w:rPr>
+        <w:t xml:space="preserve">CSS (Cascading Style Sheets) </w:t>
+      </w:r>
+      <w:r>
+        <w:rPr>
+          <w:rFonts w:ascii="TH Sarabun New" w:eastAsia="Sarabun" w:hAnsi="TH Sarabun New" w:cs="TH Sarabun New"/>
+          <w:noProof/>
+          <w:color w:val="000000" w:themeColor="text1"/>
+          <w:sz w:val="32"/>
+          <w:szCs w:val="32"/>
+          <w:cs/>
+        </w:rPr>
+        <w:t xml:space="preserve">สำหรับตกแต่งหน้าเว็บ เช่น สี ฟอนต์ ขนาดตัวอักษร ระยะห่าง และการจัดวางเลย์เอาต์ และ </w:t>
+      </w:r>
+      <w:r>
+        <w:rPr>
+          <w:rFonts w:ascii="TH Sarabun New" w:eastAsia="Sarabun" w:hAnsi="TH Sarabun New" w:cs="TH Sarabun New"/>
+          <w:noProof/>
+          <w:color w:val="000000" w:themeColor="text1"/>
+          <w:sz w:val="32"/>
+          <w:szCs w:val="32"/>
+        </w:rPr>
+        <w:t xml:space="preserve">JavaScript </w:t>
+      </w:r>
+      <w:r>
+        <w:rPr>
+          <w:rFonts w:ascii="TH Sarabun New" w:eastAsia="Sarabun" w:hAnsi="TH Sarabun New" w:cs="TH Sarabun New"/>
+          <w:noProof/>
+          <w:color w:val="000000" w:themeColor="text1"/>
+          <w:sz w:val="32"/>
+          <w:szCs w:val="32"/>
+          <w:cs/>
+        </w:rPr>
+        <w:t>สำหรับสร้างการทำงานแบบโต้ตอบกับผู้ใช้ เช่น การตรวจสอบแบบฟอร์ม การเปิด-ปิดเมนู และการแสดงหรือซ่อนข้อมูลตามเงื่อนไข ทั้งหมดนี้ช่วยให้เว็บไซต์มีทั้งความสวยงาม ใช้งานง่าย และตอบสนองต่อการใช้งานของผู้ใช้ได้อย่างมีประสิทธิภาพ</w:t>
+      </w:r>
+    </w:p>
+    <w:p>
+      <w:pPr>
+        <w:spacing w:after="0" w:line="240" w:lineRule="auto"/>
+        <w:ind w:firstLine="720"/>
+        <w:rPr>
+          <w:rFonts w:ascii="TH Sarabun New" w:eastAsia="Sarabun" w:hAnsi="TH Sarabun New" w:cs="TH Sarabun New"/>
+          <w:noProof/>
+          <w:color w:val="000000" w:themeColor="text1"/>
+          <w:sz w:val="32"/>
+          <w:szCs w:val="32"/>
+        </w:rPr>
+      </w:pPr>
+    </w:p>
+    <w:p>
+      <w:pPr>
+        <w:spacing w:after="0" w:line="240" w:lineRule="auto"/>
+        <w:ind w:firstLine="720"/>
+        <w:rPr>
+          <w:rFonts w:ascii="TH Sarabun New" w:eastAsia="Sarabun" w:hAnsi="TH Sarabun New" w:cs="TH Sarabun New"/>
+          <w:noProof/>
+          <w:color w:val="000000" w:themeColor="text1"/>
+          <w:sz w:val="32"/>
+          <w:szCs w:val="32"/>
+        </w:rPr>
+      </w:pPr>
+    </w:p>
+    <w:p>
+      <w:pPr>
+        <w:spacing w:after="0" w:line="240" w:lineRule="auto"/>
+        <w:ind w:firstLine="720"/>
+        <w:rPr>
+          <w:rFonts w:ascii="TH Sarabun New" w:eastAsia="Sarabun" w:hAnsi="TH Sarabun New" w:cs="TH Sarabun New"/>
+          <w:noProof/>
+          <w:color w:val="000000" w:themeColor="text1"/>
+          <w:sz w:val="32"/>
+          <w:szCs w:val="32"/>
+        </w:rPr>
+      </w:pPr>
+    </w:p>
+    <w:p>
+      <w:pPr>
+        <w:spacing w:after="0" w:line="240" w:lineRule="auto"/>
+        <w:ind w:firstLine="720"/>
+        <w:rPr>
+          <w:rFonts w:ascii="TH Sarabun New" w:eastAsia="Sarabun" w:hAnsi="TH Sarabun New" w:cs="TH Sarabun New" w:hint="cs"/>
+          <w:noProof/>
+          <w:color w:val="0070C0"/>
+          <w:sz w:val="32"/>
+          <w:szCs w:val="32"/>
+          <w:lang w:val="en-US"/>
+        </w:rPr>
+      </w:pPr>
+    </w:p>
+    <w:p>
+      <w:pPr>
+        <w:spacing w:after="0" w:line="240" w:lineRule="auto"/>
+        <w:rPr>
+          <w:rFonts w:ascii="TH Sarabun New" w:eastAsia="Sarabun" w:hAnsi="TH Sarabun New" w:cs="TH Sarabun New"/>
+          <w:noProof/>
+          <w:sz w:val="32"/>
+          <w:szCs w:val="32"/>
+        </w:rPr>
+      </w:pPr>
+    </w:p>
+    <w:p>
+      <w:pPr>
+        <w:spacing w:after="0" w:line="240" w:lineRule="auto"/>
+        <w:rPr>
+          <w:rFonts w:ascii="TH Sarabun New" w:eastAsia="Sarabun" w:hAnsi="TH Sarabun New" w:cs="TH Sarabun New"/>
+          <w:noProof/>
+          <w:sz w:val="32"/>
+          <w:szCs w:val="32"/>
+        </w:rPr>
+      </w:pPr>
+      <w:r>
+        <w:rPr>
+          <w:rFonts w:ascii="TH Sarabun New" w:eastAsia="Sarabun" w:hAnsi="TH Sarabun New" w:cs="TH Sarabun New"/>
+          <w:b/>
+          <w:bCs/>
+          <w:noProof/>
+          <w:sz w:val="32"/>
+          <w:szCs w:val="32"/>
+        </w:rPr>
         <w:t xml:space="preserve">8. ขอบเขตของโครงงาน  </w:t>
       </w:r>
     </w:p>
@@ -2221,7 +2409,6 @@
           <w:sz w:val="32"/>
           <w:szCs w:val="32"/>
         </w:rPr>
-        <w:lastRenderedPageBreak/>
         <w:t>8.</w:t>
       </w:r>
       <w:r>
@@ -2826,7 +3013,7 @@
         <w:spacing w:after="0" w:line="240" w:lineRule="auto"/>
         <w:ind w:left="2160"/>
         <w:rPr>
-          <w:rFonts w:ascii="TH Sarabun New" w:eastAsia="Sarabun" w:hAnsi="TH Sarabun New" w:cs="TH Sarabun New" w:hint="cs"/>
+          <w:rFonts w:ascii="TH Sarabun New" w:eastAsia="Sarabun" w:hAnsi="TH Sarabun New" w:cs="TH Sarabun New"/>
           <w:noProof/>
           <w:color w:val="000000" w:themeColor="text1"/>
           <w:sz w:val="32"/>
@@ -3006,22 +3193,13 @@
         <w:spacing w:after="0" w:line="240" w:lineRule="auto"/>
         <w:rPr>
           <w:rFonts w:ascii="TH Sarabun New" w:eastAsia="Sarabun" w:hAnsi="TH Sarabun New" w:cs="TH Sarabun New"/>
-          <w:noProof/>
-          <w:sz w:val="32"/>
-          <w:szCs w:val="32"/>
-        </w:rPr>
-      </w:pPr>
-      <w:r>
-        <w:rPr>
-          <w:rFonts w:ascii="TH Sarabun New" w:eastAsia="Sarabun" w:hAnsi="TH Sarabun New" w:cs="TH Sarabun New"/>
           <w:b/>
           <w:bCs/>
           <w:noProof/>
           <w:sz w:val="32"/>
           <w:szCs w:val="32"/>
         </w:rPr>
-        <w:t>9. ขั้นตอนและแผนดำเนินงาน</w:t>
-      </w:r>
+      </w:pPr>
     </w:p>
     <w:p>
       <w:pPr>
@@ -3042,8 +3220,19 @@
           <w:sz w:val="32"/>
           <w:szCs w:val="32"/>
         </w:rPr>
-        <w:t xml:space="preserve">    </w:t>
-      </w:r>
+        <w:t>9. ขั้นตอนและแผนดำเนินงาน</w:t>
+      </w:r>
+    </w:p>
+    <w:p>
+      <w:pPr>
+        <w:spacing w:after="0" w:line="240" w:lineRule="auto"/>
+        <w:rPr>
+          <w:rFonts w:ascii="TH Sarabun New" w:eastAsia="Sarabun" w:hAnsi="TH Sarabun New" w:cs="TH Sarabun New"/>
+          <w:noProof/>
+          <w:sz w:val="32"/>
+          <w:szCs w:val="32"/>
+        </w:rPr>
+      </w:pPr>
       <w:r>
         <w:rPr>
           <w:rFonts w:ascii="TH Sarabun New" w:eastAsia="Sarabun" w:hAnsi="TH Sarabun New" w:cs="TH Sarabun New"/>
@@ -3053,6 +3242,17 @@
           <w:sz w:val="32"/>
           <w:szCs w:val="32"/>
         </w:rPr>
+        <w:t xml:space="preserve">    </w:t>
+      </w:r>
+      <w:r>
+        <w:rPr>
+          <w:rFonts w:ascii="TH Sarabun New" w:eastAsia="Sarabun" w:hAnsi="TH Sarabun New" w:cs="TH Sarabun New"/>
+          <w:b/>
+          <w:bCs/>
+          <w:noProof/>
+          <w:sz w:val="32"/>
+          <w:szCs w:val="32"/>
+        </w:rPr>
         <w:tab/>
       </w:r>
       <w:r>
@@ -3460,7 +3660,7 @@
       <w:pPr>
         <w:spacing w:after="0" w:line="240" w:lineRule="auto"/>
         <w:rPr>
-          <w:rFonts w:ascii="TH Sarabun New" w:eastAsia="Sarabun" w:hAnsi="TH Sarabun New" w:cs="TH Sarabun New" w:hint="cs"/>
+          <w:rFonts w:ascii="TH Sarabun New" w:eastAsia="Sarabun" w:hAnsi="TH Sarabun New" w:cs="TH Sarabun New"/>
           <w:noProof/>
           <w:sz w:val="32"/>
           <w:szCs w:val="32"/>
@@ -3686,7 +3886,7 @@
         <w:spacing w:after="0" w:line="240" w:lineRule="auto"/>
         <w:ind w:left="720"/>
         <w:rPr>
-          <w:rFonts w:ascii="TH Sarabun New" w:eastAsia="Sarabun" w:hAnsi="TH Sarabun New" w:cs="TH Sarabun New" w:hint="cs"/>
+          <w:rFonts w:ascii="TH Sarabun New" w:eastAsia="Sarabun" w:hAnsi="TH Sarabun New" w:cs="TH Sarabun New"/>
           <w:noProof/>
           <w:color w:val="000000" w:themeColor="text1"/>
           <w:sz w:val="32"/>
@@ -4014,11 +4214,12 @@
       <w:pPr>
         <w:spacing w:after="0" w:line="240" w:lineRule="auto"/>
         <w:rPr>
-          <w:rFonts w:ascii="TH Sarabun New" w:eastAsia="Sarabun" w:hAnsi="TH Sarabun New" w:cs="TH Sarabun New"/>
+          <w:rFonts w:ascii="TH Sarabun New" w:eastAsia="Sarabun" w:hAnsi="TH Sarabun New" w:cs="TH Sarabun New" w:hint="cs"/>
           <w:noProof/>
           <w:color w:val="000000"/>
           <w:sz w:val="32"/>
           <w:szCs w:val="32"/>
+          <w:cs/>
         </w:rPr>
       </w:pPr>
       <w:r>
@@ -4030,176 +4231,85 @@
           <w:szCs w:val="32"/>
         </w:rPr>
         <w:tab/>
-        <w:t>12.2 ...................................</w:t>
-      </w:r>
-    </w:p>
-    <w:p>
-      <w:pPr>
-        <w:spacing w:after="0" w:line="240" w:lineRule="auto"/>
-        <w:rPr>
-          <w:rFonts w:ascii="TH Sarabun New" w:eastAsia="Sarabun" w:hAnsi="TH Sarabun New" w:cs="TH Sarabun New"/>
+        <w:t>12.2</w:t>
+      </w:r>
+      <w:r>
+        <w:rPr>
+          <w:rFonts w:ascii="TH Sarabun New" w:eastAsia="Sarabun" w:hAnsi="TH Sarabun New" w:cs="TH Sarabun New" w:hint="cs"/>
           <w:noProof/>
           <w:color w:val="000000"/>
           <w:sz w:val="32"/>
           <w:szCs w:val="32"/>
-        </w:rPr>
-      </w:pPr>
-      <w:r>
-        <w:rPr>
-          <w:rFonts w:ascii="TH Sarabun New" w:eastAsia="Sarabun" w:hAnsi="TH Sarabun New" w:cs="TH Sarabun New"/>
-          <w:noProof/>
-          <w:color w:val="000000"/>
-          <w:sz w:val="32"/>
-          <w:szCs w:val="32"/>
-        </w:rPr>
-        <w:tab/>
-        <w:t>12.3 ...................................</w:t>
-      </w:r>
-    </w:p>
-    <w:p>
-      <w:pPr>
-        <w:spacing w:after="0" w:line="240" w:lineRule="auto"/>
-        <w:rPr>
-          <w:rFonts w:ascii="TH Sarabun New" w:eastAsia="Sarabun" w:hAnsi="TH Sarabun New" w:cs="TH Sarabun New"/>
-          <w:noProof/>
-          <w:color w:val="FF0000"/>
-          <w:sz w:val="32"/>
-          <w:szCs w:val="32"/>
-        </w:rPr>
-      </w:pPr>
-      <w:r>
-        <w:rPr>
-          <w:rFonts w:ascii="TH Sarabun New" w:eastAsia="Sarabun" w:hAnsi="TH Sarabun New" w:cs="TH Sarabun New"/>
-          <w:noProof/>
-          <w:sz w:val="32"/>
-          <w:szCs w:val="32"/>
-        </w:rPr>
-        <w:t>(</w:t>
-      </w:r>
-      <w:r>
-        <w:rPr>
-          <w:rFonts w:ascii="TH Sarabun New" w:eastAsia="Sarabun" w:hAnsi="TH Sarabun New" w:cs="TH Sarabun New"/>
-          <w:noProof/>
-          <w:color w:val="FF0000"/>
-          <w:sz w:val="32"/>
-          <w:szCs w:val="32"/>
-        </w:rPr>
-        <w:t>นำลิ้งเว็บในการหาข้อมูลมาวาง เป็นข้อๆ เอาเส้นใต้ออก และเปลี่ยนสีเป็นสีดำ )</w:t>
-      </w:r>
-      <w:r>
-        <w:rPr>
-          <w:rFonts w:ascii="TH Sarabun New" w:eastAsia="Sarabun" w:hAnsi="TH Sarabun New" w:cs="TH Sarabun New"/>
-          <w:noProof/>
-          <w:color w:val="FF0000"/>
-          <w:sz w:val="32"/>
-          <w:szCs w:val="32"/>
-        </w:rPr>
-        <w:br/>
-      </w:r>
-      <w:r>
-        <w:rPr>
-          <w:rFonts w:ascii="TH Sarabun New" w:eastAsia="Sarabun" w:hAnsi="TH Sarabun New" w:cs="TH Sarabun New"/>
-          <w:noProof/>
-          <w:sz w:val="32"/>
-          <w:szCs w:val="32"/>
-        </w:rPr>
-        <w:t>(</w:t>
-      </w:r>
-      <w:r>
-        <w:rPr>
-          <w:rFonts w:ascii="TH Sarabun New" w:eastAsia="Sarabun" w:hAnsi="TH Sarabun New" w:cs="TH Sarabun New"/>
-          <w:noProof/>
-          <w:color w:val="FF0000"/>
-          <w:sz w:val="32"/>
-          <w:szCs w:val="32"/>
-        </w:rPr>
-        <w:t>ถ้าลิ้งยาวมากให้ ไปย่อลิ้งใน Google ก่อนแล้วค่อยเอามาใส่ )</w:t>
-      </w:r>
-    </w:p>
-    <w:p>
-      <w:pPr>
-        <w:spacing w:after="0" w:line="240" w:lineRule="auto"/>
-        <w:rPr>
-          <w:rFonts w:ascii="TH Sarabun New" w:eastAsia="Sarabun" w:hAnsi="TH Sarabun New" w:cs="TH Sarabun New"/>
-          <w:noProof/>
-          <w:color w:val="FF0000"/>
-          <w:sz w:val="32"/>
-          <w:szCs w:val="32"/>
-        </w:rPr>
-      </w:pPr>
-    </w:p>
-    <w:p>
-      <w:pPr>
-        <w:spacing w:after="0" w:line="240" w:lineRule="auto"/>
-        <w:rPr>
-          <w:rFonts w:ascii="TH Sarabun New" w:eastAsia="Sarabun" w:hAnsi="TH Sarabun New" w:cs="TH Sarabun New"/>
-          <w:noProof/>
-          <w:sz w:val="32"/>
-          <w:szCs w:val="32"/>
-        </w:rPr>
-      </w:pPr>
-    </w:p>
-    <w:p>
-      <w:pPr>
-        <w:spacing w:after="0" w:line="240" w:lineRule="auto"/>
-        <w:rPr>
-          <w:rFonts w:ascii="TH Sarabun New" w:eastAsia="Sarabun" w:hAnsi="TH Sarabun New" w:cs="TH Sarabun New"/>
-          <w:noProof/>
-          <w:sz w:val="32"/>
-          <w:szCs w:val="32"/>
-        </w:rPr>
-      </w:pPr>
-    </w:p>
-    <w:p>
-      <w:pPr>
-        <w:spacing w:after="0" w:line="240" w:lineRule="auto"/>
-        <w:rPr>
-          <w:rFonts w:ascii="TH Sarabun New" w:eastAsia="Sarabun" w:hAnsi="TH Sarabun New" w:cs="TH Sarabun New"/>
-          <w:noProof/>
-          <w:sz w:val="32"/>
-          <w:szCs w:val="32"/>
-        </w:rPr>
-      </w:pPr>
-    </w:p>
-    <w:p>
-      <w:pPr>
-        <w:spacing w:after="0" w:line="240" w:lineRule="auto"/>
-        <w:rPr>
-          <w:rFonts w:ascii="TH Sarabun New" w:eastAsia="Sarabun" w:hAnsi="TH Sarabun New" w:cs="TH Sarabun New"/>
-          <w:noProof/>
-          <w:sz w:val="32"/>
-          <w:szCs w:val="32"/>
-        </w:rPr>
-      </w:pPr>
-    </w:p>
-    <w:p>
-      <w:pPr>
-        <w:spacing w:after="0" w:line="240" w:lineRule="auto"/>
-        <w:rPr>
-          <w:rFonts w:ascii="TH Sarabun New" w:eastAsia="Sarabun" w:hAnsi="TH Sarabun New" w:cs="TH Sarabun New"/>
-          <w:noProof/>
-          <w:sz w:val="32"/>
-          <w:szCs w:val="32"/>
-        </w:rPr>
-      </w:pPr>
-    </w:p>
-    <w:p>
-      <w:pPr>
-        <w:spacing w:after="0" w:line="240" w:lineRule="auto"/>
-        <w:rPr>
-          <w:rFonts w:ascii="TH Sarabun New" w:eastAsia="Sarabun" w:hAnsi="TH Sarabun New" w:cs="TH Sarabun New"/>
-          <w:noProof/>
-          <w:sz w:val="32"/>
-          <w:szCs w:val="32"/>
-        </w:rPr>
-      </w:pPr>
-    </w:p>
-    <w:p>
-      <w:pPr>
-        <w:spacing w:after="0" w:line="240" w:lineRule="auto"/>
-        <w:rPr>
-          <w:rFonts w:ascii="TH Sarabun New" w:eastAsia="Sarabun" w:hAnsi="TH Sarabun New" w:cs="TH Sarabun New"/>
-          <w:noProof/>
+          <w:cs/>
+        </w:rPr>
+        <w:t xml:space="preserve"> ข้อมูลเกี่ยวกับเครื่องมือที่ใช้ในการพัฒนาชิ้นงาน</w:t>
+      </w:r>
+    </w:p>
+    <w:p>
+      <w:pPr>
+        <w:spacing w:after="0" w:line="240" w:lineRule="auto"/>
+        <w:ind w:firstLine="720"/>
+        <w:rPr>
+          <w:rFonts w:ascii="TH Sarabun New" w:eastAsia="Sarabun" w:hAnsi="TH Sarabun New" w:cs="TH Sarabun New"/>
+          <w:noProof/>
+          <w:color w:val="000000" w:themeColor="text1"/>
+          <w:sz w:val="32"/>
+          <w:szCs w:val="32"/>
+          <w:lang w:val="en-US"/>
+        </w:rPr>
+      </w:pPr>
+      <w:r>
+        <w:rPr>
+          <w:rFonts w:ascii="TH Sarabun New" w:eastAsia="Sarabun" w:hAnsi="TH Sarabun New" w:cs="TH Sarabun New" w:hint="cs"/>
+          <w:noProof/>
+          <w:color w:val="000000" w:themeColor="text1"/>
+          <w:sz w:val="32"/>
+          <w:szCs w:val="32"/>
+          <w:cs/>
+        </w:rPr>
+        <w:lastRenderedPageBreak/>
+        <w:t xml:space="preserve">จาก </w:t>
+      </w:r>
+      <w:r>
+        <w:rPr>
+          <w:rFonts w:ascii="TH Sarabun New" w:eastAsia="Sarabun" w:hAnsi="TH Sarabun New" w:cs="TH Sarabun New"/>
+          <w:noProof/>
+          <w:color w:val="000000" w:themeColor="text1"/>
+          <w:sz w:val="32"/>
+          <w:szCs w:val="32"/>
+        </w:rPr>
+        <w:t>https://code.visualstudio.com/</w:t>
+      </w:r>
+    </w:p>
+    <w:p>
+      <w:pPr>
+        <w:rPr>
+          <w:rFonts w:ascii="TH Sarabun New" w:eastAsia="Sarabun" w:hAnsi="TH Sarabun New" w:cs="TH Sarabun New"/>
+          <w:noProof/>
+          <w:color w:val="000000" w:themeColor="text1"/>
+          <w:sz w:val="32"/>
+          <w:szCs w:val="32"/>
+        </w:rPr>
+      </w:pPr>
+      <w:r>
+        <w:rPr>
+          <w:rFonts w:ascii="TH Sarabun New" w:eastAsia="Sarabun" w:hAnsi="TH Sarabun New" w:cs="TH Sarabun New"/>
+          <w:noProof/>
+          <w:color w:val="000000" w:themeColor="text1"/>
+          <w:sz w:val="32"/>
+          <w:szCs w:val="32"/>
+        </w:rPr>
+        <w:br w:type="page"/>
+      </w:r>
+    </w:p>
+    <w:p>
+      <w:pPr>
+        <w:spacing w:after="0" w:line="240" w:lineRule="auto"/>
+        <w:ind w:firstLine="720"/>
+        <w:rPr>
+          <w:rFonts w:ascii="TH Sarabun New" w:eastAsia="Sarabun" w:hAnsi="TH Sarabun New" w:cs="TH Sarabun New" w:hint="cs"/>
+          <w:noProof/>
+          <w:color w:val="000000" w:themeColor="text1"/>
           <w:sz w:val="32"/>
           <w:szCs w:val="32"/>
         </w:rPr>
@@ -4223,47 +4333,44 @@
           <w:sz w:val="32"/>
           <w:szCs w:val="32"/>
         </w:rPr>
-        <w:t xml:space="preserve">            ลงชื่อ  </w:t>
-      </w:r>
-      <w:r>
-        <w:rPr>
-          <w:rFonts w:ascii="TH Sarabun New" w:eastAsia="Sarabun" w:hAnsi="TH Sarabun New" w:cs="TH Sarabun New"/>
-          <w:noProof/>
-          <w:color w:val="FF0000"/>
-          <w:sz w:val="32"/>
-          <w:szCs w:val="32"/>
-        </w:rPr>
-        <w:t>(ชื่อ-นามสกุล)</w:t>
-      </w:r>
-      <w:r>
-        <w:rPr>
-          <w:rFonts w:ascii="TH Sarabun New" w:eastAsia="Sarabun" w:hAnsi="TH Sarabun New" w:cs="TH Sarabun New"/>
-          <w:noProof/>
-          <w:sz w:val="32"/>
-          <w:szCs w:val="32"/>
-        </w:rPr>
-        <w:tab/>
-        <w:t xml:space="preserve">  </w:t>
-      </w:r>
-    </w:p>
-    <w:p>
-      <w:pPr>
-        <w:spacing w:after="0" w:line="240" w:lineRule="auto"/>
-        <w:rPr>
-          <w:rFonts w:ascii="TH Sarabun New" w:eastAsia="Sarabun" w:hAnsi="TH Sarabun New" w:cs="TH Sarabun New"/>
-          <w:noProof/>
-          <w:sz w:val="32"/>
-          <w:szCs w:val="32"/>
-        </w:rPr>
-      </w:pPr>
-      <w:r>
-        <w:rPr>
-          <w:rFonts w:ascii="TH Sarabun New" w:eastAsia="Sarabun" w:hAnsi="TH Sarabun New" w:cs="TH Sarabun New"/>
-          <w:noProof/>
-          <w:sz w:val="32"/>
-          <w:szCs w:val="32"/>
-        </w:rPr>
-        <w:lastRenderedPageBreak/>
+        <w:t xml:space="preserve"> </w:t>
+      </w:r>
+      <w:r>
+        <w:rPr>
+          <w:rFonts w:ascii="TH Sarabun New" w:eastAsia="Sarabun" w:hAnsi="TH Sarabun New" w:cs="TH Sarabun New"/>
+          <w:noProof/>
+          <w:sz w:val="32"/>
+          <w:szCs w:val="32"/>
+        </w:rPr>
+        <w:t>ลงชื่อ</w:t>
+      </w:r>
+      <w:r>
+        <w:rPr>
+          <w:rFonts w:ascii="TH Sarabun New" w:eastAsia="Sarabun" w:hAnsi="TH Sarabun New" w:cs="TH Sarabun New"/>
+          <w:noProof/>
+          <w:sz w:val="32"/>
+          <w:szCs w:val="32"/>
+        </w:rPr>
+        <w:t>...............................................</w:t>
+      </w:r>
+    </w:p>
+    <w:p>
+      <w:pPr>
+        <w:spacing w:after="0" w:line="240" w:lineRule="auto"/>
+        <w:rPr>
+          <w:rFonts w:ascii="TH Sarabun New" w:eastAsia="Sarabun" w:hAnsi="TH Sarabun New" w:cs="TH Sarabun New"/>
+          <w:noProof/>
+          <w:sz w:val="32"/>
+          <w:szCs w:val="32"/>
+        </w:rPr>
+      </w:pPr>
+      <w:r>
+        <w:rPr>
+          <w:rFonts w:ascii="TH Sarabun New" w:eastAsia="Sarabun" w:hAnsi="TH Sarabun New" w:cs="TH Sarabun New"/>
+          <w:noProof/>
+          <w:sz w:val="32"/>
+          <w:szCs w:val="32"/>
+        </w:rPr>
         <w:tab/>
       </w:r>
       <w:r>

--- a/1-แบบเสนอโครงร่าง (1).docx
+++ b/1-แบบเสนอโครงร่าง (1).docx
@@ -1666,7 +1666,7 @@
       <w:pPr>
         <w:spacing w:after="0" w:line="240" w:lineRule="auto"/>
         <w:rPr>
-          <w:rFonts w:ascii="TH Sarabun New" w:eastAsia="Sarabun" w:hAnsi="TH Sarabun New" w:cs="TH Sarabun New" w:hint="cs"/>
+          <w:rFonts w:ascii="TH Sarabun New" w:eastAsia="Sarabun" w:hAnsi="TH Sarabun New" w:cs="TH Sarabun New"/>
           <w:b/>
           <w:bCs/>
           <w:noProof/>
@@ -1690,7 +1690,7 @@
       <w:pPr>
         <w:spacing w:after="0" w:line="240" w:lineRule="auto"/>
         <w:rPr>
-          <w:rFonts w:ascii="TH Sarabun New" w:eastAsia="Sarabun" w:hAnsi="TH Sarabun New" w:cs="TH Sarabun New" w:hint="cs"/>
+          <w:rFonts w:ascii="TH Sarabun New" w:eastAsia="Sarabun" w:hAnsi="TH Sarabun New" w:cs="TH Sarabun New"/>
           <w:noProof/>
           <w:color w:val="000000" w:themeColor="text1"/>
           <w:sz w:val="32"/>
@@ -1968,25 +1968,13 @@
     <w:p>
       <w:pPr>
         <w:spacing w:after="0" w:line="240" w:lineRule="auto"/>
-        <w:ind w:firstLine="720"/>
-        <w:rPr>
-          <w:rFonts w:ascii="TH Sarabun New" w:eastAsia="Sarabun" w:hAnsi="TH Sarabun New" w:cs="TH Sarabun New" w:hint="cs"/>
+        <w:rPr>
+          <w:rFonts w:ascii="TH Sarabun New" w:eastAsia="Sarabun" w:hAnsi="TH Sarabun New" w:cs="TH Sarabun New"/>
           <w:noProof/>
           <w:color w:val="0070C0"/>
           <w:sz w:val="32"/>
           <w:szCs w:val="32"/>
           <w:lang w:val="en-US"/>
-        </w:rPr>
-      </w:pPr>
-    </w:p>
-    <w:p>
-      <w:pPr>
-        <w:spacing w:after="0" w:line="240" w:lineRule="auto"/>
-        <w:rPr>
-          <w:rFonts w:ascii="TH Sarabun New" w:eastAsia="Sarabun" w:hAnsi="TH Sarabun New" w:cs="TH Sarabun New"/>
-          <w:noProof/>
-          <w:sz w:val="32"/>
-          <w:szCs w:val="32"/>
         </w:rPr>
       </w:pPr>
     </w:p>
@@ -2009,6 +1997,7 @@
           <w:sz w:val="32"/>
           <w:szCs w:val="32"/>
         </w:rPr>
+        <w:lastRenderedPageBreak/>
         <w:t xml:space="preserve">8. ขอบเขตของโครงงาน  </w:t>
       </w:r>
     </w:p>
@@ -2073,31 +2062,880 @@
     <w:p>
       <w:pPr>
         <w:spacing w:after="0" w:line="240" w:lineRule="auto"/>
-        <w:rPr>
-          <w:rFonts w:ascii="TH Sarabun New" w:eastAsia="Sarabun" w:hAnsi="TH Sarabun New" w:cs="TH Sarabun New"/>
-          <w:noProof/>
-          <w:sz w:val="32"/>
-          <w:szCs w:val="32"/>
-        </w:rPr>
-      </w:pPr>
-      <w:r>
-        <w:rPr>
-          <w:rFonts w:ascii="TH Sarabun New" w:eastAsia="Sarabun" w:hAnsi="TH Sarabun New" w:cs="TH Sarabun New"/>
-          <w:noProof/>
-          <w:sz w:val="32"/>
-          <w:szCs w:val="32"/>
+        <w:ind w:left="720" w:firstLine="720"/>
+        <w:rPr>
+          <w:rFonts w:ascii="TH Sarabun New" w:eastAsia="Sarabun" w:hAnsi="TH Sarabun New" w:cs="TH Sarabun New"/>
+          <w:noProof/>
+          <w:sz w:val="32"/>
+          <w:szCs w:val="32"/>
+          <w:lang w:val="en-US"/>
+        </w:rPr>
+      </w:pPr>
+      <w:r>
+        <w:rPr>
+          <w:rFonts w:ascii="TH Sarabun New" w:eastAsia="Sarabun" w:hAnsi="TH Sarabun New" w:cs="TH Sarabun New"/>
+          <w:noProof/>
+          <w:sz w:val="32"/>
+          <w:szCs w:val="32"/>
+          <w:lang w:val="en-US"/>
+        </w:rPr>
+        <w:t>8.1.1</w:t>
+      </w:r>
+      <w:r>
+        <w:rPr>
+          <w:rFonts w:ascii="TH Sarabun New" w:eastAsia="Sarabun" w:hAnsi="TH Sarabun New" w:cs="TH Sarabun New" w:hint="cs"/>
+          <w:noProof/>
+          <w:sz w:val="32"/>
+          <w:szCs w:val="32"/>
+          <w:cs/>
+          <w:lang w:val="en-US"/>
+        </w:rPr>
+        <w:t xml:space="preserve"> หน้าหลัก</w:t>
+      </w:r>
+    </w:p>
+    <w:p>
+      <w:pPr>
+        <w:spacing w:after="0" w:line="240" w:lineRule="auto"/>
+        <w:ind w:left="720" w:firstLine="720"/>
+        <w:rPr>
+          <w:rFonts w:ascii="TH Sarabun New" w:eastAsia="Sarabun" w:hAnsi="TH Sarabun New" w:cs="TH Sarabun New"/>
+          <w:noProof/>
+          <w:sz w:val="32"/>
+          <w:szCs w:val="32"/>
+          <w:lang w:val="en-US"/>
+        </w:rPr>
+      </w:pPr>
+      <w:r>
+        <w:rPr>
+          <w:rFonts w:ascii="TH Sarabun New" w:eastAsia="Sarabun" w:hAnsi="TH Sarabun New" w:cs="TH Sarabun New"/>
+          <w:noProof/>
+          <w:sz w:val="32"/>
+          <w:szCs w:val="32"/>
+          <w:lang w:val="en-US"/>
         </w:rPr>
         <w:tab/>
-      </w:r>
-      <w:r>
-        <w:rPr>
-          <w:rFonts w:ascii="TH Sarabun New" w:eastAsia="Sarabun" w:hAnsi="TH Sarabun New" w:cs="TH Sarabun New"/>
-          <w:noProof/>
-          <w:sz w:val="32"/>
-          <w:szCs w:val="32"/>
-        </w:rPr>
-        <w:tab/>
-        <w:t>8.1.1 ..........................</w:t>
+        <w:t>8.1.1.1 Search</w:t>
+      </w:r>
+      <w:r>
+        <w:rPr>
+          <w:rFonts w:ascii="TH Sarabun New" w:eastAsia="Sarabun" w:hAnsi="TH Sarabun New" w:cs="TH Sarabun New" w:hint="cs"/>
+          <w:noProof/>
+          <w:sz w:val="32"/>
+          <w:szCs w:val="32"/>
+          <w:cs/>
+          <w:lang w:val="en-US"/>
+        </w:rPr>
+        <w:t xml:space="preserve"> </w:t>
+      </w:r>
+      <w:r>
+        <w:rPr>
+          <w:rFonts w:ascii="TH Sarabun New" w:eastAsia="Sarabun" w:hAnsi="TH Sarabun New" w:cs="TH Sarabun New"/>
+          <w:noProof/>
+          <w:sz w:val="32"/>
+          <w:szCs w:val="32"/>
+          <w:lang w:val="en-US"/>
+        </w:rPr>
+        <w:t xml:space="preserve">engine </w:t>
+      </w:r>
+      <w:r>
+        <w:rPr>
+          <w:rFonts w:ascii="TH Sarabun New" w:eastAsia="Sarabun" w:hAnsi="TH Sarabun New" w:cs="TH Sarabun New" w:hint="cs"/>
+          <w:noProof/>
+          <w:sz w:val="32"/>
+          <w:szCs w:val="32"/>
+          <w:cs/>
+          <w:lang w:val="en-US"/>
+        </w:rPr>
+        <w:t>ระบบค้นหาข้อมูลพืชที่มีในเว็บ</w:t>
+      </w:r>
+    </w:p>
+    <w:p>
+      <w:pPr>
+        <w:spacing w:after="0" w:line="240" w:lineRule="auto"/>
+        <w:ind w:left="1440" w:firstLine="720"/>
+        <w:rPr>
+          <w:rFonts w:ascii="TH Sarabun New" w:eastAsia="Sarabun" w:hAnsi="TH Sarabun New" w:cs="TH Sarabun New" w:hint="cs"/>
+          <w:noProof/>
+          <w:sz w:val="32"/>
+          <w:szCs w:val="32"/>
+          <w:cs/>
+          <w:lang w:val="en-US"/>
+        </w:rPr>
+      </w:pPr>
+      <w:r>
+        <w:rPr>
+          <w:rFonts w:ascii="TH Sarabun New" w:eastAsia="Sarabun" w:hAnsi="TH Sarabun New" w:cs="TH Sarabun New"/>
+          <w:noProof/>
+          <w:sz w:val="32"/>
+          <w:szCs w:val="32"/>
+          <w:lang w:val="en-US"/>
+        </w:rPr>
+        <w:t>8.1.1.</w:t>
+      </w:r>
+      <w:r>
+        <w:rPr>
+          <w:rFonts w:ascii="TH Sarabun New" w:eastAsia="Sarabun" w:hAnsi="TH Sarabun New" w:cs="TH Sarabun New"/>
+          <w:noProof/>
+          <w:sz w:val="32"/>
+          <w:szCs w:val="32"/>
+          <w:lang w:val="en-US"/>
+        </w:rPr>
+        <w:t>2</w:t>
+      </w:r>
+      <w:r>
+        <w:rPr>
+          <w:rFonts w:ascii="TH Sarabun New" w:eastAsia="Sarabun" w:hAnsi="TH Sarabun New" w:cs="TH Sarabun New"/>
+          <w:noProof/>
+          <w:sz w:val="32"/>
+          <w:szCs w:val="32"/>
+          <w:lang w:val="en-US"/>
+        </w:rPr>
+        <w:t xml:space="preserve"> </w:t>
+      </w:r>
+      <w:r>
+        <w:rPr>
+          <w:rFonts w:ascii="TH Sarabun New" w:eastAsia="Sarabun" w:hAnsi="TH Sarabun New" w:cs="TH Sarabun New"/>
+          <w:noProof/>
+          <w:sz w:val="32"/>
+          <w:szCs w:val="32"/>
+          <w:lang w:val="en-US"/>
+        </w:rPr>
+        <w:t xml:space="preserve">Featured Plants </w:t>
+      </w:r>
+      <w:r>
+        <w:rPr>
+          <w:rFonts w:ascii="TH Sarabun New" w:eastAsia="Sarabun" w:hAnsi="TH Sarabun New" w:cs="TH Sarabun New" w:hint="cs"/>
+          <w:noProof/>
+          <w:sz w:val="32"/>
+          <w:szCs w:val="32"/>
+          <w:cs/>
+          <w:lang w:val="en-US"/>
+        </w:rPr>
+        <w:t>พืชพันธุ์ที่น่าสนใจ</w:t>
+      </w:r>
+    </w:p>
+    <w:p>
+      <w:pPr>
+        <w:spacing w:after="0" w:line="240" w:lineRule="auto"/>
+        <w:ind w:left="1440" w:firstLine="720"/>
+        <w:rPr>
+          <w:rFonts w:ascii="TH Sarabun New" w:eastAsia="Sarabun" w:hAnsi="TH Sarabun New" w:cs="TH Sarabun New" w:hint="cs"/>
+          <w:noProof/>
+          <w:sz w:val="32"/>
+          <w:szCs w:val="32"/>
+          <w:cs/>
+          <w:lang w:val="en-US"/>
+        </w:rPr>
+      </w:pPr>
+      <w:r>
+        <w:rPr>
+          <w:rFonts w:ascii="TH Sarabun New" w:eastAsia="Sarabun" w:hAnsi="TH Sarabun New" w:cs="TH Sarabun New"/>
+          <w:noProof/>
+          <w:sz w:val="32"/>
+          <w:szCs w:val="32"/>
+          <w:lang w:val="en-US"/>
+        </w:rPr>
+        <w:t>8.1.1.</w:t>
+      </w:r>
+      <w:r>
+        <w:rPr>
+          <w:rFonts w:ascii="TH Sarabun New" w:eastAsia="Sarabun" w:hAnsi="TH Sarabun New" w:cs="TH Sarabun New"/>
+          <w:noProof/>
+          <w:sz w:val="32"/>
+          <w:szCs w:val="32"/>
+          <w:lang w:val="en-US"/>
+        </w:rPr>
+        <w:t>3</w:t>
+      </w:r>
+      <w:r>
+        <w:rPr>
+          <w:rFonts w:ascii="TH Sarabun New" w:eastAsia="Sarabun" w:hAnsi="TH Sarabun New" w:cs="TH Sarabun New"/>
+          <w:noProof/>
+          <w:sz w:val="32"/>
+          <w:szCs w:val="32"/>
+          <w:lang w:val="en-US"/>
+        </w:rPr>
+        <w:t xml:space="preserve"> Interactive Guide </w:t>
+      </w:r>
+      <w:r>
+        <w:rPr>
+          <w:rFonts w:ascii="TH Sarabun New" w:eastAsia="Sarabun" w:hAnsi="TH Sarabun New" w:cs="TH Sarabun New" w:hint="cs"/>
+          <w:noProof/>
+          <w:sz w:val="32"/>
+          <w:szCs w:val="32"/>
+          <w:cs/>
+          <w:lang w:val="en-US"/>
+        </w:rPr>
+        <w:t>คำแนะนำในการใช้เว็บ</w:t>
+      </w:r>
+    </w:p>
+    <w:p>
+      <w:pPr>
+        <w:spacing w:after="0" w:line="240" w:lineRule="auto"/>
+        <w:ind w:left="720" w:firstLine="720"/>
+        <w:rPr>
+          <w:rFonts w:ascii="TH Sarabun New" w:eastAsia="Sarabun" w:hAnsi="TH Sarabun New" w:cs="TH Sarabun New"/>
+          <w:noProof/>
+          <w:sz w:val="32"/>
+          <w:szCs w:val="32"/>
+          <w:lang w:val="en-US"/>
+        </w:rPr>
+      </w:pPr>
+      <w:r>
+        <w:rPr>
+          <w:rFonts w:ascii="TH Sarabun New" w:eastAsia="Sarabun" w:hAnsi="TH Sarabun New" w:cs="TH Sarabun New"/>
+          <w:noProof/>
+          <w:sz w:val="32"/>
+          <w:szCs w:val="32"/>
+          <w:lang w:val="en-US"/>
+        </w:rPr>
+        <w:t>8.1.</w:t>
+      </w:r>
+      <w:r>
+        <w:rPr>
+          <w:rFonts w:ascii="TH Sarabun New" w:eastAsia="Sarabun" w:hAnsi="TH Sarabun New" w:cs="TH Sarabun New"/>
+          <w:noProof/>
+          <w:sz w:val="32"/>
+          <w:szCs w:val="32"/>
+          <w:lang w:val="en-US"/>
+        </w:rPr>
+        <w:t>2</w:t>
+      </w:r>
+      <w:r>
+        <w:rPr>
+          <w:rFonts w:ascii="TH Sarabun New" w:eastAsia="Sarabun" w:hAnsi="TH Sarabun New" w:cs="TH Sarabun New" w:hint="cs"/>
+          <w:noProof/>
+          <w:sz w:val="32"/>
+          <w:szCs w:val="32"/>
+          <w:cs/>
+          <w:lang w:val="en-US"/>
+        </w:rPr>
+        <w:t xml:space="preserve"> พืชสมุนไพร</w:t>
+      </w:r>
+    </w:p>
+    <w:p>
+      <w:pPr>
+        <w:spacing w:after="0" w:line="240" w:lineRule="auto"/>
+        <w:ind w:left="1440" w:firstLine="720"/>
+        <w:rPr>
+          <w:rFonts w:ascii="TH Sarabun New" w:eastAsia="Sarabun" w:hAnsi="TH Sarabun New" w:cs="TH Sarabun New"/>
+          <w:noProof/>
+          <w:sz w:val="32"/>
+          <w:szCs w:val="32"/>
+          <w:lang w:val="en-US"/>
+        </w:rPr>
+      </w:pPr>
+      <w:r>
+        <w:rPr>
+          <w:rFonts w:ascii="TH Sarabun New" w:eastAsia="Sarabun" w:hAnsi="TH Sarabun New" w:cs="TH Sarabun New"/>
+          <w:noProof/>
+          <w:sz w:val="32"/>
+          <w:szCs w:val="32"/>
+          <w:lang w:val="en-US"/>
+        </w:rPr>
+        <w:t xml:space="preserve">8.1.1.1 </w:t>
+      </w:r>
+      <w:r>
+        <w:rPr>
+          <w:rFonts w:ascii="TH Sarabun New" w:eastAsia="Sarabun" w:hAnsi="TH Sarabun New" w:cs="TH Sarabun New" w:hint="cs"/>
+          <w:noProof/>
+          <w:sz w:val="32"/>
+          <w:szCs w:val="32"/>
+          <w:cs/>
+          <w:lang w:val="en-US"/>
+        </w:rPr>
+        <w:t>สมุนไพรประจำบ้าน</w:t>
+      </w:r>
+    </w:p>
+    <w:p>
+      <w:pPr>
+        <w:spacing w:after="0" w:line="240" w:lineRule="auto"/>
+        <w:ind w:left="1440" w:firstLine="720"/>
+        <w:rPr>
+          <w:rFonts w:ascii="TH Sarabun New" w:eastAsia="Sarabun" w:hAnsi="TH Sarabun New" w:cs="TH Sarabun New" w:hint="cs"/>
+          <w:noProof/>
+          <w:sz w:val="32"/>
+          <w:szCs w:val="32"/>
+          <w:cs/>
+          <w:lang w:val="en-US"/>
+        </w:rPr>
+      </w:pPr>
+      <w:r>
+        <w:rPr>
+          <w:rFonts w:ascii="TH Sarabun New" w:eastAsia="Sarabun" w:hAnsi="TH Sarabun New" w:cs="TH Sarabun New"/>
+          <w:noProof/>
+          <w:sz w:val="32"/>
+          <w:szCs w:val="32"/>
+          <w:lang w:val="en-US"/>
+        </w:rPr>
+        <w:t xml:space="preserve">8.1.1.2 </w:t>
+      </w:r>
+      <w:r>
+        <w:rPr>
+          <w:rFonts w:ascii="TH Sarabun New" w:eastAsia="Sarabun" w:hAnsi="TH Sarabun New" w:cs="TH Sarabun New" w:hint="cs"/>
+          <w:noProof/>
+          <w:sz w:val="32"/>
+          <w:szCs w:val="32"/>
+          <w:cs/>
+          <w:lang w:val="en-US"/>
+        </w:rPr>
+        <w:t>สมุนไพร</w:t>
+      </w:r>
+      <w:r>
+        <w:rPr>
+          <w:rFonts w:ascii="TH Sarabun New" w:eastAsia="Sarabun" w:hAnsi="TH Sarabun New" w:cs="TH Sarabun New" w:hint="cs"/>
+          <w:noProof/>
+          <w:sz w:val="32"/>
+          <w:szCs w:val="32"/>
+          <w:cs/>
+          <w:lang w:val="en-US"/>
+        </w:rPr>
+        <w:t>เฉพาะทาง</w:t>
+      </w:r>
+    </w:p>
+    <w:p>
+      <w:pPr>
+        <w:spacing w:after="0" w:line="240" w:lineRule="auto"/>
+        <w:ind w:left="1440" w:firstLine="720"/>
+        <w:rPr>
+          <w:rFonts w:ascii="TH Sarabun New" w:eastAsia="Sarabun" w:hAnsi="TH Sarabun New" w:cs="TH Sarabun New" w:hint="cs"/>
+          <w:noProof/>
+          <w:sz w:val="32"/>
+          <w:szCs w:val="32"/>
+          <w:lang w:val="en-US"/>
+        </w:rPr>
+      </w:pPr>
+      <w:r>
+        <w:rPr>
+          <w:rFonts w:ascii="TH Sarabun New" w:eastAsia="Sarabun" w:hAnsi="TH Sarabun New" w:cs="TH Sarabun New"/>
+          <w:noProof/>
+          <w:sz w:val="32"/>
+          <w:szCs w:val="32"/>
+          <w:lang w:val="en-US"/>
+        </w:rPr>
+        <w:t xml:space="preserve">8.1.1.3 </w:t>
+      </w:r>
+      <w:r>
+        <w:rPr>
+          <w:rFonts w:ascii="TH Sarabun New" w:eastAsia="Sarabun" w:hAnsi="TH Sarabun New" w:cs="TH Sarabun New" w:hint="cs"/>
+          <w:noProof/>
+          <w:sz w:val="32"/>
+          <w:szCs w:val="32"/>
+          <w:cs/>
+          <w:lang w:val="en-US"/>
+        </w:rPr>
+        <w:t>สมุนไพรบำรุงสุขภาพ</w:t>
+      </w:r>
+    </w:p>
+    <w:p>
+      <w:pPr>
+        <w:spacing w:after="0" w:line="240" w:lineRule="auto"/>
+        <w:ind w:left="720" w:firstLine="720"/>
+        <w:rPr>
+          <w:rFonts w:ascii="TH Sarabun New" w:eastAsia="Sarabun" w:hAnsi="TH Sarabun New" w:cs="TH Sarabun New"/>
+          <w:noProof/>
+          <w:sz w:val="32"/>
+          <w:szCs w:val="32"/>
+          <w:lang w:val="en-US"/>
+        </w:rPr>
+      </w:pPr>
+      <w:r>
+        <w:rPr>
+          <w:rFonts w:ascii="TH Sarabun New" w:eastAsia="Sarabun" w:hAnsi="TH Sarabun New" w:cs="TH Sarabun New"/>
+          <w:noProof/>
+          <w:sz w:val="32"/>
+          <w:szCs w:val="32"/>
+          <w:lang w:val="en-US"/>
+        </w:rPr>
+        <w:t>8.1.</w:t>
+      </w:r>
+      <w:r>
+        <w:rPr>
+          <w:rFonts w:ascii="TH Sarabun New" w:eastAsia="Sarabun" w:hAnsi="TH Sarabun New" w:cs="TH Sarabun New"/>
+          <w:noProof/>
+          <w:sz w:val="32"/>
+          <w:szCs w:val="32"/>
+          <w:lang w:val="en-US"/>
+        </w:rPr>
+        <w:t>3</w:t>
+      </w:r>
+      <w:r>
+        <w:rPr>
+          <w:rFonts w:ascii="TH Sarabun New" w:eastAsia="Sarabun" w:hAnsi="TH Sarabun New" w:cs="TH Sarabun New" w:hint="cs"/>
+          <w:noProof/>
+          <w:sz w:val="32"/>
+          <w:szCs w:val="32"/>
+          <w:cs/>
+          <w:lang w:val="en-US"/>
+        </w:rPr>
+        <w:t xml:space="preserve"> พืชอาหาร</w:t>
+      </w:r>
+    </w:p>
+    <w:p>
+      <w:pPr>
+        <w:spacing w:after="0" w:line="240" w:lineRule="auto"/>
+        <w:ind w:left="1440" w:firstLine="720"/>
+        <w:rPr>
+          <w:rFonts w:ascii="TH Sarabun New" w:eastAsia="Sarabun" w:hAnsi="TH Sarabun New" w:cs="TH Sarabun New" w:hint="cs"/>
+          <w:noProof/>
+          <w:sz w:val="32"/>
+          <w:szCs w:val="32"/>
+          <w:lang w:val="en-US"/>
+        </w:rPr>
+      </w:pPr>
+      <w:r>
+        <w:rPr>
+          <w:rFonts w:ascii="TH Sarabun New" w:eastAsia="Sarabun" w:hAnsi="TH Sarabun New" w:cs="TH Sarabun New"/>
+          <w:noProof/>
+          <w:sz w:val="32"/>
+          <w:szCs w:val="32"/>
+          <w:lang w:val="en-US"/>
+        </w:rPr>
+        <w:t xml:space="preserve">8.1.1.1 </w:t>
+      </w:r>
+      <w:r>
+        <w:rPr>
+          <w:rFonts w:ascii="TH Sarabun New" w:eastAsia="Sarabun" w:hAnsi="TH Sarabun New" w:cs="TH Sarabun New" w:hint="cs"/>
+          <w:noProof/>
+          <w:sz w:val="32"/>
+          <w:szCs w:val="32"/>
+          <w:cs/>
+          <w:lang w:val="en-US"/>
+        </w:rPr>
+        <w:t>ผักพื้นบ้านและผักริมรั้ว</w:t>
+      </w:r>
+    </w:p>
+    <w:p>
+      <w:pPr>
+        <w:spacing w:after="0" w:line="240" w:lineRule="auto"/>
+        <w:ind w:left="1440" w:firstLine="720"/>
+        <w:rPr>
+          <w:rFonts w:ascii="TH Sarabun New" w:eastAsia="Sarabun" w:hAnsi="TH Sarabun New" w:cs="TH Sarabun New" w:hint="cs"/>
+          <w:noProof/>
+          <w:sz w:val="32"/>
+          <w:szCs w:val="32"/>
+          <w:cs/>
+          <w:lang w:val="en-US"/>
+        </w:rPr>
+      </w:pPr>
+      <w:r>
+        <w:rPr>
+          <w:rFonts w:ascii="TH Sarabun New" w:eastAsia="Sarabun" w:hAnsi="TH Sarabun New" w:cs="TH Sarabun New"/>
+          <w:noProof/>
+          <w:sz w:val="32"/>
+          <w:szCs w:val="32"/>
+          <w:lang w:val="en-US"/>
+        </w:rPr>
+        <w:t xml:space="preserve">8.1.1.2 Featured Plants </w:t>
+      </w:r>
+      <w:r>
+        <w:rPr>
+          <w:rFonts w:ascii="TH Sarabun New" w:eastAsia="Sarabun" w:hAnsi="TH Sarabun New" w:cs="TH Sarabun New" w:hint="cs"/>
+          <w:noProof/>
+          <w:sz w:val="32"/>
+          <w:szCs w:val="32"/>
+          <w:cs/>
+          <w:lang w:val="en-US"/>
+        </w:rPr>
+        <w:t>พืชพันธุ์ที่น่าสนใจ</w:t>
+      </w:r>
+    </w:p>
+    <w:p>
+      <w:pPr>
+        <w:spacing w:after="0" w:line="240" w:lineRule="auto"/>
+        <w:ind w:left="1440" w:firstLine="720"/>
+        <w:rPr>
+          <w:rFonts w:ascii="TH Sarabun New" w:eastAsia="Sarabun" w:hAnsi="TH Sarabun New" w:cs="TH Sarabun New" w:hint="cs"/>
+          <w:noProof/>
+          <w:sz w:val="32"/>
+          <w:szCs w:val="32"/>
+          <w:lang w:val="en-US"/>
+        </w:rPr>
+      </w:pPr>
+      <w:r>
+        <w:rPr>
+          <w:rFonts w:ascii="TH Sarabun New" w:eastAsia="Sarabun" w:hAnsi="TH Sarabun New" w:cs="TH Sarabun New"/>
+          <w:noProof/>
+          <w:sz w:val="32"/>
+          <w:szCs w:val="32"/>
+          <w:lang w:val="en-US"/>
+        </w:rPr>
+        <w:t xml:space="preserve">8.1.1.3 Interactive Guide </w:t>
+      </w:r>
+      <w:r>
+        <w:rPr>
+          <w:rFonts w:ascii="TH Sarabun New" w:eastAsia="Sarabun" w:hAnsi="TH Sarabun New" w:cs="TH Sarabun New" w:hint="cs"/>
+          <w:noProof/>
+          <w:sz w:val="32"/>
+          <w:szCs w:val="32"/>
+          <w:cs/>
+          <w:lang w:val="en-US"/>
+        </w:rPr>
+        <w:t>คำแนะนำในการใช้เว็บ</w:t>
+      </w:r>
+    </w:p>
+    <w:p>
+      <w:pPr>
+        <w:spacing w:after="0" w:line="240" w:lineRule="auto"/>
+        <w:ind w:left="720" w:firstLine="720"/>
+        <w:rPr>
+          <w:rFonts w:ascii="TH Sarabun New" w:eastAsia="Sarabun" w:hAnsi="TH Sarabun New" w:cs="TH Sarabun New"/>
+          <w:noProof/>
+          <w:sz w:val="32"/>
+          <w:szCs w:val="32"/>
+          <w:lang w:val="en-US"/>
+        </w:rPr>
+      </w:pPr>
+      <w:r>
+        <w:rPr>
+          <w:rFonts w:ascii="TH Sarabun New" w:eastAsia="Sarabun" w:hAnsi="TH Sarabun New" w:cs="TH Sarabun New"/>
+          <w:noProof/>
+          <w:sz w:val="32"/>
+          <w:szCs w:val="32"/>
+          <w:lang w:val="en-US"/>
+        </w:rPr>
+        <w:t>8.1.</w:t>
+      </w:r>
+      <w:r>
+        <w:rPr>
+          <w:rFonts w:ascii="TH Sarabun New" w:eastAsia="Sarabun" w:hAnsi="TH Sarabun New" w:cs="TH Sarabun New"/>
+          <w:noProof/>
+          <w:sz w:val="32"/>
+          <w:szCs w:val="32"/>
+          <w:lang w:val="en-US"/>
+        </w:rPr>
+        <w:t>4</w:t>
+      </w:r>
+      <w:r>
+        <w:rPr>
+          <w:rFonts w:ascii="TH Sarabun New" w:eastAsia="Sarabun" w:hAnsi="TH Sarabun New" w:cs="TH Sarabun New" w:hint="cs"/>
+          <w:noProof/>
+          <w:sz w:val="32"/>
+          <w:szCs w:val="32"/>
+          <w:cs/>
+          <w:lang w:val="en-US"/>
+        </w:rPr>
+        <w:t xml:space="preserve"> พืชเศรษฐกิจ</w:t>
+      </w:r>
+    </w:p>
+    <w:p>
+      <w:pPr>
+        <w:spacing w:after="0" w:line="240" w:lineRule="auto"/>
+        <w:ind w:left="1440" w:firstLine="720"/>
+        <w:rPr>
+          <w:rFonts w:ascii="TH Sarabun New" w:eastAsia="Sarabun" w:hAnsi="TH Sarabun New" w:cs="TH Sarabun New" w:hint="cs"/>
+          <w:noProof/>
+          <w:sz w:val="32"/>
+          <w:szCs w:val="32"/>
+          <w:lang w:val="en-US"/>
+        </w:rPr>
+      </w:pPr>
+      <w:r>
+        <w:rPr>
+          <w:rFonts w:ascii="TH Sarabun New" w:eastAsia="Sarabun" w:hAnsi="TH Sarabun New" w:cs="TH Sarabun New"/>
+          <w:noProof/>
+          <w:sz w:val="32"/>
+          <w:szCs w:val="32"/>
+          <w:lang w:val="en-US"/>
+        </w:rPr>
+        <w:t xml:space="preserve">8.1.1.1 </w:t>
+      </w:r>
+      <w:r>
+        <w:rPr>
+          <w:rFonts w:ascii="TH Sarabun New" w:eastAsia="Sarabun" w:hAnsi="TH Sarabun New" w:cs="TH Sarabun New" w:hint="cs"/>
+          <w:noProof/>
+          <w:sz w:val="32"/>
+          <w:szCs w:val="32"/>
+          <w:cs/>
+          <w:lang w:val="en-US"/>
+        </w:rPr>
+        <w:t>พืชไร่และพืชแปรรูปเศรษฐกิจ</w:t>
+      </w:r>
+    </w:p>
+    <w:p>
+      <w:pPr>
+        <w:spacing w:after="0" w:line="240" w:lineRule="auto"/>
+        <w:ind w:left="1440" w:firstLine="720"/>
+        <w:rPr>
+          <w:rFonts w:ascii="TH Sarabun New" w:eastAsia="Sarabun" w:hAnsi="TH Sarabun New" w:cs="TH Sarabun New" w:hint="cs"/>
+          <w:noProof/>
+          <w:sz w:val="32"/>
+          <w:szCs w:val="32"/>
+          <w:cs/>
+          <w:lang w:val="en-US"/>
+        </w:rPr>
+      </w:pPr>
+      <w:r>
+        <w:rPr>
+          <w:rFonts w:ascii="TH Sarabun New" w:eastAsia="Sarabun" w:hAnsi="TH Sarabun New" w:cs="TH Sarabun New"/>
+          <w:noProof/>
+          <w:sz w:val="32"/>
+          <w:szCs w:val="32"/>
+          <w:lang w:val="en-US"/>
+        </w:rPr>
+        <w:t xml:space="preserve">8.1.1.2 </w:t>
+      </w:r>
+      <w:r>
+        <w:rPr>
+          <w:rFonts w:ascii="TH Sarabun New" w:eastAsia="Sarabun" w:hAnsi="TH Sarabun New" w:cs="TH Sarabun New" w:hint="cs"/>
+          <w:noProof/>
+          <w:sz w:val="32"/>
+          <w:szCs w:val="32"/>
+          <w:cs/>
+          <w:lang w:val="en-US"/>
+        </w:rPr>
+        <w:t>พืชเส้นใยและงานจักสาน</w:t>
+      </w:r>
+    </w:p>
+    <w:p>
+      <w:pPr>
+        <w:spacing w:after="0" w:line="240" w:lineRule="auto"/>
+        <w:ind w:left="1440" w:firstLine="720"/>
+        <w:rPr>
+          <w:rFonts w:ascii="TH Sarabun New" w:eastAsia="Sarabun" w:hAnsi="TH Sarabun New" w:cs="TH Sarabun New" w:hint="cs"/>
+          <w:noProof/>
+          <w:sz w:val="32"/>
+          <w:szCs w:val="32"/>
+          <w:cs/>
+          <w:lang w:val="en-US"/>
+        </w:rPr>
+      </w:pPr>
+      <w:r>
+        <w:rPr>
+          <w:rFonts w:ascii="TH Sarabun New" w:eastAsia="Sarabun" w:hAnsi="TH Sarabun New" w:cs="TH Sarabun New"/>
+          <w:noProof/>
+          <w:sz w:val="32"/>
+          <w:szCs w:val="32"/>
+          <w:lang w:val="en-US"/>
+        </w:rPr>
+        <w:t xml:space="preserve">8.1.1.3 </w:t>
+      </w:r>
+      <w:r>
+        <w:rPr>
+          <w:rFonts w:ascii="TH Sarabun New" w:eastAsia="Sarabun" w:hAnsi="TH Sarabun New" w:cs="TH Sarabun New" w:hint="cs"/>
+          <w:noProof/>
+          <w:sz w:val="32"/>
+          <w:szCs w:val="32"/>
+          <w:cs/>
+          <w:lang w:val="en-US"/>
+        </w:rPr>
+        <w:t>พืชสกัดและอุตสาหกรรม</w:t>
+      </w:r>
+    </w:p>
+    <w:p>
+      <w:pPr>
+        <w:spacing w:after="0" w:line="240" w:lineRule="auto"/>
+        <w:ind w:left="720" w:firstLine="720"/>
+        <w:rPr>
+          <w:rFonts w:ascii="TH Sarabun New" w:eastAsia="Sarabun" w:hAnsi="TH Sarabun New" w:cs="TH Sarabun New"/>
+          <w:noProof/>
+          <w:sz w:val="32"/>
+          <w:szCs w:val="32"/>
+          <w:lang w:val="en-US"/>
+        </w:rPr>
+      </w:pPr>
+      <w:r>
+        <w:rPr>
+          <w:rFonts w:ascii="TH Sarabun New" w:eastAsia="Sarabun" w:hAnsi="TH Sarabun New" w:cs="TH Sarabun New"/>
+          <w:noProof/>
+          <w:sz w:val="32"/>
+          <w:szCs w:val="32"/>
+          <w:lang w:val="en-US"/>
+        </w:rPr>
+        <w:t>8.1.</w:t>
+      </w:r>
+      <w:r>
+        <w:rPr>
+          <w:rFonts w:ascii="TH Sarabun New" w:eastAsia="Sarabun" w:hAnsi="TH Sarabun New" w:cs="TH Sarabun New"/>
+          <w:noProof/>
+          <w:sz w:val="32"/>
+          <w:szCs w:val="32"/>
+          <w:lang w:val="en-US"/>
+        </w:rPr>
+        <w:t>5</w:t>
+      </w:r>
+      <w:r>
+        <w:rPr>
+          <w:rFonts w:ascii="TH Sarabun New" w:eastAsia="Sarabun" w:hAnsi="TH Sarabun New" w:cs="TH Sarabun New" w:hint="cs"/>
+          <w:noProof/>
+          <w:sz w:val="32"/>
+          <w:szCs w:val="32"/>
+          <w:cs/>
+          <w:lang w:val="en-US"/>
+        </w:rPr>
+        <w:t xml:space="preserve"> พืช</w:t>
+      </w:r>
+      <w:r>
+        <w:rPr>
+          <w:rFonts w:ascii="TH Sarabun New" w:eastAsia="Sarabun" w:hAnsi="TH Sarabun New" w:cs="TH Sarabun New" w:hint="cs"/>
+          <w:noProof/>
+          <w:sz w:val="32"/>
+          <w:szCs w:val="32"/>
+          <w:cs/>
+          <w:lang w:val="en-US"/>
+        </w:rPr>
+        <w:t>ไม้ประดับ</w:t>
+      </w:r>
+    </w:p>
+    <w:p>
+      <w:pPr>
+        <w:spacing w:after="0" w:line="240" w:lineRule="auto"/>
+        <w:ind w:left="1440" w:firstLine="720"/>
+        <w:rPr>
+          <w:rFonts w:ascii="TH Sarabun New" w:eastAsia="Sarabun" w:hAnsi="TH Sarabun New" w:cs="TH Sarabun New" w:hint="cs"/>
+          <w:noProof/>
+          <w:sz w:val="32"/>
+          <w:szCs w:val="32"/>
+          <w:lang w:val="en-US"/>
+        </w:rPr>
+      </w:pPr>
+      <w:r>
+        <w:rPr>
+          <w:rFonts w:ascii="TH Sarabun New" w:eastAsia="Sarabun" w:hAnsi="TH Sarabun New" w:cs="TH Sarabun New"/>
+          <w:noProof/>
+          <w:sz w:val="32"/>
+          <w:szCs w:val="32"/>
+          <w:lang w:val="en-US"/>
+        </w:rPr>
+        <w:t xml:space="preserve">8.1.1.1 </w:t>
+      </w:r>
+      <w:r>
+        <w:rPr>
+          <w:rFonts w:ascii="TH Sarabun New" w:eastAsia="Sarabun" w:hAnsi="TH Sarabun New" w:cs="TH Sarabun New" w:hint="cs"/>
+          <w:noProof/>
+          <w:sz w:val="32"/>
+          <w:szCs w:val="32"/>
+          <w:cs/>
+          <w:lang w:val="en-US"/>
+        </w:rPr>
+        <w:t>ไม้ดอกไทยและพืชแปรรูปหลัก</w:t>
+      </w:r>
+    </w:p>
+    <w:p>
+      <w:pPr>
+        <w:spacing w:after="0" w:line="240" w:lineRule="auto"/>
+        <w:ind w:left="1440" w:firstLine="720"/>
+        <w:rPr>
+          <w:rFonts w:ascii="TH Sarabun New" w:eastAsia="Sarabun" w:hAnsi="TH Sarabun New" w:cs="TH Sarabun New" w:hint="cs"/>
+          <w:noProof/>
+          <w:sz w:val="32"/>
+          <w:szCs w:val="32"/>
+          <w:cs/>
+          <w:lang w:val="en-US"/>
+        </w:rPr>
+      </w:pPr>
+      <w:r>
+        <w:rPr>
+          <w:rFonts w:ascii="TH Sarabun New" w:eastAsia="Sarabun" w:hAnsi="TH Sarabun New" w:cs="TH Sarabun New"/>
+          <w:noProof/>
+          <w:sz w:val="32"/>
+          <w:szCs w:val="32"/>
+          <w:lang w:val="en-US"/>
+        </w:rPr>
+        <w:t xml:space="preserve">8.1.1.2 </w:t>
+      </w:r>
+      <w:r>
+        <w:rPr>
+          <w:rFonts w:ascii="TH Sarabun New" w:eastAsia="Sarabun" w:hAnsi="TH Sarabun New" w:cs="TH Sarabun New" w:hint="cs"/>
+          <w:noProof/>
+          <w:sz w:val="32"/>
+          <w:szCs w:val="32"/>
+          <w:cs/>
+          <w:lang w:val="en-US"/>
+        </w:rPr>
+        <w:t>ไม้มงมลและความเชื่อ</w:t>
+      </w:r>
+    </w:p>
+    <w:p>
+      <w:pPr>
+        <w:spacing w:after="0" w:line="240" w:lineRule="auto"/>
+        <w:ind w:left="1440" w:firstLine="720"/>
+        <w:rPr>
+          <w:rFonts w:ascii="TH Sarabun New" w:eastAsia="Sarabun" w:hAnsi="TH Sarabun New" w:cs="TH Sarabun New" w:hint="cs"/>
+          <w:noProof/>
+          <w:sz w:val="32"/>
+          <w:szCs w:val="32"/>
+          <w:lang w:val="en-US"/>
+        </w:rPr>
+      </w:pPr>
+      <w:r>
+        <w:rPr>
+          <w:rFonts w:ascii="TH Sarabun New" w:eastAsia="Sarabun" w:hAnsi="TH Sarabun New" w:cs="TH Sarabun New"/>
+          <w:noProof/>
+          <w:sz w:val="32"/>
+          <w:szCs w:val="32"/>
+          <w:lang w:val="en-US"/>
+        </w:rPr>
+        <w:t xml:space="preserve">8.1.1.3 </w:t>
+      </w:r>
+      <w:r>
+        <w:rPr>
+          <w:rFonts w:ascii="TH Sarabun New" w:eastAsia="Sarabun" w:hAnsi="TH Sarabun New" w:cs="TH Sarabun New" w:hint="cs"/>
+          <w:noProof/>
+          <w:sz w:val="32"/>
+          <w:szCs w:val="32"/>
+          <w:cs/>
+          <w:lang w:val="en-US"/>
+        </w:rPr>
+        <w:t>ไม้จัดสวน</w:t>
+      </w:r>
+    </w:p>
+    <w:p>
+      <w:pPr>
+        <w:spacing w:after="0" w:line="240" w:lineRule="auto"/>
+        <w:rPr>
+          <w:rFonts w:ascii="TH Sarabun New" w:eastAsia="Sarabun" w:hAnsi="TH Sarabun New" w:cs="TH Sarabun New"/>
+          <w:noProof/>
+          <w:sz w:val="32"/>
+          <w:szCs w:val="32"/>
+          <w:lang w:val="en-US"/>
+        </w:rPr>
+      </w:pPr>
+    </w:p>
+    <w:p>
+      <w:pPr>
+        <w:spacing w:after="0" w:line="240" w:lineRule="auto"/>
+        <w:ind w:firstLine="720"/>
+        <w:rPr>
+          <w:rFonts w:ascii="TH Sarabun New" w:eastAsia="Sarabun" w:hAnsi="TH Sarabun New" w:cs="TH Sarabun New"/>
+          <w:noProof/>
+          <w:color w:val="000000"/>
+          <w:sz w:val="32"/>
+          <w:szCs w:val="32"/>
+        </w:rPr>
+      </w:pPr>
+      <w:r>
+        <w:rPr>
+          <w:rFonts w:ascii="TH Sarabun New" w:eastAsia="Sarabun" w:hAnsi="TH Sarabun New" w:cs="TH Sarabun New"/>
+          <w:noProof/>
+          <w:color w:val="000000"/>
+          <w:sz w:val="32"/>
+          <w:szCs w:val="32"/>
+        </w:rPr>
+        <w:t>8.2.  วัสดุ อุปกรณ์ เครื่องมือหรือโปรแกรมหรือที่ใช้ในการพัฒนา ได้แก่</w:t>
+      </w:r>
+    </w:p>
+    <w:p>
+      <w:pPr>
+        <w:spacing w:after="0" w:line="240" w:lineRule="auto"/>
+        <w:ind w:left="720" w:firstLine="720"/>
+        <w:rPr>
+          <w:rFonts w:ascii="TH Sarabun New" w:eastAsia="Sarabun" w:hAnsi="TH Sarabun New" w:cs="TH Sarabun New"/>
+          <w:noProof/>
+          <w:color w:val="000000" w:themeColor="text1"/>
+          <w:sz w:val="32"/>
+          <w:szCs w:val="32"/>
+        </w:rPr>
+      </w:pPr>
+      <w:r>
+        <w:rPr>
+          <w:rFonts w:ascii="TH Sarabun New" w:eastAsia="Sarabun" w:hAnsi="TH Sarabun New" w:cs="TH Sarabun New"/>
+          <w:noProof/>
+          <w:color w:val="000000" w:themeColor="text1"/>
+          <w:sz w:val="32"/>
+          <w:szCs w:val="32"/>
+        </w:rPr>
+        <w:t>8.2.1 เครื่องคอมพิวเตอร์</w:t>
       </w:r>
     </w:p>
     <w:p>
@@ -2107,36 +2945,31 @@
         <w:rPr>
           <w:rFonts w:ascii="TH Sarabun New" w:eastAsia="Sarabun" w:hAnsi="TH Sarabun New" w:cs="TH Sarabun New"/>
           <w:noProof/>
-          <w:sz w:val="32"/>
-          <w:szCs w:val="32"/>
-        </w:rPr>
-      </w:pPr>
-      <w:r>
-        <w:rPr>
-          <w:rFonts w:ascii="TH Sarabun New" w:eastAsia="Sarabun" w:hAnsi="TH Sarabun New" w:cs="TH Sarabun New"/>
-          <w:noProof/>
-          <w:sz w:val="32"/>
-          <w:szCs w:val="32"/>
-        </w:rPr>
-        <w:t>8.1.</w:t>
-      </w:r>
-      <w:r>
-        <w:rPr>
-          <w:rFonts w:ascii="TH Sarabun New" w:eastAsia="Sarabun" w:hAnsi="TH Sarabun New" w:cs="TH Sarabun New"/>
-          <w:noProof/>
-          <w:sz w:val="32"/>
-          <w:szCs w:val="32"/>
-        </w:rPr>
-        <w:t>1.1</w:t>
-      </w:r>
-      <w:r>
-        <w:rPr>
-          <w:rFonts w:ascii="TH Sarabun New" w:eastAsia="Sarabun" w:hAnsi="TH Sarabun New" w:cs="TH Sarabun New"/>
-          <w:noProof/>
-          <w:sz w:val="32"/>
-          <w:szCs w:val="32"/>
-        </w:rPr>
-        <w:t xml:space="preserve"> ..........................</w:t>
+          <w:color w:val="000000" w:themeColor="text1"/>
+          <w:sz w:val="32"/>
+          <w:szCs w:val="32"/>
+        </w:rPr>
+      </w:pPr>
+      <w:r>
+        <w:rPr>
+          <w:rFonts w:ascii="TH Sarabun New" w:eastAsia="Sarabun" w:hAnsi="TH Sarabun New" w:cs="TH Sarabun New"/>
+          <w:noProof/>
+          <w:color w:val="000000" w:themeColor="text1"/>
+          <w:sz w:val="32"/>
+          <w:szCs w:val="32"/>
+          <w:lang w:val="en-US"/>
+        </w:rPr>
+        <w:t xml:space="preserve">Processer </w:t>
+      </w:r>
+      <w:r>
+        <w:rPr>
+          <w:rFonts w:ascii="TH Sarabun New" w:eastAsia="Sarabun" w:hAnsi="TH Sarabun New" w:cs="TH Sarabun New"/>
+          <w:noProof/>
+          <w:color w:val="000000" w:themeColor="text1"/>
+          <w:sz w:val="32"/>
+          <w:szCs w:val="32"/>
+        </w:rPr>
+        <w:t>Intel(R) Core(TM) i5-14400F</w:t>
       </w:r>
     </w:p>
     <w:p>
@@ -2146,36 +2979,22 @@
         <w:rPr>
           <w:rFonts w:ascii="TH Sarabun New" w:eastAsia="Sarabun" w:hAnsi="TH Sarabun New" w:cs="TH Sarabun New"/>
           <w:noProof/>
-          <w:sz w:val="32"/>
-          <w:szCs w:val="32"/>
-        </w:rPr>
-      </w:pPr>
-      <w:r>
-        <w:rPr>
-          <w:rFonts w:ascii="TH Sarabun New" w:eastAsia="Sarabun" w:hAnsi="TH Sarabun New" w:cs="TH Sarabun New"/>
-          <w:noProof/>
-          <w:sz w:val="32"/>
-          <w:szCs w:val="32"/>
-        </w:rPr>
-        <w:t>8.1.</w:t>
-      </w:r>
-      <w:r>
-        <w:rPr>
-          <w:rFonts w:ascii="TH Sarabun New" w:eastAsia="Sarabun" w:hAnsi="TH Sarabun New" w:cs="TH Sarabun New"/>
-          <w:noProof/>
-          <w:sz w:val="32"/>
-          <w:szCs w:val="32"/>
-        </w:rPr>
-        <w:t>1.2</w:t>
-      </w:r>
-      <w:r>
-        <w:rPr>
-          <w:rFonts w:ascii="TH Sarabun New" w:eastAsia="Sarabun" w:hAnsi="TH Sarabun New" w:cs="TH Sarabun New"/>
-          <w:noProof/>
-          <w:sz w:val="32"/>
-          <w:szCs w:val="32"/>
-        </w:rPr>
-        <w:t>..........................</w:t>
+          <w:color w:val="000000" w:themeColor="text1"/>
+          <w:sz w:val="32"/>
+          <w:szCs w:val="32"/>
+          <w:cs/>
+          <w:lang w:val="en-US"/>
+        </w:rPr>
+      </w:pPr>
+      <w:r>
+        <w:rPr>
+          <w:rFonts w:ascii="TH Sarabun New" w:eastAsia="Sarabun" w:hAnsi="TH Sarabun New" w:cs="TH Sarabun New"/>
+          <w:noProof/>
+          <w:color w:val="000000" w:themeColor="text1"/>
+          <w:sz w:val="32"/>
+          <w:szCs w:val="32"/>
+        </w:rPr>
+        <w:t>NVIDIA GeForce RTX 5060</w:t>
       </w:r>
     </w:p>
     <w:p>
@@ -2185,727 +3004,41 @@
         <w:rPr>
           <w:rFonts w:ascii="TH Sarabun New" w:eastAsia="Sarabun" w:hAnsi="TH Sarabun New" w:cs="TH Sarabun New"/>
           <w:noProof/>
-          <w:sz w:val="32"/>
-          <w:szCs w:val="32"/>
-        </w:rPr>
-      </w:pPr>
-      <w:r>
-        <w:rPr>
-          <w:rFonts w:ascii="TH Sarabun New" w:eastAsia="Sarabun" w:hAnsi="TH Sarabun New" w:cs="TH Sarabun New"/>
-          <w:noProof/>
-          <w:sz w:val="32"/>
-          <w:szCs w:val="32"/>
-        </w:rPr>
-        <w:t>8.1.</w:t>
-      </w:r>
-      <w:r>
-        <w:rPr>
-          <w:rFonts w:ascii="TH Sarabun New" w:eastAsia="Sarabun" w:hAnsi="TH Sarabun New" w:cs="TH Sarabun New"/>
-          <w:noProof/>
-          <w:sz w:val="32"/>
-          <w:szCs w:val="32"/>
-        </w:rPr>
-        <w:t>1.3</w:t>
-      </w:r>
-      <w:r>
-        <w:rPr>
-          <w:rFonts w:ascii="TH Sarabun New" w:eastAsia="Sarabun" w:hAnsi="TH Sarabun New" w:cs="TH Sarabun New"/>
-          <w:noProof/>
-          <w:sz w:val="32"/>
-          <w:szCs w:val="32"/>
-        </w:rPr>
-        <w:t>..........................</w:t>
-      </w:r>
-    </w:p>
-    <w:p>
-      <w:pPr>
-        <w:spacing w:after="0" w:line="240" w:lineRule="auto"/>
-        <w:ind w:left="1440"/>
-        <w:rPr>
-          <w:rFonts w:ascii="TH Sarabun New" w:eastAsia="Sarabun" w:hAnsi="TH Sarabun New" w:cs="TH Sarabun New"/>
-          <w:noProof/>
-          <w:sz w:val="32"/>
-          <w:szCs w:val="32"/>
-        </w:rPr>
-      </w:pPr>
-      <w:r>
-        <w:rPr>
-          <w:rFonts w:ascii="TH Sarabun New" w:eastAsia="Sarabun" w:hAnsi="TH Sarabun New" w:cs="TH Sarabun New"/>
-          <w:noProof/>
-          <w:sz w:val="32"/>
-          <w:szCs w:val="32"/>
-        </w:rPr>
-        <w:t>8.</w:t>
-      </w:r>
-      <w:r>
-        <w:rPr>
-          <w:rFonts w:ascii="TH Sarabun New" w:eastAsia="Sarabun" w:hAnsi="TH Sarabun New" w:cs="TH Sarabun New"/>
-          <w:noProof/>
-          <w:sz w:val="32"/>
-          <w:szCs w:val="32"/>
-        </w:rPr>
-        <w:t>2</w:t>
-      </w:r>
-      <w:r>
-        <w:rPr>
-          <w:rFonts w:ascii="TH Sarabun New" w:eastAsia="Sarabun" w:hAnsi="TH Sarabun New" w:cs="TH Sarabun New"/>
-          <w:noProof/>
-          <w:sz w:val="32"/>
-          <w:szCs w:val="32"/>
-        </w:rPr>
-        <w:t>.</w:t>
-      </w:r>
-      <w:r>
-        <w:rPr>
-          <w:rFonts w:ascii="TH Sarabun New" w:eastAsia="Sarabun" w:hAnsi="TH Sarabun New" w:cs="TH Sarabun New"/>
-          <w:noProof/>
-          <w:sz w:val="32"/>
-          <w:szCs w:val="32"/>
-        </w:rPr>
-        <w:t>1</w:t>
-      </w:r>
-      <w:r>
-        <w:rPr>
-          <w:rFonts w:ascii="TH Sarabun New" w:eastAsia="Sarabun" w:hAnsi="TH Sarabun New" w:cs="TH Sarabun New"/>
-          <w:noProof/>
-          <w:sz w:val="32"/>
-          <w:szCs w:val="32"/>
-        </w:rPr>
-        <w:t xml:space="preserve"> ..........................</w:t>
-      </w:r>
-    </w:p>
-    <w:p>
-      <w:pPr>
-        <w:spacing w:after="0" w:line="240" w:lineRule="auto"/>
-        <w:ind w:left="2160"/>
-        <w:rPr>
-          <w:rFonts w:ascii="TH Sarabun New" w:eastAsia="Sarabun" w:hAnsi="TH Sarabun New" w:cs="TH Sarabun New"/>
-          <w:noProof/>
-          <w:sz w:val="32"/>
-          <w:szCs w:val="32"/>
-        </w:rPr>
-      </w:pPr>
-      <w:r>
-        <w:rPr>
-          <w:rFonts w:ascii="TH Sarabun New" w:eastAsia="Sarabun" w:hAnsi="TH Sarabun New" w:cs="TH Sarabun New"/>
-          <w:noProof/>
-          <w:sz w:val="32"/>
-          <w:szCs w:val="32"/>
-        </w:rPr>
-        <w:t>8.1.</w:t>
-      </w:r>
-      <w:r>
-        <w:rPr>
-          <w:rFonts w:ascii="TH Sarabun New" w:eastAsia="Sarabun" w:hAnsi="TH Sarabun New" w:cs="TH Sarabun New"/>
-          <w:noProof/>
-          <w:sz w:val="32"/>
-          <w:szCs w:val="32"/>
-        </w:rPr>
-        <w:t>1.1</w:t>
-      </w:r>
-      <w:r>
-        <w:rPr>
-          <w:rFonts w:ascii="TH Sarabun New" w:eastAsia="Sarabun" w:hAnsi="TH Sarabun New" w:cs="TH Sarabun New"/>
-          <w:noProof/>
-          <w:sz w:val="32"/>
-          <w:szCs w:val="32"/>
-        </w:rPr>
-        <w:t xml:space="preserve"> ..........................</w:t>
-      </w:r>
-    </w:p>
-    <w:p>
-      <w:pPr>
-        <w:spacing w:after="0" w:line="240" w:lineRule="auto"/>
-        <w:ind w:left="2160"/>
-        <w:rPr>
-          <w:rFonts w:ascii="TH Sarabun New" w:eastAsia="Sarabun" w:hAnsi="TH Sarabun New" w:cs="TH Sarabun New"/>
-          <w:noProof/>
-          <w:sz w:val="32"/>
-          <w:szCs w:val="32"/>
-        </w:rPr>
-      </w:pPr>
-      <w:r>
-        <w:rPr>
-          <w:rFonts w:ascii="TH Sarabun New" w:eastAsia="Sarabun" w:hAnsi="TH Sarabun New" w:cs="TH Sarabun New"/>
-          <w:noProof/>
-          <w:sz w:val="32"/>
-          <w:szCs w:val="32"/>
-        </w:rPr>
-        <w:t>8.1.</w:t>
-      </w:r>
-      <w:r>
-        <w:rPr>
-          <w:rFonts w:ascii="TH Sarabun New" w:eastAsia="Sarabun" w:hAnsi="TH Sarabun New" w:cs="TH Sarabun New"/>
-          <w:noProof/>
-          <w:sz w:val="32"/>
-          <w:szCs w:val="32"/>
-        </w:rPr>
-        <w:t>1.2</w:t>
-      </w:r>
-      <w:r>
-        <w:rPr>
-          <w:rFonts w:ascii="TH Sarabun New" w:eastAsia="Sarabun" w:hAnsi="TH Sarabun New" w:cs="TH Sarabun New"/>
-          <w:noProof/>
-          <w:sz w:val="32"/>
-          <w:szCs w:val="32"/>
-        </w:rPr>
-        <w:t>..........................</w:t>
-      </w:r>
-    </w:p>
-    <w:p>
-      <w:pPr>
-        <w:spacing w:after="0" w:line="240" w:lineRule="auto"/>
-        <w:ind w:left="2160"/>
-        <w:rPr>
-          <w:rFonts w:ascii="TH Sarabun New" w:eastAsia="Sarabun" w:hAnsi="TH Sarabun New" w:cs="TH Sarabun New"/>
-          <w:noProof/>
-          <w:sz w:val="32"/>
-          <w:szCs w:val="32"/>
-        </w:rPr>
-      </w:pPr>
-      <w:r>
-        <w:rPr>
-          <w:rFonts w:ascii="TH Sarabun New" w:eastAsia="Sarabun" w:hAnsi="TH Sarabun New" w:cs="TH Sarabun New"/>
-          <w:noProof/>
-          <w:sz w:val="32"/>
-          <w:szCs w:val="32"/>
-        </w:rPr>
-        <w:t>8.1.</w:t>
-      </w:r>
-      <w:r>
-        <w:rPr>
-          <w:rFonts w:ascii="TH Sarabun New" w:eastAsia="Sarabun" w:hAnsi="TH Sarabun New" w:cs="TH Sarabun New"/>
-          <w:noProof/>
-          <w:sz w:val="32"/>
-          <w:szCs w:val="32"/>
-        </w:rPr>
-        <w:t>1.3</w:t>
-      </w:r>
-      <w:r>
-        <w:rPr>
-          <w:rFonts w:ascii="TH Sarabun New" w:eastAsia="Sarabun" w:hAnsi="TH Sarabun New" w:cs="TH Sarabun New"/>
-          <w:noProof/>
-          <w:sz w:val="32"/>
-          <w:szCs w:val="32"/>
-        </w:rPr>
-        <w:t>..........................</w:t>
-      </w:r>
-    </w:p>
-    <w:p>
-      <w:pPr>
-        <w:spacing w:after="0" w:line="240" w:lineRule="auto"/>
-        <w:ind w:left="1440"/>
-        <w:rPr>
-          <w:rFonts w:ascii="TH Sarabun New" w:eastAsia="Sarabun" w:hAnsi="TH Sarabun New" w:cs="TH Sarabun New"/>
-          <w:noProof/>
-          <w:sz w:val="32"/>
-          <w:szCs w:val="32"/>
-        </w:rPr>
-      </w:pPr>
-      <w:r>
-        <w:rPr>
-          <w:rFonts w:ascii="TH Sarabun New" w:eastAsia="Sarabun" w:hAnsi="TH Sarabun New" w:cs="TH Sarabun New"/>
-          <w:noProof/>
-          <w:sz w:val="32"/>
-          <w:szCs w:val="32"/>
-        </w:rPr>
-        <w:t>8.</w:t>
-      </w:r>
-      <w:r>
-        <w:rPr>
-          <w:rFonts w:ascii="TH Sarabun New" w:eastAsia="Sarabun" w:hAnsi="TH Sarabun New" w:cs="TH Sarabun New"/>
-          <w:noProof/>
-          <w:sz w:val="32"/>
-          <w:szCs w:val="32"/>
-        </w:rPr>
-        <w:t>3</w:t>
-      </w:r>
-      <w:r>
-        <w:rPr>
-          <w:rFonts w:ascii="TH Sarabun New" w:eastAsia="Sarabun" w:hAnsi="TH Sarabun New" w:cs="TH Sarabun New"/>
-          <w:noProof/>
-          <w:sz w:val="32"/>
-          <w:szCs w:val="32"/>
-        </w:rPr>
-        <w:t>.</w:t>
-      </w:r>
-      <w:r>
-        <w:rPr>
-          <w:rFonts w:ascii="TH Sarabun New" w:eastAsia="Sarabun" w:hAnsi="TH Sarabun New" w:cs="TH Sarabun New"/>
-          <w:noProof/>
-          <w:sz w:val="32"/>
-          <w:szCs w:val="32"/>
-        </w:rPr>
-        <w:t>1</w:t>
-      </w:r>
-      <w:r>
-        <w:rPr>
-          <w:rFonts w:ascii="TH Sarabun New" w:eastAsia="Sarabun" w:hAnsi="TH Sarabun New" w:cs="TH Sarabun New"/>
-          <w:noProof/>
-          <w:sz w:val="32"/>
-          <w:szCs w:val="32"/>
-        </w:rPr>
-        <w:t xml:space="preserve"> ..........................</w:t>
-      </w:r>
-    </w:p>
-    <w:p>
-      <w:pPr>
-        <w:spacing w:after="0" w:line="240" w:lineRule="auto"/>
-        <w:ind w:left="2160"/>
-        <w:rPr>
-          <w:rFonts w:ascii="TH Sarabun New" w:eastAsia="Sarabun" w:hAnsi="TH Sarabun New" w:cs="TH Sarabun New"/>
-          <w:noProof/>
-          <w:sz w:val="32"/>
-          <w:szCs w:val="32"/>
-        </w:rPr>
-      </w:pPr>
-      <w:r>
-        <w:rPr>
-          <w:rFonts w:ascii="TH Sarabun New" w:eastAsia="Sarabun" w:hAnsi="TH Sarabun New" w:cs="TH Sarabun New"/>
-          <w:noProof/>
-          <w:sz w:val="32"/>
-          <w:szCs w:val="32"/>
-        </w:rPr>
-        <w:t>8.1.</w:t>
-      </w:r>
-      <w:r>
-        <w:rPr>
-          <w:rFonts w:ascii="TH Sarabun New" w:eastAsia="Sarabun" w:hAnsi="TH Sarabun New" w:cs="TH Sarabun New"/>
-          <w:noProof/>
-          <w:sz w:val="32"/>
-          <w:szCs w:val="32"/>
-        </w:rPr>
-        <w:t>1.1</w:t>
-      </w:r>
-      <w:r>
-        <w:rPr>
-          <w:rFonts w:ascii="TH Sarabun New" w:eastAsia="Sarabun" w:hAnsi="TH Sarabun New" w:cs="TH Sarabun New"/>
-          <w:noProof/>
-          <w:sz w:val="32"/>
-          <w:szCs w:val="32"/>
-        </w:rPr>
-        <w:t xml:space="preserve"> ..........................</w:t>
-      </w:r>
-    </w:p>
-    <w:p>
-      <w:pPr>
-        <w:spacing w:after="0" w:line="240" w:lineRule="auto"/>
-        <w:ind w:left="2160"/>
-        <w:rPr>
-          <w:rFonts w:ascii="TH Sarabun New" w:eastAsia="Sarabun" w:hAnsi="TH Sarabun New" w:cs="TH Sarabun New"/>
-          <w:noProof/>
-          <w:sz w:val="32"/>
-          <w:szCs w:val="32"/>
-        </w:rPr>
-      </w:pPr>
-      <w:r>
-        <w:rPr>
-          <w:rFonts w:ascii="TH Sarabun New" w:eastAsia="Sarabun" w:hAnsi="TH Sarabun New" w:cs="TH Sarabun New"/>
-          <w:noProof/>
-          <w:sz w:val="32"/>
-          <w:szCs w:val="32"/>
-        </w:rPr>
-        <w:t>8.1.</w:t>
-      </w:r>
-      <w:r>
-        <w:rPr>
-          <w:rFonts w:ascii="TH Sarabun New" w:eastAsia="Sarabun" w:hAnsi="TH Sarabun New" w:cs="TH Sarabun New"/>
-          <w:noProof/>
-          <w:sz w:val="32"/>
-          <w:szCs w:val="32"/>
-        </w:rPr>
-        <w:t>1.2</w:t>
-      </w:r>
-      <w:r>
-        <w:rPr>
-          <w:rFonts w:ascii="TH Sarabun New" w:eastAsia="Sarabun" w:hAnsi="TH Sarabun New" w:cs="TH Sarabun New"/>
-          <w:noProof/>
-          <w:sz w:val="32"/>
-          <w:szCs w:val="32"/>
-        </w:rPr>
-        <w:t>..........................</w:t>
-      </w:r>
-    </w:p>
-    <w:p>
-      <w:pPr>
-        <w:spacing w:after="0" w:line="240" w:lineRule="auto"/>
-        <w:ind w:left="2160"/>
-        <w:rPr>
-          <w:rFonts w:ascii="TH Sarabun New" w:eastAsia="Sarabun" w:hAnsi="TH Sarabun New" w:cs="TH Sarabun New"/>
-          <w:noProof/>
-          <w:sz w:val="32"/>
-          <w:szCs w:val="32"/>
-        </w:rPr>
-      </w:pPr>
-      <w:r>
-        <w:rPr>
-          <w:rFonts w:ascii="TH Sarabun New" w:eastAsia="Sarabun" w:hAnsi="TH Sarabun New" w:cs="TH Sarabun New"/>
-          <w:noProof/>
-          <w:sz w:val="32"/>
-          <w:szCs w:val="32"/>
-        </w:rPr>
-        <w:t>8.1.</w:t>
-      </w:r>
-      <w:r>
-        <w:rPr>
-          <w:rFonts w:ascii="TH Sarabun New" w:eastAsia="Sarabun" w:hAnsi="TH Sarabun New" w:cs="TH Sarabun New"/>
-          <w:noProof/>
-          <w:sz w:val="32"/>
-          <w:szCs w:val="32"/>
-        </w:rPr>
-        <w:t>1.3</w:t>
-      </w:r>
-      <w:r>
-        <w:rPr>
-          <w:rFonts w:ascii="TH Sarabun New" w:eastAsia="Sarabun" w:hAnsi="TH Sarabun New" w:cs="TH Sarabun New"/>
-          <w:noProof/>
-          <w:sz w:val="32"/>
-          <w:szCs w:val="32"/>
-        </w:rPr>
-        <w:t>..........................</w:t>
-      </w:r>
-    </w:p>
-    <w:p>
-      <w:pPr>
-        <w:spacing w:after="0" w:line="240" w:lineRule="auto"/>
-        <w:ind w:left="1440"/>
-        <w:rPr>
-          <w:rFonts w:ascii="TH Sarabun New" w:eastAsia="Sarabun" w:hAnsi="TH Sarabun New" w:cs="TH Sarabun New"/>
-          <w:noProof/>
-          <w:sz w:val="32"/>
-          <w:szCs w:val="32"/>
-        </w:rPr>
-      </w:pPr>
-      <w:r>
-        <w:rPr>
-          <w:rFonts w:ascii="TH Sarabun New" w:eastAsia="Sarabun" w:hAnsi="TH Sarabun New" w:cs="TH Sarabun New"/>
-          <w:noProof/>
-          <w:sz w:val="32"/>
-          <w:szCs w:val="32"/>
-        </w:rPr>
-        <w:t>8.</w:t>
-      </w:r>
-      <w:r>
-        <w:rPr>
-          <w:rFonts w:ascii="TH Sarabun New" w:eastAsia="Sarabun" w:hAnsi="TH Sarabun New" w:cs="TH Sarabun New"/>
-          <w:noProof/>
-          <w:sz w:val="32"/>
-          <w:szCs w:val="32"/>
-        </w:rPr>
-        <w:t>4</w:t>
-      </w:r>
-      <w:r>
-        <w:rPr>
-          <w:rFonts w:ascii="TH Sarabun New" w:eastAsia="Sarabun" w:hAnsi="TH Sarabun New" w:cs="TH Sarabun New"/>
-          <w:noProof/>
-          <w:sz w:val="32"/>
-          <w:szCs w:val="32"/>
-        </w:rPr>
-        <w:t>.</w:t>
-      </w:r>
-      <w:r>
-        <w:rPr>
-          <w:rFonts w:ascii="TH Sarabun New" w:eastAsia="Sarabun" w:hAnsi="TH Sarabun New" w:cs="TH Sarabun New"/>
-          <w:noProof/>
-          <w:sz w:val="32"/>
-          <w:szCs w:val="32"/>
-        </w:rPr>
-        <w:t>1</w:t>
-      </w:r>
-      <w:r>
-        <w:rPr>
-          <w:rFonts w:ascii="TH Sarabun New" w:eastAsia="Sarabun" w:hAnsi="TH Sarabun New" w:cs="TH Sarabun New"/>
-          <w:noProof/>
-          <w:sz w:val="32"/>
-          <w:szCs w:val="32"/>
-        </w:rPr>
-        <w:t xml:space="preserve"> ..........................</w:t>
-      </w:r>
-    </w:p>
-    <w:p>
-      <w:pPr>
-        <w:spacing w:after="0" w:line="240" w:lineRule="auto"/>
-        <w:ind w:left="2160"/>
-        <w:rPr>
-          <w:rFonts w:ascii="TH Sarabun New" w:eastAsia="Sarabun" w:hAnsi="TH Sarabun New" w:cs="TH Sarabun New"/>
-          <w:noProof/>
-          <w:sz w:val="32"/>
-          <w:szCs w:val="32"/>
-        </w:rPr>
-      </w:pPr>
-      <w:r>
-        <w:rPr>
-          <w:rFonts w:ascii="TH Sarabun New" w:eastAsia="Sarabun" w:hAnsi="TH Sarabun New" w:cs="TH Sarabun New"/>
-          <w:noProof/>
-          <w:sz w:val="32"/>
-          <w:szCs w:val="32"/>
-        </w:rPr>
-        <w:t>8.1.</w:t>
-      </w:r>
-      <w:r>
-        <w:rPr>
-          <w:rFonts w:ascii="TH Sarabun New" w:eastAsia="Sarabun" w:hAnsi="TH Sarabun New" w:cs="TH Sarabun New"/>
-          <w:noProof/>
-          <w:sz w:val="32"/>
-          <w:szCs w:val="32"/>
-        </w:rPr>
-        <w:t>1.1</w:t>
-      </w:r>
-      <w:r>
-        <w:rPr>
-          <w:rFonts w:ascii="TH Sarabun New" w:eastAsia="Sarabun" w:hAnsi="TH Sarabun New" w:cs="TH Sarabun New"/>
-          <w:noProof/>
-          <w:sz w:val="32"/>
-          <w:szCs w:val="32"/>
-        </w:rPr>
-        <w:t xml:space="preserve"> ..........................</w:t>
-      </w:r>
-    </w:p>
-    <w:p>
-      <w:pPr>
-        <w:spacing w:after="0" w:line="240" w:lineRule="auto"/>
-        <w:ind w:left="2160"/>
-        <w:rPr>
-          <w:rFonts w:ascii="TH Sarabun New" w:eastAsia="Sarabun" w:hAnsi="TH Sarabun New" w:cs="TH Sarabun New"/>
-          <w:noProof/>
-          <w:sz w:val="32"/>
-          <w:szCs w:val="32"/>
-        </w:rPr>
-      </w:pPr>
-      <w:r>
-        <w:rPr>
-          <w:rFonts w:ascii="TH Sarabun New" w:eastAsia="Sarabun" w:hAnsi="TH Sarabun New" w:cs="TH Sarabun New"/>
-          <w:noProof/>
-          <w:sz w:val="32"/>
-          <w:szCs w:val="32"/>
-        </w:rPr>
-        <w:t>8.1.</w:t>
-      </w:r>
-      <w:r>
-        <w:rPr>
-          <w:rFonts w:ascii="TH Sarabun New" w:eastAsia="Sarabun" w:hAnsi="TH Sarabun New" w:cs="TH Sarabun New"/>
-          <w:noProof/>
-          <w:sz w:val="32"/>
-          <w:szCs w:val="32"/>
-        </w:rPr>
-        <w:t>1.2</w:t>
-      </w:r>
-      <w:r>
-        <w:rPr>
-          <w:rFonts w:ascii="TH Sarabun New" w:eastAsia="Sarabun" w:hAnsi="TH Sarabun New" w:cs="TH Sarabun New"/>
-          <w:noProof/>
-          <w:sz w:val="32"/>
-          <w:szCs w:val="32"/>
-        </w:rPr>
-        <w:t>..........................</w:t>
-      </w:r>
-    </w:p>
-    <w:p>
-      <w:pPr>
-        <w:spacing w:after="0" w:line="240" w:lineRule="auto"/>
-        <w:ind w:left="2160"/>
-        <w:rPr>
-          <w:rFonts w:ascii="TH Sarabun New" w:eastAsia="Sarabun" w:hAnsi="TH Sarabun New" w:cs="TH Sarabun New"/>
-          <w:noProof/>
-          <w:sz w:val="32"/>
-          <w:szCs w:val="32"/>
-        </w:rPr>
-      </w:pPr>
-      <w:r>
-        <w:rPr>
-          <w:rFonts w:ascii="TH Sarabun New" w:eastAsia="Sarabun" w:hAnsi="TH Sarabun New" w:cs="TH Sarabun New"/>
-          <w:noProof/>
-          <w:sz w:val="32"/>
-          <w:szCs w:val="32"/>
-        </w:rPr>
-        <w:t>8.1.</w:t>
-      </w:r>
-      <w:r>
-        <w:rPr>
-          <w:rFonts w:ascii="TH Sarabun New" w:eastAsia="Sarabun" w:hAnsi="TH Sarabun New" w:cs="TH Sarabun New"/>
-          <w:noProof/>
-          <w:sz w:val="32"/>
-          <w:szCs w:val="32"/>
-        </w:rPr>
-        <w:t>1.3</w:t>
-      </w:r>
-      <w:r>
-        <w:rPr>
-          <w:rFonts w:ascii="TH Sarabun New" w:eastAsia="Sarabun" w:hAnsi="TH Sarabun New" w:cs="TH Sarabun New"/>
-          <w:noProof/>
-          <w:sz w:val="32"/>
-          <w:szCs w:val="32"/>
-        </w:rPr>
-        <w:t>..........................</w:t>
-      </w:r>
-    </w:p>
-    <w:p>
-      <w:pPr>
-        <w:spacing w:after="0" w:line="240" w:lineRule="auto"/>
-        <w:ind w:left="1440"/>
-        <w:rPr>
-          <w:rFonts w:ascii="TH Sarabun New" w:eastAsia="Sarabun" w:hAnsi="TH Sarabun New" w:cs="TH Sarabun New"/>
-          <w:noProof/>
-          <w:sz w:val="32"/>
-          <w:szCs w:val="32"/>
-        </w:rPr>
-      </w:pPr>
-      <w:r>
-        <w:rPr>
-          <w:rFonts w:ascii="TH Sarabun New" w:eastAsia="Sarabun" w:hAnsi="TH Sarabun New" w:cs="TH Sarabun New"/>
-          <w:noProof/>
-          <w:sz w:val="32"/>
-          <w:szCs w:val="32"/>
-        </w:rPr>
-        <w:t>8.1.</w:t>
-      </w:r>
-      <w:r>
-        <w:rPr>
-          <w:rFonts w:ascii="TH Sarabun New" w:eastAsia="Sarabun" w:hAnsi="TH Sarabun New" w:cs="TH Sarabun New"/>
-          <w:noProof/>
-          <w:sz w:val="32"/>
-          <w:szCs w:val="32"/>
-        </w:rPr>
-        <w:t>5</w:t>
-      </w:r>
-      <w:r>
-        <w:rPr>
-          <w:rFonts w:ascii="TH Sarabun New" w:eastAsia="Sarabun" w:hAnsi="TH Sarabun New" w:cs="TH Sarabun New"/>
-          <w:noProof/>
-          <w:sz w:val="32"/>
-          <w:szCs w:val="32"/>
-        </w:rPr>
-        <w:t xml:space="preserve"> ........................</w:t>
-      </w:r>
-    </w:p>
-    <w:p>
-      <w:pPr>
-        <w:spacing w:after="0" w:line="240" w:lineRule="auto"/>
-        <w:ind w:left="2160"/>
-        <w:rPr>
-          <w:rFonts w:ascii="TH Sarabun New" w:eastAsia="Sarabun" w:hAnsi="TH Sarabun New" w:cs="TH Sarabun New"/>
-          <w:noProof/>
-          <w:sz w:val="32"/>
-          <w:szCs w:val="32"/>
-        </w:rPr>
-      </w:pPr>
-      <w:r>
-        <w:rPr>
-          <w:rFonts w:ascii="TH Sarabun New" w:eastAsia="Sarabun" w:hAnsi="TH Sarabun New" w:cs="TH Sarabun New"/>
-          <w:noProof/>
-          <w:sz w:val="32"/>
-          <w:szCs w:val="32"/>
-        </w:rPr>
-        <w:t>8.1.</w:t>
-      </w:r>
-      <w:r>
-        <w:rPr>
-          <w:rFonts w:ascii="TH Sarabun New" w:eastAsia="Sarabun" w:hAnsi="TH Sarabun New" w:cs="TH Sarabun New"/>
-          <w:noProof/>
-          <w:sz w:val="32"/>
-          <w:szCs w:val="32"/>
-        </w:rPr>
-        <w:t>1.1</w:t>
-      </w:r>
-      <w:r>
-        <w:rPr>
-          <w:rFonts w:ascii="TH Sarabun New" w:eastAsia="Sarabun" w:hAnsi="TH Sarabun New" w:cs="TH Sarabun New"/>
-          <w:noProof/>
-          <w:sz w:val="32"/>
-          <w:szCs w:val="32"/>
-        </w:rPr>
-        <w:t xml:space="preserve"> ..........................</w:t>
-      </w:r>
-    </w:p>
-    <w:p>
-      <w:pPr>
-        <w:spacing w:after="0" w:line="240" w:lineRule="auto"/>
-        <w:ind w:left="2160"/>
-        <w:rPr>
-          <w:rFonts w:ascii="TH Sarabun New" w:eastAsia="Sarabun" w:hAnsi="TH Sarabun New" w:cs="TH Sarabun New"/>
-          <w:noProof/>
-          <w:sz w:val="32"/>
-          <w:szCs w:val="32"/>
-        </w:rPr>
-      </w:pPr>
-      <w:r>
-        <w:rPr>
-          <w:rFonts w:ascii="TH Sarabun New" w:eastAsia="Sarabun" w:hAnsi="TH Sarabun New" w:cs="TH Sarabun New"/>
-          <w:noProof/>
-          <w:sz w:val="32"/>
-          <w:szCs w:val="32"/>
-        </w:rPr>
-        <w:t>8.1.</w:t>
-      </w:r>
-      <w:r>
-        <w:rPr>
-          <w:rFonts w:ascii="TH Sarabun New" w:eastAsia="Sarabun" w:hAnsi="TH Sarabun New" w:cs="TH Sarabun New"/>
-          <w:noProof/>
-          <w:sz w:val="32"/>
-          <w:szCs w:val="32"/>
-        </w:rPr>
-        <w:t>1.2</w:t>
-      </w:r>
-      <w:r>
-        <w:rPr>
-          <w:rFonts w:ascii="TH Sarabun New" w:eastAsia="Sarabun" w:hAnsi="TH Sarabun New" w:cs="TH Sarabun New"/>
-          <w:noProof/>
-          <w:sz w:val="32"/>
-          <w:szCs w:val="32"/>
-        </w:rPr>
-        <w:t>..........................</w:t>
-      </w:r>
-    </w:p>
-    <w:p>
-      <w:pPr>
-        <w:spacing w:after="0" w:line="240" w:lineRule="auto"/>
-        <w:ind w:left="2160"/>
-        <w:rPr>
-          <w:rFonts w:ascii="TH Sarabun New" w:eastAsia="Sarabun" w:hAnsi="TH Sarabun New" w:cs="TH Sarabun New"/>
-          <w:noProof/>
-          <w:sz w:val="32"/>
-          <w:szCs w:val="32"/>
-        </w:rPr>
-      </w:pPr>
-      <w:r>
-        <w:rPr>
-          <w:rFonts w:ascii="TH Sarabun New" w:eastAsia="Sarabun" w:hAnsi="TH Sarabun New" w:cs="TH Sarabun New"/>
-          <w:noProof/>
-          <w:sz w:val="32"/>
-          <w:szCs w:val="32"/>
-        </w:rPr>
-        <w:t>8.1.</w:t>
-      </w:r>
-      <w:r>
-        <w:rPr>
-          <w:rFonts w:ascii="TH Sarabun New" w:eastAsia="Sarabun" w:hAnsi="TH Sarabun New" w:cs="TH Sarabun New"/>
-          <w:noProof/>
-          <w:sz w:val="32"/>
-          <w:szCs w:val="32"/>
-        </w:rPr>
-        <w:t>1.3</w:t>
-      </w:r>
-      <w:r>
-        <w:rPr>
-          <w:rFonts w:ascii="TH Sarabun New" w:eastAsia="Sarabun" w:hAnsi="TH Sarabun New" w:cs="TH Sarabun New"/>
-          <w:noProof/>
-          <w:sz w:val="32"/>
-          <w:szCs w:val="32"/>
-        </w:rPr>
-        <w:t>..........................</w:t>
-      </w:r>
-    </w:p>
-    <w:p>
-      <w:pPr>
-        <w:spacing w:after="0" w:line="240" w:lineRule="auto"/>
-        <w:ind w:left="2160"/>
-        <w:rPr>
-          <w:rFonts w:ascii="TH Sarabun New" w:eastAsia="Sarabun" w:hAnsi="TH Sarabun New" w:cs="TH Sarabun New"/>
-          <w:noProof/>
-          <w:sz w:val="32"/>
-          <w:szCs w:val="32"/>
-        </w:rPr>
-      </w:pPr>
+          <w:color w:val="000000" w:themeColor="text1"/>
+          <w:sz w:val="32"/>
+          <w:szCs w:val="32"/>
+        </w:rPr>
+      </w:pPr>
+      <w:r>
+        <w:rPr>
+          <w:rFonts w:ascii="TH Sarabun New" w:eastAsia="Sarabun" w:hAnsi="TH Sarabun New" w:cs="TH Sarabun New"/>
+          <w:noProof/>
+          <w:color w:val="000000" w:themeColor="text1"/>
+          <w:sz w:val="32"/>
+          <w:szCs w:val="32"/>
+        </w:rPr>
+        <w:t>RAM</w:t>
+      </w:r>
+      <w:r>
+        <w:rPr>
+          <w:rFonts w:ascii="TH Sarabun New" w:eastAsia="Sarabun" w:hAnsi="TH Sarabun New" w:cs="TH Sarabun New"/>
+          <w:noProof/>
+          <w:color w:val="000000" w:themeColor="text1"/>
+          <w:sz w:val="32"/>
+          <w:szCs w:val="32"/>
+        </w:rPr>
+        <w:t xml:space="preserve"> </w:t>
+      </w:r>
+      <w:r>
+        <w:rPr>
+          <w:rFonts w:ascii="TH Sarabun New" w:eastAsia="Sarabun" w:hAnsi="TH Sarabun New" w:cs="TH Sarabun New"/>
+          <w:noProof/>
+          <w:color w:val="000000" w:themeColor="text1"/>
+          <w:sz w:val="32"/>
+          <w:szCs w:val="32"/>
+        </w:rPr>
+        <w:t>32 GB</w:t>
+      </w:r>
     </w:p>
     <w:p>
       <w:pPr>
@@ -2930,175 +3063,6 @@
           <w:sz w:val="32"/>
           <w:szCs w:val="32"/>
         </w:rPr>
-        <w:t>8.2.  วัสดุ อุปกรณ์ เครื่องมือหรือโปรแกรมหรือที่ใช้ในการพัฒนา ได้แก่</w:t>
-      </w:r>
-      <w:r>
-        <w:rPr>
-          <w:rFonts w:ascii="TH Sarabun New" w:eastAsia="Sarabun" w:hAnsi="TH Sarabun New" w:cs="TH Sarabun New"/>
-          <w:noProof/>
-          <w:color w:val="000000"/>
-          <w:sz w:val="32"/>
-          <w:szCs w:val="32"/>
-        </w:rPr>
-        <w:br/>
-        <w:t xml:space="preserve"> </w:t>
-      </w:r>
-      <w:r>
-        <w:rPr>
-          <w:rFonts w:ascii="TH Sarabun New" w:eastAsia="Sarabun" w:hAnsi="TH Sarabun New" w:cs="TH Sarabun New"/>
-          <w:noProof/>
-          <w:color w:val="000000"/>
-          <w:sz w:val="32"/>
-          <w:szCs w:val="32"/>
-        </w:rPr>
-        <w:tab/>
-      </w:r>
-      <w:r>
-        <w:rPr>
-          <w:rFonts w:ascii="TH Sarabun New" w:eastAsia="Sarabun" w:hAnsi="TH Sarabun New" w:cs="TH Sarabun New"/>
-          <w:noProof/>
-          <w:color w:val="FF0000"/>
-          <w:sz w:val="32"/>
-          <w:szCs w:val="32"/>
-        </w:rPr>
-        <w:t xml:space="preserve">  </w:t>
-      </w:r>
-      <w:r>
-        <w:rPr>
-          <w:rFonts w:ascii="TH Sarabun New" w:eastAsia="Sarabun" w:hAnsi="TH Sarabun New" w:cs="TH Sarabun New"/>
-          <w:noProof/>
-          <w:color w:val="000000" w:themeColor="text1"/>
-          <w:sz w:val="32"/>
-          <w:szCs w:val="32"/>
-        </w:rPr>
-        <w:t>8.2.1 เครื่องคอมพิวเตอร์</w:t>
-      </w:r>
-    </w:p>
-    <w:p>
-      <w:pPr>
-        <w:spacing w:after="0" w:line="240" w:lineRule="auto"/>
-        <w:ind w:left="2160"/>
-        <w:rPr>
-          <w:rFonts w:ascii="TH Sarabun New" w:eastAsia="Sarabun" w:hAnsi="TH Sarabun New" w:cs="TH Sarabun New"/>
-          <w:noProof/>
-          <w:color w:val="000000" w:themeColor="text1"/>
-          <w:sz w:val="32"/>
-          <w:szCs w:val="32"/>
-        </w:rPr>
-      </w:pPr>
-      <w:r>
-        <w:rPr>
-          <w:rFonts w:ascii="TH Sarabun New" w:eastAsia="Sarabun" w:hAnsi="TH Sarabun New" w:cs="TH Sarabun New"/>
-          <w:noProof/>
-          <w:color w:val="000000" w:themeColor="text1"/>
-          <w:sz w:val="32"/>
-          <w:szCs w:val="32"/>
-          <w:lang w:val="en-US"/>
-        </w:rPr>
-        <w:t xml:space="preserve">Processer </w:t>
-      </w:r>
-      <w:r>
-        <w:rPr>
-          <w:rFonts w:ascii="TH Sarabun New" w:eastAsia="Sarabun" w:hAnsi="TH Sarabun New" w:cs="TH Sarabun New"/>
-          <w:noProof/>
-          <w:color w:val="000000" w:themeColor="text1"/>
-          <w:sz w:val="32"/>
-          <w:szCs w:val="32"/>
-        </w:rPr>
-        <w:t>Intel(R) Core(TM) i5-14400F</w:t>
-      </w:r>
-    </w:p>
-    <w:p>
-      <w:pPr>
-        <w:spacing w:after="0" w:line="240" w:lineRule="auto"/>
-        <w:ind w:left="2160"/>
-        <w:rPr>
-          <w:rFonts w:ascii="TH Sarabun New" w:eastAsia="Sarabun" w:hAnsi="TH Sarabun New" w:cs="TH Sarabun New"/>
-          <w:noProof/>
-          <w:color w:val="000000" w:themeColor="text1"/>
-          <w:sz w:val="32"/>
-          <w:szCs w:val="32"/>
-          <w:cs/>
-          <w:lang w:val="en-US"/>
-        </w:rPr>
-      </w:pPr>
-      <w:r>
-        <w:rPr>
-          <w:rFonts w:ascii="TH Sarabun New" w:eastAsia="Sarabun" w:hAnsi="TH Sarabun New" w:cs="TH Sarabun New"/>
-          <w:noProof/>
-          <w:color w:val="000000" w:themeColor="text1"/>
-          <w:sz w:val="32"/>
-          <w:szCs w:val="32"/>
-        </w:rPr>
-        <w:t>NVIDIA GeForce RTX 5060</w:t>
-      </w:r>
-    </w:p>
-    <w:p>
-      <w:pPr>
-        <w:spacing w:after="0" w:line="240" w:lineRule="auto"/>
-        <w:ind w:left="2160"/>
-        <w:rPr>
-          <w:rFonts w:ascii="TH Sarabun New" w:eastAsia="Sarabun" w:hAnsi="TH Sarabun New" w:cs="TH Sarabun New"/>
-          <w:noProof/>
-          <w:color w:val="000000" w:themeColor="text1"/>
-          <w:sz w:val="32"/>
-          <w:szCs w:val="32"/>
-        </w:rPr>
-      </w:pPr>
-      <w:r>
-        <w:rPr>
-          <w:rFonts w:ascii="TH Sarabun New" w:eastAsia="Sarabun" w:hAnsi="TH Sarabun New" w:cs="TH Sarabun New"/>
-          <w:noProof/>
-          <w:color w:val="000000" w:themeColor="text1"/>
-          <w:sz w:val="32"/>
-          <w:szCs w:val="32"/>
-        </w:rPr>
-        <w:t>RAM</w:t>
-      </w:r>
-      <w:r>
-        <w:rPr>
-          <w:rFonts w:ascii="TH Sarabun New" w:eastAsia="Sarabun" w:hAnsi="TH Sarabun New" w:cs="TH Sarabun New"/>
-          <w:noProof/>
-          <w:color w:val="000000" w:themeColor="text1"/>
-          <w:sz w:val="32"/>
-          <w:szCs w:val="32"/>
-        </w:rPr>
-        <w:t xml:space="preserve"> </w:t>
-      </w:r>
-      <w:r>
-        <w:rPr>
-          <w:rFonts w:ascii="TH Sarabun New" w:eastAsia="Sarabun" w:hAnsi="TH Sarabun New" w:cs="TH Sarabun New"/>
-          <w:noProof/>
-          <w:color w:val="000000" w:themeColor="text1"/>
-          <w:sz w:val="32"/>
-          <w:szCs w:val="32"/>
-        </w:rPr>
-        <w:t>32 GB</w:t>
-      </w:r>
-    </w:p>
-    <w:p>
-      <w:pPr>
-        <w:numPr>
-          <w:ilvl w:val="0"/>
-          <w:numId w:val="1"/>
-        </w:numPr>
-        <w:spacing w:after="0" w:line="240" w:lineRule="auto"/>
-        <w:rPr>
-          <w:rFonts w:ascii="TH Sarabun New" w:eastAsia="Sarabun" w:hAnsi="TH Sarabun New" w:cs="TH Sarabun New"/>
-          <w:noProof/>
-          <w:color w:val="000000" w:themeColor="text1"/>
-          <w:sz w:val="32"/>
-          <w:szCs w:val="32"/>
-        </w:rPr>
-      </w:pPr>
-      <w:r>
-        <w:rPr>
-          <w:rFonts w:ascii="TH Sarabun New" w:eastAsia="Sarabun" w:hAnsi="TH Sarabun New" w:cs="TH Sarabun New"/>
-          <w:noProof/>
-          <w:color w:val="000000"/>
-          <w:sz w:val="32"/>
-          <w:szCs w:val="32"/>
-        </w:rPr>
         <w:tab/>
       </w:r>
       <w:r>
@@ -3206,32 +3170,12 @@
         <w:spacing w:after="0" w:line="240" w:lineRule="auto"/>
         <w:rPr>
           <w:rFonts w:ascii="TH Sarabun New" w:eastAsia="Sarabun" w:hAnsi="TH Sarabun New" w:cs="TH Sarabun New"/>
-          <w:noProof/>
-          <w:sz w:val="32"/>
-          <w:szCs w:val="32"/>
-        </w:rPr>
-      </w:pPr>
-      <w:r>
-        <w:rPr>
-          <w:rFonts w:ascii="TH Sarabun New" w:eastAsia="Sarabun" w:hAnsi="TH Sarabun New" w:cs="TH Sarabun New"/>
           <w:b/>
           <w:bCs/>
           <w:noProof/>
           <w:sz w:val="32"/>
           <w:szCs w:val="32"/>
         </w:rPr>
-        <w:t>9. ขั้นตอนและแผนดำเนินงาน</w:t>
-      </w:r>
-    </w:p>
-    <w:p>
-      <w:pPr>
-        <w:spacing w:after="0" w:line="240" w:lineRule="auto"/>
-        <w:rPr>
-          <w:rFonts w:ascii="TH Sarabun New" w:eastAsia="Sarabun" w:hAnsi="TH Sarabun New" w:cs="TH Sarabun New"/>
-          <w:noProof/>
-          <w:sz w:val="32"/>
-          <w:szCs w:val="32"/>
-        </w:rPr>
       </w:pPr>
       <w:r>
         <w:rPr>
@@ -3242,9 +3186,14 @@
           <w:sz w:val="32"/>
           <w:szCs w:val="32"/>
         </w:rPr>
-        <w:t xml:space="preserve">    </w:t>
-      </w:r>
-      <w:r>
+        <w:lastRenderedPageBreak/>
+        <w:t>9. ขั้นตอนและแผนดำเนินงาน</w:t>
+      </w:r>
+    </w:p>
+    <w:p>
+      <w:pPr>
+        <w:spacing w:after="0" w:line="240" w:lineRule="auto"/>
+        <w:ind w:firstLine="720"/>
         <w:rPr>
           <w:rFonts w:ascii="TH Sarabun New" w:eastAsia="Sarabun" w:hAnsi="TH Sarabun New" w:cs="TH Sarabun New"/>
           <w:b/>
@@ -3253,319 +3202,1348 @@
           <w:sz w:val="32"/>
           <w:szCs w:val="32"/>
         </w:rPr>
-        <w:tab/>
-      </w:r>
-      <w:r>
-        <w:rPr>
-          <w:rFonts w:ascii="TH Sarabun New" w:eastAsia="Sarabun" w:hAnsi="TH Sarabun New" w:cs="TH Sarabun New"/>
-          <w:noProof/>
-          <w:sz w:val="32"/>
-          <w:szCs w:val="32"/>
-        </w:rPr>
-        <w:t>9.1 ขั้นเตรียม</w:t>
-      </w:r>
-      <w:r>
-        <w:rPr>
-          <w:rFonts w:ascii="TH Sarabun New" w:eastAsia="Sarabun" w:hAnsi="TH Sarabun New" w:cs="TH Sarabun New"/>
-          <w:noProof/>
-          <w:sz w:val="32"/>
-          <w:szCs w:val="32"/>
-        </w:rPr>
-        <w:br/>
-      </w:r>
-      <w:r>
-        <w:rPr>
-          <w:rFonts w:ascii="TH Sarabun New" w:eastAsia="Sarabun" w:hAnsi="TH Sarabun New" w:cs="TH Sarabun New"/>
-          <w:noProof/>
-          <w:sz w:val="32"/>
-          <w:szCs w:val="32"/>
-        </w:rPr>
-        <w:tab/>
-      </w:r>
-      <w:r>
-        <w:rPr>
-          <w:rFonts w:ascii="TH Sarabun New" w:eastAsia="Sarabun" w:hAnsi="TH Sarabun New" w:cs="TH Sarabun New"/>
-          <w:noProof/>
-          <w:sz w:val="32"/>
-          <w:szCs w:val="32"/>
-        </w:rPr>
-        <w:tab/>
-        <w:t xml:space="preserve">9.1.1 รวบรวมเนื้อหาที่ต้องการ </w:t>
-      </w:r>
-      <w:r>
-        <w:rPr>
-          <w:rFonts w:ascii="TH Sarabun New" w:eastAsia="Sarabun" w:hAnsi="TH Sarabun New" w:cs="TH Sarabun New"/>
-          <w:noProof/>
-          <w:color w:val="FF0000"/>
-          <w:sz w:val="32"/>
-          <w:szCs w:val="32"/>
-        </w:rPr>
-        <w:t>(เขียนในเรื่องที่ต้องศึกษา)</w:t>
-      </w:r>
-      <w:r>
-        <w:rPr>
-          <w:rFonts w:ascii="TH Sarabun New" w:eastAsia="Sarabun" w:hAnsi="TH Sarabun New" w:cs="TH Sarabun New"/>
-          <w:noProof/>
-          <w:sz w:val="32"/>
-          <w:szCs w:val="32"/>
-        </w:rPr>
-        <w:br/>
-      </w:r>
-      <w:r>
-        <w:rPr>
-          <w:rFonts w:ascii="TH Sarabun New" w:eastAsia="Sarabun" w:hAnsi="TH Sarabun New" w:cs="TH Sarabun New"/>
-          <w:noProof/>
-          <w:sz w:val="32"/>
-          <w:szCs w:val="32"/>
-        </w:rPr>
-        <w:tab/>
-      </w:r>
-      <w:r>
-        <w:rPr>
-          <w:rFonts w:ascii="TH Sarabun New" w:eastAsia="Sarabun" w:hAnsi="TH Sarabun New" w:cs="TH Sarabun New"/>
-          <w:noProof/>
-          <w:sz w:val="32"/>
-          <w:szCs w:val="32"/>
-        </w:rPr>
-        <w:tab/>
-        <w:t xml:space="preserve">9.1.2 เรียบเรียงเรื่องราวเป็นลำดับขั้นตอน </w:t>
-      </w:r>
-      <w:r>
-        <w:rPr>
-          <w:rFonts w:ascii="TH Sarabun New" w:eastAsia="Sarabun" w:hAnsi="TH Sarabun New" w:cs="TH Sarabun New"/>
-          <w:noProof/>
-          <w:color w:val="FF0000"/>
-          <w:sz w:val="32"/>
-          <w:szCs w:val="32"/>
-        </w:rPr>
-        <w:t>(บอกขั้นตอนในการวางแผน)</w:t>
-      </w:r>
-      <w:r>
-        <w:rPr>
-          <w:rFonts w:ascii="TH Sarabun New" w:eastAsia="Sarabun" w:hAnsi="TH Sarabun New" w:cs="TH Sarabun New"/>
-          <w:noProof/>
-          <w:sz w:val="32"/>
-          <w:szCs w:val="32"/>
-        </w:rPr>
-        <w:br/>
-      </w:r>
-      <w:r>
-        <w:rPr>
-          <w:rFonts w:ascii="TH Sarabun New" w:eastAsia="Sarabun" w:hAnsi="TH Sarabun New" w:cs="TH Sarabun New"/>
-          <w:noProof/>
-          <w:sz w:val="32"/>
-          <w:szCs w:val="32"/>
-        </w:rPr>
-        <w:tab/>
-      </w:r>
-      <w:r>
-        <w:rPr>
-          <w:rFonts w:ascii="TH Sarabun New" w:eastAsia="Sarabun" w:hAnsi="TH Sarabun New" w:cs="TH Sarabun New"/>
-          <w:noProof/>
-          <w:sz w:val="32"/>
-          <w:szCs w:val="32"/>
-        </w:rPr>
-        <w:tab/>
-        <w:t xml:space="preserve">9.1.3 ออกแบบโครงการของชิ้นงาน </w:t>
-      </w:r>
-      <w:r>
-        <w:rPr>
-          <w:rFonts w:ascii="TH Sarabun New" w:eastAsia="Sarabun" w:hAnsi="TH Sarabun New" w:cs="TH Sarabun New"/>
-          <w:noProof/>
-          <w:color w:val="FF0000"/>
-          <w:sz w:val="32"/>
-          <w:szCs w:val="32"/>
-        </w:rPr>
-        <w:t>(ออกแบบชิ้นงานในรูปอะไร)</w:t>
-      </w:r>
-      <w:r>
-        <w:rPr>
-          <w:rFonts w:ascii="TH Sarabun New" w:eastAsia="Sarabun" w:hAnsi="TH Sarabun New" w:cs="TH Sarabun New"/>
-          <w:noProof/>
-          <w:sz w:val="32"/>
-          <w:szCs w:val="32"/>
-        </w:rPr>
-        <w:br/>
-      </w:r>
-      <w:r>
-        <w:rPr>
-          <w:rFonts w:ascii="TH Sarabun New" w:eastAsia="Sarabun" w:hAnsi="TH Sarabun New" w:cs="TH Sarabun New"/>
-          <w:noProof/>
-          <w:sz w:val="32"/>
-          <w:szCs w:val="32"/>
-        </w:rPr>
-        <w:tab/>
-        <w:t>9.2 ขั้นดำเนินงาน</w:t>
-      </w:r>
-      <w:r>
-        <w:rPr>
-          <w:rFonts w:ascii="TH Sarabun New" w:eastAsia="Sarabun" w:hAnsi="TH Sarabun New" w:cs="TH Sarabun New"/>
-          <w:noProof/>
-          <w:sz w:val="32"/>
-          <w:szCs w:val="32"/>
-        </w:rPr>
-        <w:br/>
-      </w:r>
-      <w:r>
-        <w:rPr>
-          <w:rFonts w:ascii="TH Sarabun New" w:eastAsia="Sarabun" w:hAnsi="TH Sarabun New" w:cs="TH Sarabun New"/>
-          <w:noProof/>
-          <w:sz w:val="32"/>
-          <w:szCs w:val="32"/>
-        </w:rPr>
-        <w:tab/>
-      </w:r>
-      <w:r>
-        <w:rPr>
-          <w:rFonts w:ascii="TH Sarabun New" w:eastAsia="Sarabun" w:hAnsi="TH Sarabun New" w:cs="TH Sarabun New"/>
-          <w:noProof/>
-          <w:sz w:val="32"/>
-          <w:szCs w:val="32"/>
-        </w:rPr>
-        <w:tab/>
-        <w:t xml:space="preserve">9.2.1 นำแบบโครงร่างมาผลิตเป็นชิ้นงาน </w:t>
-      </w:r>
-      <w:r>
-        <w:rPr>
-          <w:rFonts w:ascii="TH Sarabun New" w:eastAsia="Sarabun" w:hAnsi="TH Sarabun New" w:cs="TH Sarabun New"/>
-          <w:noProof/>
-          <w:sz w:val="32"/>
-          <w:szCs w:val="32"/>
-        </w:rPr>
-        <w:br/>
-      </w:r>
-      <w:r>
-        <w:rPr>
-          <w:rFonts w:ascii="TH Sarabun New" w:eastAsia="Sarabun" w:hAnsi="TH Sarabun New" w:cs="TH Sarabun New"/>
-          <w:noProof/>
-          <w:sz w:val="32"/>
-          <w:szCs w:val="32"/>
-        </w:rPr>
-        <w:tab/>
-      </w:r>
-      <w:r>
-        <w:rPr>
-          <w:rFonts w:ascii="TH Sarabun New" w:eastAsia="Sarabun" w:hAnsi="TH Sarabun New" w:cs="TH Sarabun New"/>
-          <w:noProof/>
-          <w:sz w:val="32"/>
-          <w:szCs w:val="32"/>
-        </w:rPr>
-        <w:tab/>
-        <w:t>9.2.2 ดำเนินการตามเนื้อเรื่องที่กำหนดไว้</w:t>
-      </w:r>
-      <w:r>
-        <w:rPr>
-          <w:rFonts w:ascii="TH Sarabun New" w:eastAsia="Sarabun" w:hAnsi="TH Sarabun New" w:cs="TH Sarabun New"/>
-          <w:noProof/>
-          <w:sz w:val="32"/>
-          <w:szCs w:val="32"/>
-        </w:rPr>
-        <w:br/>
-      </w:r>
-      <w:r>
-        <w:rPr>
-          <w:rFonts w:ascii="TH Sarabun New" w:eastAsia="Sarabun" w:hAnsi="TH Sarabun New" w:cs="TH Sarabun New"/>
-          <w:noProof/>
-          <w:sz w:val="32"/>
-          <w:szCs w:val="32"/>
-        </w:rPr>
-        <w:tab/>
-        <w:t>9.3 ขั้นประมวลผล</w:t>
-      </w:r>
-      <w:r>
-        <w:rPr>
-          <w:rFonts w:ascii="TH Sarabun New" w:eastAsia="Sarabun" w:hAnsi="TH Sarabun New" w:cs="TH Sarabun New"/>
-          <w:noProof/>
-          <w:sz w:val="32"/>
-          <w:szCs w:val="32"/>
-        </w:rPr>
-        <w:br/>
-      </w:r>
-      <w:r>
-        <w:rPr>
-          <w:rFonts w:ascii="TH Sarabun New" w:eastAsia="Sarabun" w:hAnsi="TH Sarabun New" w:cs="TH Sarabun New"/>
-          <w:noProof/>
-          <w:sz w:val="32"/>
-          <w:szCs w:val="32"/>
-        </w:rPr>
-        <w:tab/>
-      </w:r>
-      <w:r>
-        <w:rPr>
-          <w:rFonts w:ascii="TH Sarabun New" w:eastAsia="Sarabun" w:hAnsi="TH Sarabun New" w:cs="TH Sarabun New"/>
-          <w:noProof/>
-          <w:sz w:val="32"/>
-          <w:szCs w:val="32"/>
-        </w:rPr>
-        <w:tab/>
-        <w:t>9.3.1 ตรวจสอบรายละเอียดของชิ้นงาน</w:t>
-      </w:r>
-      <w:r>
-        <w:rPr>
-          <w:rFonts w:ascii="TH Sarabun New" w:eastAsia="Sarabun" w:hAnsi="TH Sarabun New" w:cs="TH Sarabun New"/>
-          <w:noProof/>
-          <w:color w:val="FF0000"/>
-          <w:sz w:val="32"/>
-          <w:szCs w:val="32"/>
-        </w:rPr>
-        <w:t>(ใช้วิธีการใดในการตรวจสอบ)</w:t>
-      </w:r>
-    </w:p>
-    <w:p>
-      <w:pPr>
-        <w:spacing w:after="0" w:line="240" w:lineRule="auto"/>
-        <w:rPr>
-          <w:rFonts w:ascii="TH Sarabun New" w:eastAsia="Sarabun" w:hAnsi="TH Sarabun New" w:cs="TH Sarabun New"/>
-          <w:noProof/>
-          <w:sz w:val="32"/>
-          <w:szCs w:val="32"/>
-        </w:rPr>
-      </w:pPr>
-      <w:r>
-        <w:rPr>
-          <w:rFonts w:ascii="TH Sarabun New" w:eastAsia="Sarabun" w:hAnsi="TH Sarabun New" w:cs="TH Sarabun New"/>
-          <w:noProof/>
-          <w:sz w:val="32"/>
-          <w:szCs w:val="32"/>
-        </w:rPr>
-        <w:tab/>
-      </w:r>
-      <w:r>
-        <w:rPr>
-          <w:rFonts w:ascii="TH Sarabun New" w:eastAsia="Sarabun" w:hAnsi="TH Sarabun New" w:cs="TH Sarabun New"/>
-          <w:noProof/>
-          <w:sz w:val="32"/>
-          <w:szCs w:val="32"/>
-        </w:rPr>
-        <w:tab/>
-        <w:t xml:space="preserve">9.3.2 ตรวจสอบข้อผิดพลาดของชิ้นงาน </w:t>
-      </w:r>
-      <w:r>
-        <w:rPr>
-          <w:rFonts w:ascii="TH Sarabun New" w:eastAsia="Sarabun" w:hAnsi="TH Sarabun New" w:cs="TH Sarabun New"/>
-          <w:noProof/>
-          <w:color w:val="FF0000"/>
-          <w:sz w:val="32"/>
-          <w:szCs w:val="32"/>
-        </w:rPr>
-        <w:t>(ใช้วิธีการใดในการตรวจสอบ</w:t>
-      </w:r>
-      <w:r>
-        <w:rPr>
-          <w:rFonts w:ascii="TH Sarabun New" w:eastAsia="Sarabun" w:hAnsi="TH Sarabun New" w:cs="TH Sarabun New"/>
-          <w:noProof/>
-          <w:color w:val="FF0000"/>
-          <w:sz w:val="32"/>
-          <w:szCs w:val="32"/>
-        </w:rPr>
-        <w:t>)</w:t>
-      </w:r>
-    </w:p>
-    <w:p>
-      <w:pPr>
-        <w:spacing w:after="0" w:line="240" w:lineRule="auto"/>
-        <w:rPr>
-          <w:rFonts w:ascii="TH Sarabun New" w:eastAsia="Sarabun" w:hAnsi="TH Sarabun New" w:cs="TH Sarabun New"/>
+      </w:pPr>
+      <w:r>
+        <w:rPr>
+          <w:rFonts w:ascii="TH Sarabun New" w:eastAsia="Sarabun" w:hAnsi="TH Sarabun New" w:cs="TH Sarabun New"/>
+          <w:noProof/>
+          <w:sz w:val="32"/>
+          <w:szCs w:val="32"/>
+        </w:rPr>
+        <w:t>9.1</w:t>
+      </w:r>
+      <w:r>
+        <w:rPr>
+          <w:rFonts w:ascii="TH Sarabun New" w:eastAsia="Sarabun" w:hAnsi="TH Sarabun New" w:cs="TH Sarabun New"/>
+          <w:noProof/>
+          <w:sz w:val="32"/>
+          <w:szCs w:val="32"/>
+          <w:cs/>
+        </w:rPr>
+        <w:t xml:space="preserve"> </w:t>
+      </w:r>
+      <w:r>
+        <w:rPr>
+          <w:rFonts w:ascii="TH Sarabun New" w:eastAsia="Sarabun" w:hAnsi="TH Sarabun New" w:cs="TH Sarabun New" w:hint="cs"/>
+          <w:noProof/>
+          <w:sz w:val="32"/>
+          <w:szCs w:val="32"/>
+          <w:cs/>
+        </w:rPr>
+        <w:t>ขั้นเตรียม</w:t>
+      </w:r>
+    </w:p>
+    <w:p>
+      <w:pPr>
+        <w:spacing w:after="0" w:line="240" w:lineRule="auto"/>
+        <w:ind w:left="1440"/>
+        <w:rPr>
+          <w:rFonts w:ascii="TH Sarabun New" w:eastAsia="Sarabun" w:hAnsi="TH Sarabun New" w:cs="TH Sarabun New"/>
+          <w:noProof/>
+          <w:sz w:val="32"/>
+          <w:szCs w:val="32"/>
+        </w:rPr>
+      </w:pPr>
+      <w:r>
+        <w:rPr>
+          <w:rFonts w:ascii="TH Sarabun New" w:eastAsia="Sarabun" w:hAnsi="TH Sarabun New" w:cs="TH Sarabun New"/>
+          <w:noProof/>
+          <w:sz w:val="32"/>
+          <w:szCs w:val="32"/>
+        </w:rPr>
+        <w:t>9.1.1</w:t>
+      </w:r>
+      <w:r>
+        <w:rPr>
+          <w:rFonts w:ascii="TH Sarabun New" w:eastAsia="Sarabun" w:hAnsi="TH Sarabun New" w:cs="TH Sarabun New"/>
+          <w:noProof/>
+          <w:sz w:val="32"/>
+          <w:szCs w:val="32"/>
+          <w:cs/>
+        </w:rPr>
+        <w:t xml:space="preserve"> </w:t>
+      </w:r>
+      <w:r>
+        <w:rPr>
+          <w:rFonts w:ascii="TH Sarabun New" w:eastAsia="Sarabun" w:hAnsi="TH Sarabun New" w:cs="TH Sarabun New" w:hint="cs"/>
+          <w:noProof/>
+          <w:sz w:val="32"/>
+          <w:szCs w:val="32"/>
+          <w:cs/>
+        </w:rPr>
+        <w:t>รวบรวมเนื้อหาที่ต้องการ</w:t>
+      </w:r>
+    </w:p>
+    <w:p>
+      <w:pPr>
+        <w:spacing w:after="0" w:line="240" w:lineRule="auto"/>
+        <w:ind w:left="1440"/>
+        <w:rPr>
+          <w:rFonts w:ascii="TH Sarabun New" w:eastAsia="Sarabun" w:hAnsi="TH Sarabun New" w:cs="TH Sarabun New" w:hint="cs"/>
+          <w:noProof/>
+          <w:sz w:val="32"/>
+          <w:szCs w:val="32"/>
+        </w:rPr>
+      </w:pPr>
+      <w:r>
+        <w:rPr>
+          <w:rFonts w:ascii="TH Sarabun New" w:eastAsia="Sarabun" w:hAnsi="TH Sarabun New" w:cs="TH Sarabun New" w:hint="cs"/>
+          <w:noProof/>
+          <w:sz w:val="32"/>
+          <w:szCs w:val="32"/>
+          <w:cs/>
+        </w:rPr>
+        <w:t>ศึกษาและรวบรวมข้อมูลพืชพรรณไม้ในประเทศไทย</w:t>
+      </w:r>
+      <w:r>
+        <w:rPr>
+          <w:rFonts w:ascii="TH Sarabun New" w:eastAsia="Sarabun" w:hAnsi="TH Sarabun New" w:cs="TH Sarabun New"/>
+          <w:noProof/>
+          <w:sz w:val="32"/>
+          <w:szCs w:val="32"/>
+          <w:cs/>
+        </w:rPr>
+        <w:t xml:space="preserve"> </w:t>
+      </w:r>
+      <w:r>
+        <w:rPr>
+          <w:rFonts w:ascii="TH Sarabun New" w:eastAsia="Sarabun" w:hAnsi="TH Sarabun New" w:cs="TH Sarabun New" w:hint="cs"/>
+          <w:noProof/>
+          <w:sz w:val="32"/>
+          <w:szCs w:val="32"/>
+          <w:cs/>
+        </w:rPr>
+        <w:t>ได้แก่</w:t>
+      </w:r>
+      <w:r>
+        <w:rPr>
+          <w:rFonts w:ascii="TH Sarabun New" w:eastAsia="Sarabun" w:hAnsi="TH Sarabun New" w:cs="TH Sarabun New"/>
+          <w:noProof/>
+          <w:sz w:val="32"/>
+          <w:szCs w:val="32"/>
+          <w:cs/>
+        </w:rPr>
+        <w:t xml:space="preserve"> </w:t>
+      </w:r>
+      <w:r>
+        <w:rPr>
+          <w:rFonts w:ascii="TH Sarabun New" w:eastAsia="Sarabun" w:hAnsi="TH Sarabun New" w:cs="TH Sarabun New" w:hint="cs"/>
+          <w:noProof/>
+          <w:sz w:val="32"/>
+          <w:szCs w:val="32"/>
+          <w:cs/>
+        </w:rPr>
+        <w:t>ลักษณะ</w:t>
+      </w:r>
+      <w:r>
+        <w:rPr>
+          <w:rFonts w:ascii="TH Sarabun New" w:eastAsia="Sarabun" w:hAnsi="TH Sarabun New" w:cs="TH Sarabun New"/>
+          <w:noProof/>
+          <w:sz w:val="32"/>
+          <w:szCs w:val="32"/>
+          <w:cs/>
+        </w:rPr>
+        <w:t xml:space="preserve"> </w:t>
+      </w:r>
+      <w:r>
+        <w:rPr>
+          <w:rFonts w:ascii="TH Sarabun New" w:eastAsia="Sarabun" w:hAnsi="TH Sarabun New" w:cs="TH Sarabun New" w:hint="cs"/>
+          <w:noProof/>
+          <w:sz w:val="32"/>
+          <w:szCs w:val="32"/>
+          <w:cs/>
+        </w:rPr>
+        <w:t>สรรพคุณ</w:t>
+      </w:r>
+      <w:r>
+        <w:rPr>
+          <w:rFonts w:ascii="TH Sarabun New" w:eastAsia="Sarabun" w:hAnsi="TH Sarabun New" w:cs="TH Sarabun New"/>
+          <w:noProof/>
+          <w:sz w:val="32"/>
+          <w:szCs w:val="32"/>
+          <w:cs/>
+        </w:rPr>
+        <w:t xml:space="preserve"> </w:t>
+      </w:r>
+      <w:r>
+        <w:rPr>
+          <w:rFonts w:ascii="TH Sarabun New" w:eastAsia="Sarabun" w:hAnsi="TH Sarabun New" w:cs="TH Sarabun New" w:hint="cs"/>
+          <w:noProof/>
+          <w:sz w:val="32"/>
+          <w:szCs w:val="32"/>
+          <w:cs/>
+        </w:rPr>
+        <w:t>ประโยชน์</w:t>
+      </w:r>
+      <w:r>
+        <w:rPr>
+          <w:rFonts w:ascii="TH Sarabun New" w:eastAsia="Sarabun" w:hAnsi="TH Sarabun New" w:cs="TH Sarabun New"/>
+          <w:noProof/>
+          <w:sz w:val="32"/>
+          <w:szCs w:val="32"/>
+          <w:cs/>
+        </w:rPr>
+        <w:t xml:space="preserve"> </w:t>
+      </w:r>
+      <w:r>
+        <w:rPr>
+          <w:rFonts w:ascii="TH Sarabun New" w:eastAsia="Sarabun" w:hAnsi="TH Sarabun New" w:cs="TH Sarabun New" w:hint="cs"/>
+          <w:noProof/>
+          <w:sz w:val="32"/>
+          <w:szCs w:val="32"/>
+          <w:cs/>
+        </w:rPr>
+        <w:t>รูปภาพ</w:t>
+      </w:r>
+      <w:r>
+        <w:rPr>
+          <w:rFonts w:ascii="TH Sarabun New" w:eastAsia="Sarabun" w:hAnsi="TH Sarabun New" w:cs="TH Sarabun New"/>
+          <w:noProof/>
+          <w:sz w:val="32"/>
+          <w:szCs w:val="32"/>
+          <w:cs/>
+        </w:rPr>
+        <w:t xml:space="preserve"> </w:t>
+      </w:r>
+      <w:r>
+        <w:rPr>
+          <w:rFonts w:ascii="TH Sarabun New" w:eastAsia="Sarabun" w:hAnsi="TH Sarabun New" w:cs="TH Sarabun New" w:hint="cs"/>
+          <w:noProof/>
+          <w:sz w:val="32"/>
+          <w:szCs w:val="32"/>
+          <w:cs/>
+        </w:rPr>
+        <w:t>และข้อควรระวัง</w:t>
+      </w:r>
+      <w:r>
+        <w:rPr>
+          <w:rFonts w:ascii="TH Sarabun New" w:eastAsia="Sarabun" w:hAnsi="TH Sarabun New" w:cs="TH Sarabun New"/>
+          <w:noProof/>
+          <w:sz w:val="32"/>
+          <w:szCs w:val="32"/>
+          <w:cs/>
+        </w:rPr>
+        <w:t xml:space="preserve"> </w:t>
+      </w:r>
+      <w:r>
+        <w:rPr>
+          <w:rFonts w:ascii="TH Sarabun New" w:eastAsia="Sarabun" w:hAnsi="TH Sarabun New" w:cs="TH Sarabun New" w:hint="cs"/>
+          <w:noProof/>
+          <w:sz w:val="32"/>
+          <w:szCs w:val="32"/>
+          <w:cs/>
+        </w:rPr>
+        <w:t>จากแหล่งข้อมูลที่เชื่อถือได้</w:t>
+      </w:r>
+    </w:p>
+    <w:p>
+      <w:pPr>
+        <w:spacing w:after="0" w:line="240" w:lineRule="auto"/>
+        <w:ind w:left="1440"/>
+        <w:rPr>
+          <w:rFonts w:ascii="TH Sarabun New" w:eastAsia="Sarabun" w:hAnsi="TH Sarabun New" w:cs="TH Sarabun New"/>
+          <w:noProof/>
+          <w:sz w:val="32"/>
+          <w:szCs w:val="32"/>
+        </w:rPr>
+      </w:pPr>
+      <w:r>
+        <w:rPr>
+          <w:rFonts w:ascii="TH Sarabun New" w:eastAsia="Sarabun" w:hAnsi="TH Sarabun New" w:cs="TH Sarabun New"/>
+          <w:noProof/>
+          <w:sz w:val="32"/>
+          <w:szCs w:val="32"/>
+        </w:rPr>
+        <w:t>9.1.2</w:t>
+      </w:r>
+      <w:r>
+        <w:rPr>
+          <w:rFonts w:ascii="TH Sarabun New" w:eastAsia="Sarabun" w:hAnsi="TH Sarabun New" w:cs="TH Sarabun New"/>
+          <w:noProof/>
+          <w:sz w:val="32"/>
+          <w:szCs w:val="32"/>
+          <w:cs/>
+        </w:rPr>
+        <w:t xml:space="preserve"> </w:t>
+      </w:r>
+      <w:r>
+        <w:rPr>
+          <w:rFonts w:ascii="TH Sarabun New" w:eastAsia="Sarabun" w:hAnsi="TH Sarabun New" w:cs="TH Sarabun New" w:hint="cs"/>
+          <w:noProof/>
+          <w:sz w:val="32"/>
+          <w:szCs w:val="32"/>
+          <w:cs/>
+        </w:rPr>
+        <w:t>เรียบเรียงเรื่องราวเป็นลำดับขั้นตอน</w:t>
+      </w:r>
+    </w:p>
+    <w:p>
+      <w:pPr>
+        <w:spacing w:after="0" w:line="240" w:lineRule="auto"/>
+        <w:ind w:left="1440"/>
+        <w:rPr>
+          <w:rFonts w:ascii="TH Sarabun New" w:eastAsia="Sarabun" w:hAnsi="TH Sarabun New" w:cs="TH Sarabun New"/>
+          <w:noProof/>
+          <w:sz w:val="32"/>
+          <w:szCs w:val="32"/>
+        </w:rPr>
+      </w:pPr>
+      <w:r>
+        <w:rPr>
+          <w:rFonts w:ascii="TH Sarabun New" w:eastAsia="Sarabun" w:hAnsi="TH Sarabun New" w:cs="TH Sarabun New" w:hint="cs"/>
+          <w:noProof/>
+          <w:sz w:val="32"/>
+          <w:szCs w:val="32"/>
+          <w:cs/>
+        </w:rPr>
+        <w:t>วางแผนโครงสร้างเว็บไซต์</w:t>
+      </w:r>
+      <w:r>
+        <w:rPr>
+          <w:rFonts w:ascii="TH Sarabun New" w:eastAsia="Sarabun" w:hAnsi="TH Sarabun New" w:cs="TH Sarabun New"/>
+          <w:noProof/>
+          <w:sz w:val="32"/>
+          <w:szCs w:val="32"/>
+          <w:cs/>
+        </w:rPr>
+        <w:t xml:space="preserve"> </w:t>
+      </w:r>
+      <w:r>
+        <w:rPr>
+          <w:rFonts w:ascii="TH Sarabun New" w:eastAsia="Sarabun" w:hAnsi="TH Sarabun New" w:cs="TH Sarabun New" w:hint="cs"/>
+          <w:noProof/>
+          <w:sz w:val="32"/>
+          <w:szCs w:val="32"/>
+          <w:cs/>
+        </w:rPr>
+        <w:t>หน้าเว็บ</w:t>
+      </w:r>
+      <w:r>
+        <w:rPr>
+          <w:rFonts w:ascii="TH Sarabun New" w:eastAsia="Sarabun" w:hAnsi="TH Sarabun New" w:cs="TH Sarabun New"/>
+          <w:noProof/>
+          <w:sz w:val="32"/>
+          <w:szCs w:val="32"/>
+          <w:cs/>
+        </w:rPr>
+        <w:t xml:space="preserve"> </w:t>
+      </w:r>
+      <w:r>
+        <w:rPr>
+          <w:rFonts w:ascii="TH Sarabun New" w:eastAsia="Sarabun" w:hAnsi="TH Sarabun New" w:cs="TH Sarabun New" w:hint="cs"/>
+          <w:noProof/>
+          <w:sz w:val="32"/>
+          <w:szCs w:val="32"/>
+          <w:cs/>
+        </w:rPr>
+        <w:t>หมวดหมู่พืช</w:t>
+      </w:r>
+      <w:r>
+        <w:rPr>
+          <w:rFonts w:ascii="TH Sarabun New" w:eastAsia="Sarabun" w:hAnsi="TH Sarabun New" w:cs="TH Sarabun New"/>
+          <w:noProof/>
+          <w:sz w:val="32"/>
+          <w:szCs w:val="32"/>
+          <w:cs/>
+        </w:rPr>
+        <w:t xml:space="preserve"> </w:t>
+      </w:r>
+      <w:r>
+        <w:rPr>
+          <w:rFonts w:ascii="TH Sarabun New" w:eastAsia="Sarabun" w:hAnsi="TH Sarabun New" w:cs="TH Sarabun New" w:hint="cs"/>
+          <w:noProof/>
+          <w:sz w:val="32"/>
+          <w:szCs w:val="32"/>
+          <w:cs/>
+        </w:rPr>
+        <w:t>ระบบค้นหา</w:t>
+      </w:r>
+      <w:r>
+        <w:rPr>
+          <w:rFonts w:ascii="TH Sarabun New" w:eastAsia="Sarabun" w:hAnsi="TH Sarabun New" w:cs="TH Sarabun New"/>
+          <w:noProof/>
+          <w:sz w:val="32"/>
+          <w:szCs w:val="32"/>
+          <w:cs/>
+        </w:rPr>
+        <w:t xml:space="preserve"> </w:t>
+      </w:r>
+      <w:r>
+        <w:rPr>
+          <w:rFonts w:ascii="TH Sarabun New" w:eastAsia="Sarabun" w:hAnsi="TH Sarabun New" w:cs="TH Sarabun New" w:hint="cs"/>
+          <w:noProof/>
+          <w:sz w:val="32"/>
+          <w:szCs w:val="32"/>
+          <w:cs/>
+        </w:rPr>
+        <w:t>และฟังก์ชันการโต้ตอบ</w:t>
+      </w:r>
+      <w:r>
+        <w:rPr>
+          <w:rFonts w:ascii="TH Sarabun New" w:eastAsia="Sarabun" w:hAnsi="TH Sarabun New" w:cs="TH Sarabun New"/>
+          <w:noProof/>
+          <w:sz w:val="32"/>
+          <w:szCs w:val="32"/>
+          <w:cs/>
+        </w:rPr>
+        <w:t xml:space="preserve"> </w:t>
+      </w:r>
+      <w:r>
+        <w:rPr>
+          <w:rFonts w:ascii="TH Sarabun New" w:eastAsia="Sarabun" w:hAnsi="TH Sarabun New" w:cs="TH Sarabun New" w:hint="cs"/>
+          <w:noProof/>
+          <w:sz w:val="32"/>
+          <w:szCs w:val="32"/>
+          <w:cs/>
+        </w:rPr>
+        <w:t>เช่น</w:t>
+      </w:r>
+      <w:r>
+        <w:rPr>
+          <w:rFonts w:ascii="TH Sarabun New" w:eastAsia="Sarabun" w:hAnsi="TH Sarabun New" w:cs="TH Sarabun New"/>
+          <w:noProof/>
+          <w:sz w:val="32"/>
+          <w:szCs w:val="32"/>
+          <w:cs/>
+        </w:rPr>
+        <w:t xml:space="preserve"> </w:t>
+      </w:r>
+      <w:r>
+        <w:rPr>
+          <w:rFonts w:ascii="TH Sarabun New" w:eastAsia="Sarabun" w:hAnsi="TH Sarabun New" w:cs="TH Sarabun New" w:hint="cs"/>
+          <w:noProof/>
+          <w:sz w:val="32"/>
+          <w:szCs w:val="32"/>
+          <w:cs/>
+        </w:rPr>
+        <w:t>การเปิด</w:t>
+      </w:r>
+      <w:r>
+        <w:rPr>
+          <w:rFonts w:ascii="TH Sarabun New" w:eastAsia="Sarabun" w:hAnsi="TH Sarabun New" w:cs="TH Sarabun New"/>
+          <w:noProof/>
+          <w:sz w:val="32"/>
+          <w:szCs w:val="32"/>
+          <w:cs/>
+        </w:rPr>
+        <w:t>-</w:t>
+      </w:r>
+      <w:r>
+        <w:rPr>
+          <w:rFonts w:ascii="TH Sarabun New" w:eastAsia="Sarabun" w:hAnsi="TH Sarabun New" w:cs="TH Sarabun New" w:hint="cs"/>
+          <w:noProof/>
+          <w:sz w:val="32"/>
+          <w:szCs w:val="32"/>
+          <w:cs/>
+        </w:rPr>
+        <w:t>ปิดเมนูและการแสดงรายละเอียดพืช</w:t>
+      </w:r>
+    </w:p>
+    <w:p>
+      <w:pPr>
+        <w:spacing w:after="0" w:line="240" w:lineRule="auto"/>
+        <w:ind w:left="1440"/>
+        <w:rPr>
+          <w:rFonts w:ascii="TH Sarabun New" w:eastAsia="Sarabun" w:hAnsi="TH Sarabun New" w:cs="TH Sarabun New" w:hint="cs"/>
+          <w:noProof/>
+          <w:sz w:val="32"/>
+          <w:szCs w:val="32"/>
+        </w:rPr>
+      </w:pPr>
+      <w:r>
+        <w:rPr>
+          <w:rFonts w:ascii="TH Sarabun New" w:eastAsia="Sarabun" w:hAnsi="TH Sarabun New" w:cs="TH Sarabun New"/>
+          <w:noProof/>
+          <w:sz w:val="32"/>
+          <w:szCs w:val="32"/>
+        </w:rPr>
+        <w:t>9.1.3</w:t>
+      </w:r>
+      <w:r>
+        <w:rPr>
+          <w:rFonts w:ascii="TH Sarabun New" w:eastAsia="Sarabun" w:hAnsi="TH Sarabun New" w:cs="TH Sarabun New"/>
+          <w:noProof/>
+          <w:sz w:val="32"/>
+          <w:szCs w:val="32"/>
+          <w:cs/>
+        </w:rPr>
+        <w:t xml:space="preserve"> </w:t>
+      </w:r>
+      <w:r>
+        <w:rPr>
+          <w:rFonts w:ascii="TH Sarabun New" w:eastAsia="Sarabun" w:hAnsi="TH Sarabun New" w:cs="TH Sarabun New" w:hint="cs"/>
+          <w:noProof/>
+          <w:sz w:val="32"/>
+          <w:szCs w:val="32"/>
+          <w:cs/>
+        </w:rPr>
+        <w:t>ออกแบบโครงการของชิ้นงานให้มีสีสันสดใส</w:t>
+      </w:r>
+      <w:r>
+        <w:rPr>
+          <w:rFonts w:ascii="TH Sarabun New" w:eastAsia="Sarabun" w:hAnsi="TH Sarabun New" w:cs="TH Sarabun New"/>
+          <w:noProof/>
+          <w:sz w:val="32"/>
+          <w:szCs w:val="32"/>
+          <w:cs/>
+        </w:rPr>
+        <w:t xml:space="preserve"> </w:t>
+      </w:r>
+      <w:r>
+        <w:rPr>
+          <w:rFonts w:ascii="TH Sarabun New" w:eastAsia="Sarabun" w:hAnsi="TH Sarabun New" w:cs="TH Sarabun New" w:hint="cs"/>
+          <w:noProof/>
+          <w:sz w:val="32"/>
+          <w:szCs w:val="32"/>
+          <w:cs/>
+        </w:rPr>
+        <w:t>คล้ายวิดีโอเกม</w:t>
+      </w:r>
+      <w:r>
+        <w:rPr>
+          <w:rFonts w:ascii="TH Sarabun New" w:eastAsia="Sarabun" w:hAnsi="TH Sarabun New" w:cs="TH Sarabun New"/>
+          <w:noProof/>
+          <w:sz w:val="32"/>
+          <w:szCs w:val="32"/>
+          <w:cs/>
+        </w:rPr>
+        <w:t xml:space="preserve"> </w:t>
+      </w:r>
+      <w:r>
+        <w:rPr>
+          <w:rFonts w:ascii="TH Sarabun New" w:eastAsia="Sarabun" w:hAnsi="TH Sarabun New" w:cs="TH Sarabun New" w:hint="cs"/>
+          <w:noProof/>
+          <w:sz w:val="32"/>
+          <w:szCs w:val="32"/>
+          <w:cs/>
+        </w:rPr>
+        <w:t>มีการ์ดพืช</w:t>
+      </w:r>
+      <w:r>
+        <w:rPr>
+          <w:rFonts w:ascii="TH Sarabun New" w:eastAsia="Sarabun" w:hAnsi="TH Sarabun New" w:cs="TH Sarabun New"/>
+          <w:noProof/>
+          <w:sz w:val="32"/>
+          <w:szCs w:val="32"/>
+          <w:cs/>
+        </w:rPr>
+        <w:t xml:space="preserve"> </w:t>
+      </w:r>
+      <w:r>
+        <w:rPr>
+          <w:rFonts w:ascii="TH Sarabun New" w:eastAsia="Sarabun" w:hAnsi="TH Sarabun New" w:cs="TH Sarabun New" w:hint="cs"/>
+          <w:noProof/>
+          <w:sz w:val="32"/>
+          <w:szCs w:val="32"/>
+          <w:cs/>
+        </w:rPr>
+        <w:t>ไอคอน</w:t>
+      </w:r>
+      <w:r>
+        <w:rPr>
+          <w:rFonts w:ascii="TH Sarabun New" w:eastAsia="Sarabun" w:hAnsi="TH Sarabun New" w:cs="TH Sarabun New"/>
+          <w:noProof/>
+          <w:sz w:val="32"/>
+          <w:szCs w:val="32"/>
+          <w:cs/>
+        </w:rPr>
+        <w:t xml:space="preserve"> </w:t>
+      </w:r>
+      <w:r>
+        <w:rPr>
+          <w:rFonts w:ascii="TH Sarabun New" w:eastAsia="Sarabun" w:hAnsi="TH Sarabun New" w:cs="TH Sarabun New" w:hint="cs"/>
+          <w:noProof/>
+          <w:sz w:val="32"/>
+          <w:szCs w:val="32"/>
+          <w:cs/>
+        </w:rPr>
+        <w:t>รูปภาพ</w:t>
+      </w:r>
+      <w:r>
+        <w:rPr>
+          <w:rFonts w:ascii="TH Sarabun New" w:eastAsia="Sarabun" w:hAnsi="TH Sarabun New" w:cs="TH Sarabun New"/>
+          <w:noProof/>
+          <w:sz w:val="32"/>
+          <w:szCs w:val="32"/>
+          <w:cs/>
+        </w:rPr>
+        <w:t xml:space="preserve"> </w:t>
+      </w:r>
+      <w:r>
+        <w:rPr>
+          <w:rFonts w:ascii="TH Sarabun New" w:eastAsia="Sarabun" w:hAnsi="TH Sarabun New" w:cs="TH Sarabun New" w:hint="cs"/>
+          <w:noProof/>
+          <w:sz w:val="32"/>
+          <w:szCs w:val="32"/>
+          <w:cs/>
+        </w:rPr>
+        <w:t>และปุ่มที่ใช้งานง่า</w:t>
+      </w:r>
+      <w:r>
+        <w:rPr>
+          <w:rFonts w:ascii="TH Sarabun New" w:eastAsia="Sarabun" w:hAnsi="TH Sarabun New" w:cs="TH Sarabun New" w:hint="cs"/>
+          <w:noProof/>
+          <w:sz w:val="32"/>
+          <w:szCs w:val="32"/>
+          <w:cs/>
+        </w:rPr>
+        <w:t>ย</w:t>
+      </w:r>
+    </w:p>
+    <w:p>
+      <w:pPr>
+        <w:spacing w:after="0" w:line="240" w:lineRule="auto"/>
+        <w:ind w:firstLine="720"/>
+        <w:rPr>
+          <w:rFonts w:ascii="TH Sarabun New" w:eastAsia="Sarabun" w:hAnsi="TH Sarabun New" w:cs="TH Sarabun New"/>
+          <w:noProof/>
+          <w:sz w:val="32"/>
+          <w:szCs w:val="32"/>
+        </w:rPr>
+      </w:pPr>
+      <w:r>
+        <w:rPr>
+          <w:rFonts w:ascii="TH Sarabun New" w:eastAsia="Sarabun" w:hAnsi="TH Sarabun New" w:cs="TH Sarabun New"/>
+          <w:noProof/>
+          <w:sz w:val="32"/>
+          <w:szCs w:val="32"/>
+        </w:rPr>
+        <w:t>9.2</w:t>
+      </w:r>
+      <w:r>
+        <w:rPr>
+          <w:rFonts w:ascii="TH Sarabun New" w:eastAsia="Sarabun" w:hAnsi="TH Sarabun New" w:cs="TH Sarabun New"/>
+          <w:noProof/>
+          <w:sz w:val="32"/>
+          <w:szCs w:val="32"/>
+          <w:cs/>
+        </w:rPr>
+        <w:t xml:space="preserve"> </w:t>
+      </w:r>
+      <w:r>
+        <w:rPr>
+          <w:rFonts w:ascii="TH Sarabun New" w:eastAsia="Sarabun" w:hAnsi="TH Sarabun New" w:cs="TH Sarabun New" w:hint="cs"/>
+          <w:noProof/>
+          <w:sz w:val="32"/>
+          <w:szCs w:val="32"/>
+          <w:cs/>
+        </w:rPr>
+        <w:t>ขั้นดำเนินงาน</w:t>
+      </w:r>
+    </w:p>
+    <w:p>
+      <w:pPr>
+        <w:spacing w:after="0" w:line="240" w:lineRule="auto"/>
+        <w:ind w:left="1440"/>
+        <w:rPr>
+          <w:rFonts w:ascii="TH Sarabun New" w:eastAsia="Sarabun" w:hAnsi="TH Sarabun New" w:cs="TH Sarabun New"/>
+          <w:noProof/>
+          <w:sz w:val="32"/>
+          <w:szCs w:val="32"/>
+        </w:rPr>
+      </w:pPr>
+      <w:r>
+        <w:rPr>
+          <w:rFonts w:ascii="TH Sarabun New" w:eastAsia="Sarabun" w:hAnsi="TH Sarabun New" w:cs="TH Sarabun New"/>
+          <w:noProof/>
+          <w:sz w:val="32"/>
+          <w:szCs w:val="32"/>
+        </w:rPr>
+        <w:t>9.2.1</w:t>
+      </w:r>
+      <w:r>
+        <w:rPr>
+          <w:rFonts w:ascii="TH Sarabun New" w:eastAsia="Sarabun" w:hAnsi="TH Sarabun New" w:cs="TH Sarabun New"/>
+          <w:noProof/>
+          <w:sz w:val="32"/>
+          <w:szCs w:val="32"/>
+          <w:cs/>
+        </w:rPr>
+        <w:t xml:space="preserve"> </w:t>
+      </w:r>
+      <w:r>
+        <w:rPr>
+          <w:rFonts w:ascii="TH Sarabun New" w:eastAsia="Sarabun" w:hAnsi="TH Sarabun New" w:cs="TH Sarabun New" w:hint="cs"/>
+          <w:noProof/>
+          <w:sz w:val="32"/>
+          <w:szCs w:val="32"/>
+          <w:cs/>
+        </w:rPr>
+        <w:t>นำแบบโครงร่างมาผลิตเป็นชิ้นงาน</w:t>
+      </w:r>
+    </w:p>
+    <w:p>
+      <w:pPr>
+        <w:spacing w:after="0" w:line="240" w:lineRule="auto"/>
+        <w:ind w:left="1440"/>
+        <w:rPr>
+          <w:rFonts w:ascii="TH Sarabun New" w:eastAsia="Sarabun" w:hAnsi="TH Sarabun New" w:cs="TH Sarabun New" w:hint="cs"/>
+          <w:noProof/>
+          <w:sz w:val="32"/>
+          <w:szCs w:val="32"/>
+        </w:rPr>
+      </w:pPr>
+      <w:r>
+        <w:rPr>
+          <w:rFonts w:ascii="TH Sarabun New" w:eastAsia="Sarabun" w:hAnsi="TH Sarabun New" w:cs="TH Sarabun New" w:hint="cs"/>
+          <w:noProof/>
+          <w:sz w:val="32"/>
+          <w:szCs w:val="32"/>
+          <w:cs/>
+        </w:rPr>
+        <w:t>พัฒนาเว็บไซต์ด้วย</w:t>
+      </w:r>
+      <w:r>
+        <w:rPr>
+          <w:rFonts w:ascii="TH Sarabun New" w:eastAsia="Sarabun" w:hAnsi="TH Sarabun New" w:cs="TH Sarabun New"/>
+          <w:noProof/>
+          <w:sz w:val="32"/>
+          <w:szCs w:val="32"/>
+          <w:cs/>
+        </w:rPr>
+        <w:t xml:space="preserve"> </w:t>
+      </w:r>
+      <w:r>
+        <w:rPr>
+          <w:rFonts w:ascii="TH Sarabun New" w:eastAsia="Sarabun" w:hAnsi="TH Sarabun New" w:cs="TH Sarabun New"/>
+          <w:noProof/>
+          <w:sz w:val="32"/>
+          <w:szCs w:val="32"/>
+        </w:rPr>
+        <w:t xml:space="preserve">Visual Studio Code </w:t>
+      </w:r>
+      <w:r>
+        <w:rPr>
+          <w:rFonts w:ascii="TH Sarabun New" w:eastAsia="Sarabun" w:hAnsi="TH Sarabun New" w:cs="TH Sarabun New" w:hint="cs"/>
+          <w:noProof/>
+          <w:sz w:val="32"/>
+          <w:szCs w:val="32"/>
+          <w:cs/>
+        </w:rPr>
+        <w:t>โดยใช้</w:t>
+      </w:r>
+      <w:r>
+        <w:rPr>
+          <w:rFonts w:ascii="TH Sarabun New" w:eastAsia="Sarabun" w:hAnsi="TH Sarabun New" w:cs="TH Sarabun New"/>
+          <w:noProof/>
+          <w:sz w:val="32"/>
+          <w:szCs w:val="32"/>
+          <w:cs/>
+        </w:rPr>
+        <w:t xml:space="preserve"> </w:t>
+      </w:r>
+      <w:r>
+        <w:rPr>
+          <w:rFonts w:ascii="TH Sarabun New" w:eastAsia="Sarabun" w:hAnsi="TH Sarabun New" w:cs="TH Sarabun New"/>
+          <w:noProof/>
+          <w:sz w:val="32"/>
+          <w:szCs w:val="32"/>
+        </w:rPr>
+        <w:t xml:space="preserve">HTML </w:t>
+      </w:r>
+      <w:r>
+        <w:rPr>
+          <w:rFonts w:ascii="TH Sarabun New" w:eastAsia="Sarabun" w:hAnsi="TH Sarabun New" w:cs="TH Sarabun New" w:hint="cs"/>
+          <w:noProof/>
+          <w:sz w:val="32"/>
+          <w:szCs w:val="32"/>
+          <w:cs/>
+        </w:rPr>
+        <w:t>สร้างโครงสร้าง</w:t>
+      </w:r>
+      <w:r>
+        <w:rPr>
+          <w:rFonts w:ascii="TH Sarabun New" w:eastAsia="Sarabun" w:hAnsi="TH Sarabun New" w:cs="TH Sarabun New"/>
+          <w:noProof/>
+          <w:sz w:val="32"/>
+          <w:szCs w:val="32"/>
+          <w:cs/>
+        </w:rPr>
+        <w:t xml:space="preserve"> </w:t>
+      </w:r>
+      <w:r>
+        <w:rPr>
+          <w:rFonts w:ascii="TH Sarabun New" w:eastAsia="Sarabun" w:hAnsi="TH Sarabun New" w:cs="TH Sarabun New"/>
+          <w:noProof/>
+          <w:sz w:val="32"/>
+          <w:szCs w:val="32"/>
+        </w:rPr>
+        <w:t xml:space="preserve">CSS </w:t>
+      </w:r>
+      <w:r>
+        <w:rPr>
+          <w:rFonts w:ascii="TH Sarabun New" w:eastAsia="Sarabun" w:hAnsi="TH Sarabun New" w:cs="TH Sarabun New" w:hint="cs"/>
+          <w:noProof/>
+          <w:sz w:val="32"/>
+          <w:szCs w:val="32"/>
+          <w:cs/>
+        </w:rPr>
+        <w:t>ตกแต่งหน้าเว็บ</w:t>
+      </w:r>
+      <w:r>
+        <w:rPr>
+          <w:rFonts w:ascii="TH Sarabun New" w:eastAsia="Sarabun" w:hAnsi="TH Sarabun New" w:cs="TH Sarabun New"/>
+          <w:noProof/>
+          <w:sz w:val="32"/>
+          <w:szCs w:val="32"/>
+          <w:cs/>
+        </w:rPr>
+        <w:t xml:space="preserve"> </w:t>
+      </w:r>
+      <w:r>
+        <w:rPr>
+          <w:rFonts w:ascii="TH Sarabun New" w:eastAsia="Sarabun" w:hAnsi="TH Sarabun New" w:cs="TH Sarabun New" w:hint="cs"/>
+          <w:noProof/>
+          <w:sz w:val="32"/>
+          <w:szCs w:val="32"/>
+          <w:cs/>
+        </w:rPr>
+        <w:t>และ</w:t>
+      </w:r>
+      <w:r>
+        <w:rPr>
+          <w:rFonts w:ascii="TH Sarabun New" w:eastAsia="Sarabun" w:hAnsi="TH Sarabun New" w:cs="TH Sarabun New"/>
+          <w:noProof/>
+          <w:sz w:val="32"/>
+          <w:szCs w:val="32"/>
+          <w:cs/>
+        </w:rPr>
+        <w:t xml:space="preserve"> </w:t>
+      </w:r>
+      <w:r>
+        <w:rPr>
+          <w:rFonts w:ascii="TH Sarabun New" w:eastAsia="Sarabun" w:hAnsi="TH Sarabun New" w:cs="TH Sarabun New"/>
+          <w:noProof/>
+          <w:sz w:val="32"/>
+          <w:szCs w:val="32"/>
+        </w:rPr>
+        <w:t xml:space="preserve">JavaScript </w:t>
+      </w:r>
+      <w:r>
+        <w:rPr>
+          <w:rFonts w:ascii="TH Sarabun New" w:eastAsia="Sarabun" w:hAnsi="TH Sarabun New" w:cs="TH Sarabun New" w:hint="cs"/>
+          <w:noProof/>
+          <w:sz w:val="32"/>
+          <w:szCs w:val="32"/>
+          <w:cs/>
+        </w:rPr>
+        <w:t>สร้างการทำงานแบบโต้ตอบ</w:t>
+      </w:r>
+    </w:p>
+    <w:p>
+      <w:pPr>
+        <w:spacing w:after="0" w:line="240" w:lineRule="auto"/>
+        <w:ind w:left="1440"/>
+        <w:rPr>
+          <w:rFonts w:ascii="TH Sarabun New" w:eastAsia="Sarabun" w:hAnsi="TH Sarabun New" w:cs="TH Sarabun New" w:hint="cs"/>
+          <w:noProof/>
+          <w:sz w:val="32"/>
+          <w:szCs w:val="32"/>
+        </w:rPr>
+      </w:pPr>
+      <w:r>
+        <w:rPr>
+          <w:rFonts w:ascii="TH Sarabun New" w:eastAsia="Sarabun" w:hAnsi="TH Sarabun New" w:cs="TH Sarabun New"/>
+          <w:noProof/>
+          <w:sz w:val="32"/>
+          <w:szCs w:val="32"/>
+        </w:rPr>
+        <w:t>9.2.2</w:t>
+      </w:r>
+      <w:r>
+        <w:rPr>
+          <w:rFonts w:ascii="TH Sarabun New" w:eastAsia="Sarabun" w:hAnsi="TH Sarabun New" w:cs="TH Sarabun New"/>
+          <w:noProof/>
+          <w:sz w:val="32"/>
+          <w:szCs w:val="32"/>
+          <w:cs/>
+        </w:rPr>
+        <w:t xml:space="preserve"> </w:t>
+      </w:r>
+      <w:r>
+        <w:rPr>
+          <w:rFonts w:ascii="TH Sarabun New" w:eastAsia="Sarabun" w:hAnsi="TH Sarabun New" w:cs="TH Sarabun New" w:hint="cs"/>
+          <w:noProof/>
+          <w:sz w:val="32"/>
+          <w:szCs w:val="32"/>
+          <w:cs/>
+        </w:rPr>
+        <w:t>ดำเนินการตามเนื้อหาที่กำหนดไว้</w:t>
+      </w:r>
+      <w:r>
+        <w:rPr>
+          <w:rFonts w:ascii="TH Sarabun New" w:eastAsia="Sarabun" w:hAnsi="TH Sarabun New" w:cs="TH Sarabun New" w:hint="cs"/>
+          <w:noProof/>
+          <w:sz w:val="32"/>
+          <w:szCs w:val="32"/>
+          <w:cs/>
+        </w:rPr>
+        <w:t xml:space="preserve"> โดยการ</w:t>
+      </w:r>
+      <w:r>
+        <w:rPr>
+          <w:rFonts w:ascii="TH Sarabun New" w:eastAsia="Sarabun" w:hAnsi="TH Sarabun New" w:cs="TH Sarabun New" w:hint="cs"/>
+          <w:noProof/>
+          <w:sz w:val="32"/>
+          <w:szCs w:val="32"/>
+          <w:cs/>
+        </w:rPr>
+        <w:t>นำข้อมูลพืชมาจัดทำเป็นหน้าเว็บ</w:t>
+      </w:r>
+      <w:r>
+        <w:rPr>
+          <w:rFonts w:ascii="TH Sarabun New" w:eastAsia="Sarabun" w:hAnsi="TH Sarabun New" w:cs="TH Sarabun New"/>
+          <w:noProof/>
+          <w:sz w:val="32"/>
+          <w:szCs w:val="32"/>
+          <w:cs/>
+        </w:rPr>
+        <w:t xml:space="preserve"> </w:t>
+      </w:r>
+      <w:r>
+        <w:rPr>
+          <w:rFonts w:ascii="TH Sarabun New" w:eastAsia="Sarabun" w:hAnsi="TH Sarabun New" w:cs="TH Sarabun New" w:hint="cs"/>
+          <w:noProof/>
+          <w:sz w:val="32"/>
+          <w:szCs w:val="32"/>
+          <w:cs/>
+        </w:rPr>
+        <w:t>จัดหมวดหมู่</w:t>
+      </w:r>
+      <w:r>
+        <w:rPr>
+          <w:rFonts w:ascii="TH Sarabun New" w:eastAsia="Sarabun" w:hAnsi="TH Sarabun New" w:cs="TH Sarabun New"/>
+          <w:noProof/>
+          <w:sz w:val="32"/>
+          <w:szCs w:val="32"/>
+          <w:cs/>
+        </w:rPr>
+        <w:t xml:space="preserve"> </w:t>
+      </w:r>
+      <w:r>
+        <w:rPr>
+          <w:rFonts w:ascii="TH Sarabun New" w:eastAsia="Sarabun" w:hAnsi="TH Sarabun New" w:cs="TH Sarabun New" w:hint="cs"/>
+          <w:noProof/>
+          <w:sz w:val="32"/>
+          <w:szCs w:val="32"/>
+          <w:cs/>
+        </w:rPr>
+        <w:t>ใส่รูปภาพ</w:t>
+      </w:r>
+      <w:r>
+        <w:rPr>
+          <w:rFonts w:ascii="TH Sarabun New" w:eastAsia="Sarabun" w:hAnsi="TH Sarabun New" w:cs="TH Sarabun New"/>
+          <w:noProof/>
+          <w:sz w:val="32"/>
+          <w:szCs w:val="32"/>
+          <w:cs/>
+        </w:rPr>
+        <w:t xml:space="preserve"> </w:t>
+      </w:r>
+      <w:r>
+        <w:rPr>
+          <w:rFonts w:ascii="TH Sarabun New" w:eastAsia="Sarabun" w:hAnsi="TH Sarabun New" w:cs="TH Sarabun New" w:hint="cs"/>
+          <w:noProof/>
+          <w:sz w:val="32"/>
+          <w:szCs w:val="32"/>
+          <w:cs/>
+        </w:rPr>
+        <w:t>และสร้างระบบค้นหาให้ใช้งานง่าย</w:t>
+      </w:r>
+    </w:p>
+    <w:p>
+      <w:pPr>
+        <w:spacing w:after="0" w:line="240" w:lineRule="auto"/>
+        <w:ind w:firstLine="720"/>
+        <w:rPr>
+          <w:rFonts w:ascii="TH Sarabun New" w:eastAsia="Sarabun" w:hAnsi="TH Sarabun New" w:cs="TH Sarabun New"/>
+          <w:noProof/>
+          <w:sz w:val="32"/>
+          <w:szCs w:val="32"/>
+        </w:rPr>
+      </w:pPr>
+      <w:r>
+        <w:rPr>
+          <w:rFonts w:ascii="TH Sarabun New" w:eastAsia="Sarabun" w:hAnsi="TH Sarabun New" w:cs="TH Sarabun New"/>
+          <w:noProof/>
+          <w:sz w:val="32"/>
+          <w:szCs w:val="32"/>
+        </w:rPr>
+        <w:t>9.3</w:t>
+      </w:r>
+      <w:r>
+        <w:rPr>
+          <w:rFonts w:ascii="TH Sarabun New" w:eastAsia="Sarabun" w:hAnsi="TH Sarabun New" w:cs="TH Sarabun New"/>
+          <w:noProof/>
+          <w:sz w:val="32"/>
+          <w:szCs w:val="32"/>
+          <w:cs/>
+        </w:rPr>
+        <w:t xml:space="preserve"> </w:t>
+      </w:r>
+      <w:r>
+        <w:rPr>
+          <w:rFonts w:ascii="TH Sarabun New" w:eastAsia="Sarabun" w:hAnsi="TH Sarabun New" w:cs="TH Sarabun New" w:hint="cs"/>
+          <w:noProof/>
+          <w:sz w:val="32"/>
+          <w:szCs w:val="32"/>
+          <w:cs/>
+        </w:rPr>
+        <w:t>ขั้นประมวลผล</w:t>
+      </w:r>
+    </w:p>
+    <w:p>
+      <w:pPr>
+        <w:spacing w:after="0" w:line="240" w:lineRule="auto"/>
+        <w:ind w:left="1440"/>
+        <w:rPr>
+          <w:rFonts w:ascii="TH Sarabun New" w:eastAsia="Sarabun" w:hAnsi="TH Sarabun New" w:cs="TH Sarabun New"/>
+          <w:noProof/>
+          <w:sz w:val="32"/>
+          <w:szCs w:val="32"/>
+        </w:rPr>
+      </w:pPr>
+      <w:r>
+        <w:rPr>
+          <w:rFonts w:ascii="TH Sarabun New" w:eastAsia="Sarabun" w:hAnsi="TH Sarabun New" w:cs="TH Sarabun New"/>
+          <w:noProof/>
+          <w:sz w:val="32"/>
+          <w:szCs w:val="32"/>
+        </w:rPr>
+        <w:t>9.3.1</w:t>
+      </w:r>
+      <w:r>
+        <w:rPr>
+          <w:rFonts w:ascii="TH Sarabun New" w:eastAsia="Sarabun" w:hAnsi="TH Sarabun New" w:cs="TH Sarabun New"/>
+          <w:noProof/>
+          <w:sz w:val="32"/>
+          <w:szCs w:val="32"/>
+          <w:cs/>
+        </w:rPr>
+        <w:t xml:space="preserve"> </w:t>
+      </w:r>
+      <w:r>
+        <w:rPr>
+          <w:rFonts w:ascii="TH Sarabun New" w:eastAsia="Sarabun" w:hAnsi="TH Sarabun New" w:cs="TH Sarabun New" w:hint="cs"/>
+          <w:noProof/>
+          <w:sz w:val="32"/>
+          <w:szCs w:val="32"/>
+          <w:cs/>
+        </w:rPr>
+        <w:t>ตรวจสอบรายละเอียดของชิ้นงาน</w:t>
+      </w:r>
+    </w:p>
+    <w:p>
+      <w:pPr>
+        <w:spacing w:after="0" w:line="240" w:lineRule="auto"/>
+        <w:ind w:left="1440"/>
+        <w:rPr>
+          <w:rFonts w:ascii="TH Sarabun New" w:eastAsia="Sarabun" w:hAnsi="TH Sarabun New" w:cs="TH Sarabun New" w:hint="cs"/>
+          <w:noProof/>
+          <w:sz w:val="32"/>
+          <w:szCs w:val="32"/>
+        </w:rPr>
+      </w:pPr>
+      <w:r>
+        <w:rPr>
+          <w:rFonts w:ascii="TH Sarabun New" w:eastAsia="Sarabun" w:hAnsi="TH Sarabun New" w:cs="TH Sarabun New" w:hint="cs"/>
+          <w:noProof/>
+          <w:sz w:val="32"/>
+          <w:szCs w:val="32"/>
+          <w:cs/>
+        </w:rPr>
+        <w:t>ตรวจสอบความถูกต้องของข้อมูลพืช</w:t>
+      </w:r>
+      <w:r>
+        <w:rPr>
+          <w:rFonts w:ascii="TH Sarabun New" w:eastAsia="Sarabun" w:hAnsi="TH Sarabun New" w:cs="TH Sarabun New"/>
+          <w:noProof/>
+          <w:sz w:val="32"/>
+          <w:szCs w:val="32"/>
+          <w:cs/>
+        </w:rPr>
+        <w:t xml:space="preserve"> </w:t>
+      </w:r>
+      <w:r>
+        <w:rPr>
+          <w:rFonts w:ascii="TH Sarabun New" w:eastAsia="Sarabun" w:hAnsi="TH Sarabun New" w:cs="TH Sarabun New" w:hint="cs"/>
+          <w:noProof/>
+          <w:sz w:val="32"/>
+          <w:szCs w:val="32"/>
+          <w:cs/>
+        </w:rPr>
+        <w:t>ชื่อวิทยาศาสตร์</w:t>
+      </w:r>
+      <w:r>
+        <w:rPr>
+          <w:rFonts w:ascii="TH Sarabun New" w:eastAsia="Sarabun" w:hAnsi="TH Sarabun New" w:cs="TH Sarabun New"/>
+          <w:noProof/>
+          <w:sz w:val="32"/>
+          <w:szCs w:val="32"/>
+          <w:cs/>
+        </w:rPr>
+        <w:t xml:space="preserve"> </w:t>
+      </w:r>
+      <w:r>
+        <w:rPr>
+          <w:rFonts w:ascii="TH Sarabun New" w:eastAsia="Sarabun" w:hAnsi="TH Sarabun New" w:cs="TH Sarabun New" w:hint="cs"/>
+          <w:noProof/>
+          <w:sz w:val="32"/>
+          <w:szCs w:val="32"/>
+          <w:cs/>
+        </w:rPr>
+        <w:t>สรรพคุณ</w:t>
+      </w:r>
+      <w:r>
+        <w:rPr>
+          <w:rFonts w:ascii="TH Sarabun New" w:eastAsia="Sarabun" w:hAnsi="TH Sarabun New" w:cs="TH Sarabun New"/>
+          <w:noProof/>
+          <w:sz w:val="32"/>
+          <w:szCs w:val="32"/>
+          <w:cs/>
+        </w:rPr>
+        <w:t xml:space="preserve"> </w:t>
+      </w:r>
+      <w:r>
+        <w:rPr>
+          <w:rFonts w:ascii="TH Sarabun New" w:eastAsia="Sarabun" w:hAnsi="TH Sarabun New" w:cs="TH Sarabun New" w:hint="cs"/>
+          <w:noProof/>
+          <w:sz w:val="32"/>
+          <w:szCs w:val="32"/>
+          <w:cs/>
+        </w:rPr>
+        <w:t>ข้อควรระวัง</w:t>
+      </w:r>
+      <w:r>
+        <w:rPr>
+          <w:rFonts w:ascii="TH Sarabun New" w:eastAsia="Sarabun" w:hAnsi="TH Sarabun New" w:cs="TH Sarabun New"/>
+          <w:noProof/>
+          <w:sz w:val="32"/>
+          <w:szCs w:val="32"/>
+          <w:cs/>
+        </w:rPr>
+        <w:t xml:space="preserve"> </w:t>
+      </w:r>
+      <w:r>
+        <w:rPr>
+          <w:rFonts w:ascii="TH Sarabun New" w:eastAsia="Sarabun" w:hAnsi="TH Sarabun New" w:cs="TH Sarabun New" w:hint="cs"/>
+          <w:noProof/>
+          <w:sz w:val="32"/>
+          <w:szCs w:val="32"/>
+          <w:cs/>
+        </w:rPr>
+        <w:t>และความตรงกันของรูปภาพกับเนื้อหา</w:t>
+      </w:r>
+    </w:p>
+    <w:p>
+      <w:pPr>
+        <w:spacing w:after="0" w:line="240" w:lineRule="auto"/>
+        <w:ind w:left="1440"/>
+        <w:rPr>
+          <w:rFonts w:ascii="TH Sarabun New" w:eastAsia="Sarabun" w:hAnsi="TH Sarabun New" w:cs="TH Sarabun New"/>
+          <w:noProof/>
+          <w:sz w:val="32"/>
+          <w:szCs w:val="32"/>
+        </w:rPr>
+      </w:pPr>
+      <w:r>
+        <w:rPr>
+          <w:rFonts w:ascii="TH Sarabun New" w:eastAsia="Sarabun" w:hAnsi="TH Sarabun New" w:cs="TH Sarabun New"/>
+          <w:noProof/>
+          <w:sz w:val="32"/>
+          <w:szCs w:val="32"/>
+        </w:rPr>
+        <w:t>9.3.2</w:t>
+      </w:r>
+      <w:r>
+        <w:rPr>
+          <w:rFonts w:ascii="TH Sarabun New" w:eastAsia="Sarabun" w:hAnsi="TH Sarabun New" w:cs="TH Sarabun New"/>
+          <w:noProof/>
+          <w:sz w:val="32"/>
+          <w:szCs w:val="32"/>
+          <w:cs/>
+        </w:rPr>
+        <w:t xml:space="preserve"> </w:t>
+      </w:r>
+      <w:r>
+        <w:rPr>
+          <w:rFonts w:ascii="TH Sarabun New" w:eastAsia="Sarabun" w:hAnsi="TH Sarabun New" w:cs="TH Sarabun New" w:hint="cs"/>
+          <w:noProof/>
+          <w:sz w:val="32"/>
+          <w:szCs w:val="32"/>
+          <w:cs/>
+        </w:rPr>
+        <w:t>ตรวจสอบข้อผิดพลาดของชิ้นงาน</w:t>
+      </w:r>
+    </w:p>
+    <w:p>
+      <w:pPr>
+        <w:spacing w:after="0" w:line="240" w:lineRule="auto"/>
+        <w:ind w:left="1440"/>
+        <w:rPr>
+          <w:rFonts w:ascii="TH Sarabun New" w:eastAsia="Sarabun" w:hAnsi="TH Sarabun New" w:cs="TH Sarabun New"/>
+          <w:noProof/>
+          <w:sz w:val="32"/>
+          <w:szCs w:val="32"/>
+        </w:rPr>
+      </w:pPr>
+      <w:r>
+        <w:rPr>
+          <w:rFonts w:ascii="TH Sarabun New" w:eastAsia="Sarabun" w:hAnsi="TH Sarabun New" w:cs="TH Sarabun New" w:hint="cs"/>
+          <w:noProof/>
+          <w:sz w:val="32"/>
+          <w:szCs w:val="32"/>
+          <w:cs/>
+        </w:rPr>
+        <w:t>ทดสอบการทำงานของเว็บไซต์</w:t>
+      </w:r>
+      <w:r>
+        <w:rPr>
+          <w:rFonts w:ascii="TH Sarabun New" w:eastAsia="Sarabun" w:hAnsi="TH Sarabun New" w:cs="TH Sarabun New"/>
+          <w:noProof/>
+          <w:sz w:val="32"/>
+          <w:szCs w:val="32"/>
+          <w:cs/>
+        </w:rPr>
+        <w:t xml:space="preserve"> </w:t>
+      </w:r>
+      <w:r>
+        <w:rPr>
+          <w:rFonts w:ascii="TH Sarabun New" w:eastAsia="Sarabun" w:hAnsi="TH Sarabun New" w:cs="TH Sarabun New" w:hint="cs"/>
+          <w:noProof/>
+          <w:sz w:val="32"/>
+          <w:szCs w:val="32"/>
+          <w:cs/>
+        </w:rPr>
+        <w:t>เช่น</w:t>
+      </w:r>
+      <w:r>
+        <w:rPr>
+          <w:rFonts w:ascii="TH Sarabun New" w:eastAsia="Sarabun" w:hAnsi="TH Sarabun New" w:cs="TH Sarabun New"/>
+          <w:noProof/>
+          <w:sz w:val="32"/>
+          <w:szCs w:val="32"/>
+          <w:cs/>
+        </w:rPr>
+        <w:t xml:space="preserve"> </w:t>
+      </w:r>
+      <w:r>
+        <w:rPr>
+          <w:rFonts w:ascii="TH Sarabun New" w:eastAsia="Sarabun" w:hAnsi="TH Sarabun New" w:cs="TH Sarabun New" w:hint="cs"/>
+          <w:noProof/>
+          <w:sz w:val="32"/>
+          <w:szCs w:val="32"/>
+          <w:cs/>
+        </w:rPr>
+        <w:t>เมนู</w:t>
+      </w:r>
+      <w:r>
+        <w:rPr>
+          <w:rFonts w:ascii="TH Sarabun New" w:eastAsia="Sarabun" w:hAnsi="TH Sarabun New" w:cs="TH Sarabun New"/>
+          <w:noProof/>
+          <w:sz w:val="32"/>
+          <w:szCs w:val="32"/>
+          <w:cs/>
+        </w:rPr>
+        <w:t xml:space="preserve"> </w:t>
+      </w:r>
+      <w:r>
+        <w:rPr>
+          <w:rFonts w:ascii="TH Sarabun New" w:eastAsia="Sarabun" w:hAnsi="TH Sarabun New" w:cs="TH Sarabun New" w:hint="cs"/>
+          <w:noProof/>
+          <w:sz w:val="32"/>
+          <w:szCs w:val="32"/>
+          <w:cs/>
+        </w:rPr>
+        <w:t>ปุ่ม</w:t>
+      </w:r>
+      <w:r>
+        <w:rPr>
+          <w:rFonts w:ascii="TH Sarabun New" w:eastAsia="Sarabun" w:hAnsi="TH Sarabun New" w:cs="TH Sarabun New"/>
+          <w:noProof/>
+          <w:sz w:val="32"/>
+          <w:szCs w:val="32"/>
+          <w:cs/>
+        </w:rPr>
+        <w:t xml:space="preserve"> </w:t>
+      </w:r>
+      <w:r>
+        <w:rPr>
+          <w:rFonts w:ascii="TH Sarabun New" w:eastAsia="Sarabun" w:hAnsi="TH Sarabun New" w:cs="TH Sarabun New" w:hint="cs"/>
+          <w:noProof/>
+          <w:sz w:val="32"/>
+          <w:szCs w:val="32"/>
+          <w:cs/>
+        </w:rPr>
+        <w:t>ลิงก์</w:t>
+      </w:r>
+      <w:r>
+        <w:rPr>
+          <w:rFonts w:ascii="TH Sarabun New" w:eastAsia="Sarabun" w:hAnsi="TH Sarabun New" w:cs="TH Sarabun New"/>
+          <w:noProof/>
+          <w:sz w:val="32"/>
+          <w:szCs w:val="32"/>
+          <w:cs/>
+        </w:rPr>
+        <w:t xml:space="preserve"> </w:t>
+      </w:r>
+      <w:r>
+        <w:rPr>
+          <w:rFonts w:ascii="TH Sarabun New" w:eastAsia="Sarabun" w:hAnsi="TH Sarabun New" w:cs="TH Sarabun New" w:hint="cs"/>
+          <w:noProof/>
+          <w:sz w:val="32"/>
+          <w:szCs w:val="32"/>
+          <w:cs/>
+        </w:rPr>
+        <w:t>ระบบค้นหา</w:t>
+      </w:r>
+      <w:r>
+        <w:rPr>
+          <w:rFonts w:ascii="TH Sarabun New" w:eastAsia="Sarabun" w:hAnsi="TH Sarabun New" w:cs="TH Sarabun New"/>
+          <w:noProof/>
+          <w:sz w:val="32"/>
+          <w:szCs w:val="32"/>
+          <w:cs/>
+        </w:rPr>
+        <w:t xml:space="preserve"> </w:t>
+      </w:r>
+      <w:r>
+        <w:rPr>
+          <w:rFonts w:ascii="TH Sarabun New" w:eastAsia="Sarabun" w:hAnsi="TH Sarabun New" w:cs="TH Sarabun New" w:hint="cs"/>
+          <w:noProof/>
+          <w:sz w:val="32"/>
+          <w:szCs w:val="32"/>
+          <w:cs/>
+        </w:rPr>
+        <w:t>และการแสดงผล</w:t>
+      </w:r>
+      <w:r>
+        <w:rPr>
+          <w:rFonts w:ascii="TH Sarabun New" w:eastAsia="Sarabun" w:hAnsi="TH Sarabun New" w:cs="TH Sarabun New"/>
+          <w:noProof/>
+          <w:sz w:val="32"/>
+          <w:szCs w:val="32"/>
+          <w:cs/>
+        </w:rPr>
+        <w:t xml:space="preserve"> </w:t>
+      </w:r>
+      <w:r>
+        <w:rPr>
+          <w:rFonts w:ascii="TH Sarabun New" w:eastAsia="Sarabun" w:hAnsi="TH Sarabun New" w:cs="TH Sarabun New" w:hint="cs"/>
+          <w:noProof/>
+          <w:sz w:val="32"/>
+          <w:szCs w:val="32"/>
+          <w:cs/>
+        </w:rPr>
+        <w:t>แล้วแก้ไขข้อผิดพลาดก่อนนำเสนอ</w:t>
+      </w:r>
+    </w:p>
+    <w:p>
+      <w:pPr>
+        <w:spacing w:after="0" w:line="240" w:lineRule="auto"/>
+        <w:ind w:left="1440"/>
+        <w:rPr>
+          <w:rFonts w:ascii="TH Sarabun New" w:eastAsia="Sarabun" w:hAnsi="TH Sarabun New" w:cs="TH Sarabun New" w:hint="cs"/>
           <w:noProof/>
           <w:sz w:val="32"/>
           <w:szCs w:val="32"/>
@@ -3660,7 +4638,7 @@
       <w:pPr>
         <w:spacing w:after="0" w:line="240" w:lineRule="auto"/>
         <w:rPr>
-          <w:rFonts w:ascii="TH Sarabun New" w:eastAsia="Sarabun" w:hAnsi="TH Sarabun New" w:cs="TH Sarabun New"/>
+          <w:rFonts w:ascii="TH Sarabun New" w:eastAsia="Sarabun" w:hAnsi="TH Sarabun New" w:cs="TH Sarabun New" w:hint="cs"/>
           <w:noProof/>
           <w:sz w:val="32"/>
           <w:szCs w:val="32"/>
@@ -3778,6 +4756,7 @@
           <w:szCs w:val="32"/>
           <w:lang w:val="en-US"/>
         </w:rPr>
+        <w:lastRenderedPageBreak/>
         <w:t>11</w:t>
       </w:r>
       <w:r>
@@ -3989,16 +4968,16 @@
         <w:rPr>
           <w:rFonts w:ascii="TH Sarabun New" w:eastAsia="Sarabun" w:hAnsi="TH Sarabun New" w:cs="TH Sarabun New"/>
           <w:noProof/>
-          <w:color w:val="000000"/>
-          <w:sz w:val="32"/>
-          <w:szCs w:val="32"/>
-        </w:rPr>
-      </w:pPr>
-      <w:r>
-        <w:rPr>
-          <w:rFonts w:ascii="TH Sarabun New" w:eastAsia="Sarabun" w:hAnsi="TH Sarabun New" w:cs="TH Sarabun New"/>
-          <w:noProof/>
-          <w:color w:val="000000"/>
+          <w:color w:val="000000" w:themeColor="text1"/>
+          <w:sz w:val="32"/>
+          <w:szCs w:val="32"/>
+        </w:rPr>
+      </w:pPr>
+      <w:r>
+        <w:rPr>
+          <w:rFonts w:ascii="TH Sarabun New" w:eastAsia="Sarabun" w:hAnsi="TH Sarabun New" w:cs="TH Sarabun New"/>
+          <w:noProof/>
+          <w:color w:val="000000" w:themeColor="text1"/>
           <w:sz w:val="32"/>
           <w:szCs w:val="32"/>
         </w:rPr>
@@ -4008,7 +4987,7 @@
         <w:rPr>
           <w:rFonts w:ascii="TH Sarabun New" w:eastAsia="Sarabun" w:hAnsi="TH Sarabun New" w:cs="TH Sarabun New"/>
           <w:noProof/>
-          <w:color w:val="000000"/>
+          <w:color w:val="000000" w:themeColor="text1"/>
           <w:sz w:val="32"/>
           <w:szCs w:val="32"/>
           <w:cs/>
@@ -4019,17 +4998,17 @@
         <w:rPr>
           <w:rFonts w:ascii="TH Sarabun New" w:eastAsia="Sarabun" w:hAnsi="TH Sarabun New" w:cs="TH Sarabun New"/>
           <w:noProof/>
-          <w:color w:val="000000"/>
-          <w:sz w:val="32"/>
-          <w:szCs w:val="32"/>
-        </w:rPr>
-        <w:t xml:space="preserve"> </w:t>
-      </w:r>
-      <w:r>
-        <w:rPr>
-          <w:rFonts w:ascii="TH Sarabun New" w:eastAsia="Sarabun" w:hAnsi="TH Sarabun New" w:cs="TH Sarabun New"/>
-          <w:noProof/>
-          <w:color w:val="000000"/>
+          <w:color w:val="000000" w:themeColor="text1"/>
+          <w:sz w:val="32"/>
+          <w:szCs w:val="32"/>
+        </w:rPr>
+        <w:t xml:space="preserve"> </w:t>
+      </w:r>
+      <w:r>
+        <w:rPr>
+          <w:rFonts w:ascii="TH Sarabun New" w:eastAsia="Sarabun" w:hAnsi="TH Sarabun New" w:cs="TH Sarabun New"/>
+          <w:noProof/>
+          <w:color w:val="000000" w:themeColor="text1"/>
           <w:sz w:val="32"/>
           <w:szCs w:val="32"/>
           <w:cs/>
@@ -4040,54 +5019,33 @@
         <w:rPr>
           <w:rFonts w:ascii="TH Sarabun New" w:eastAsia="Sarabun" w:hAnsi="TH Sarabun New" w:cs="TH Sarabun New"/>
           <w:noProof/>
-          <w:color w:val="000000"/>
-          <w:sz w:val="32"/>
-          <w:szCs w:val="32"/>
-          <w:lang w:val="en-US"/>
-        </w:rPr>
-        <w:t>(</w:t>
-      </w:r>
-      <w:r>
-        <w:rPr>
-          <w:rFonts w:ascii="TH Sarabun New" w:eastAsia="Sarabun" w:hAnsi="TH Sarabun New" w:cs="TH Sarabun New"/>
-          <w:noProof/>
-          <w:color w:val="000000"/>
-          <w:sz w:val="32"/>
-          <w:szCs w:val="32"/>
-          <w:lang w:val="en-US"/>
-        </w:rPr>
-        <w:t>2568</w:t>
-      </w:r>
-      <w:r>
-        <w:rPr>
-          <w:rFonts w:ascii="TH Sarabun New" w:eastAsia="Sarabun" w:hAnsi="TH Sarabun New" w:cs="TH Sarabun New"/>
-          <w:noProof/>
-          <w:color w:val="000000"/>
-          <w:sz w:val="32"/>
-          <w:szCs w:val="32"/>
-          <w:lang w:val="en-US"/>
-        </w:rPr>
-        <w:t>)</w:t>
-      </w:r>
-    </w:p>
-    <w:p>
-      <w:pPr>
-        <w:spacing w:after="0" w:line="240" w:lineRule="auto"/>
-        <w:ind w:left="720"/>
-        <w:rPr>
-          <w:rFonts w:ascii="TH Sarabun New" w:eastAsia="Sarabun" w:hAnsi="TH Sarabun New" w:cs="TH Sarabun New"/>
-          <w:noProof/>
-          <w:color w:val="000000"/>
-          <w:sz w:val="32"/>
-          <w:szCs w:val="32"/>
-          <w:lang w:val="en-US"/>
-        </w:rPr>
-      </w:pPr>
-      <w:r>
-        <w:rPr>
-          <w:rFonts w:ascii="TH Sarabun New" w:eastAsia="Sarabun" w:hAnsi="TH Sarabun New" w:cs="TH Sarabun New" w:hint="cs"/>
-          <w:noProof/>
-          <w:color w:val="000000"/>
+          <w:color w:val="000000" w:themeColor="text1"/>
+          <w:sz w:val="32"/>
+          <w:szCs w:val="32"/>
+          <w:lang w:val="en-US"/>
+        </w:rPr>
+        <w:t>(2568)</w:t>
+      </w:r>
+    </w:p>
+    <w:p>
+      <w:pPr>
+        <w:spacing w:after="0" w:line="240" w:lineRule="auto"/>
+        <w:ind w:left="720" w:firstLine="720"/>
+        <w:rPr>
+          <w:rFonts w:ascii="TH Sarabun New" w:eastAsia="Sarabun" w:hAnsi="TH Sarabun New" w:cs="TH Sarabun New" w:hint="cs"/>
+          <w:noProof/>
+          <w:color w:val="000000" w:themeColor="text1"/>
+          <w:sz w:val="32"/>
+          <w:szCs w:val="32"/>
+          <w:cs/>
+          <w:lang w:val="en-US"/>
+        </w:rPr>
+      </w:pPr>
+      <w:r>
+        <w:rPr>
+          <w:rFonts w:ascii="TH Sarabun New" w:eastAsia="Sarabun" w:hAnsi="TH Sarabun New" w:cs="TH Sarabun New" w:hint="cs"/>
+          <w:noProof/>
+          <w:color w:val="000000" w:themeColor="text1"/>
           <w:sz w:val="32"/>
           <w:szCs w:val="32"/>
           <w:cs/>
@@ -4098,7 +5056,7 @@
         <w:rPr>
           <w:rFonts w:ascii="TH Sarabun New" w:eastAsia="Sarabun" w:hAnsi="TH Sarabun New" w:cs="TH Sarabun New"/>
           <w:noProof/>
-          <w:color w:val="000000"/>
+          <w:color w:val="000000" w:themeColor="text1"/>
           <w:sz w:val="32"/>
           <w:szCs w:val="32"/>
         </w:rPr>
@@ -4108,7 +5066,7 @@
         <w:rPr>
           <w:rFonts w:ascii="TH Sarabun New" w:eastAsia="Sarabun" w:hAnsi="TH Sarabun New" w:cs="TH Sarabun New"/>
           <w:noProof/>
-          <w:color w:val="000000"/>
+          <w:color w:val="000000" w:themeColor="text1"/>
           <w:sz w:val="32"/>
           <w:szCs w:val="32"/>
           <w:cs/>
@@ -4119,7 +5077,7 @@
         <w:rPr>
           <w:rFonts w:ascii="TH Sarabun New" w:eastAsia="Sarabun" w:hAnsi="TH Sarabun New" w:cs="TH Sarabun New"/>
           <w:noProof/>
-          <w:color w:val="000000"/>
+          <w:color w:val="000000" w:themeColor="text1"/>
           <w:sz w:val="32"/>
           <w:szCs w:val="32"/>
         </w:rPr>
@@ -4129,7 +5087,7 @@
         <w:rPr>
           <w:rFonts w:ascii="TH Sarabun New" w:eastAsia="Sarabun" w:hAnsi="TH Sarabun New" w:cs="TH Sarabun New"/>
           <w:noProof/>
-          <w:color w:val="000000"/>
+          <w:color w:val="000000" w:themeColor="text1"/>
           <w:sz w:val="32"/>
           <w:szCs w:val="32"/>
           <w:cs/>
@@ -4140,7 +5098,7 @@
         <w:rPr>
           <w:rFonts w:ascii="TH Sarabun New" w:eastAsia="Sarabun" w:hAnsi="TH Sarabun New" w:cs="TH Sarabun New"/>
           <w:noProof/>
-          <w:color w:val="000000"/>
+          <w:color w:val="000000" w:themeColor="text1"/>
           <w:sz w:val="32"/>
           <w:szCs w:val="32"/>
         </w:rPr>
@@ -4150,7 +5108,7 @@
         <w:rPr>
           <w:rFonts w:ascii="TH Sarabun New" w:eastAsia="Sarabun" w:hAnsi="TH Sarabun New" w:cs="TH Sarabun New"/>
           <w:noProof/>
-          <w:color w:val="000000"/>
+          <w:color w:val="000000" w:themeColor="text1"/>
           <w:sz w:val="32"/>
           <w:szCs w:val="32"/>
           <w:cs/>
@@ -4161,7 +5119,7 @@
         <w:rPr>
           <w:rFonts w:ascii="TH Sarabun New" w:eastAsia="Sarabun" w:hAnsi="TH Sarabun New" w:cs="TH Sarabun New"/>
           <w:noProof/>
-          <w:color w:val="000000"/>
+          <w:color w:val="000000" w:themeColor="text1"/>
           <w:sz w:val="32"/>
           <w:szCs w:val="32"/>
         </w:rPr>
@@ -4171,7 +5129,7 @@
         <w:rPr>
           <w:rFonts w:ascii="TH Sarabun New" w:eastAsia="Sarabun" w:hAnsi="TH Sarabun New" w:cs="TH Sarabun New"/>
           <w:noProof/>
-          <w:color w:val="000000"/>
+          <w:color w:val="000000" w:themeColor="text1"/>
           <w:sz w:val="32"/>
           <w:szCs w:val="32"/>
           <w:cs/>
@@ -4182,7 +5140,7 @@
         <w:rPr>
           <w:rFonts w:ascii="TH Sarabun New" w:eastAsia="Sarabun" w:hAnsi="TH Sarabun New" w:cs="TH Sarabun New"/>
           <w:noProof/>
-          <w:color w:val="000000"/>
+          <w:color w:val="000000" w:themeColor="text1"/>
           <w:sz w:val="32"/>
           <w:szCs w:val="32"/>
         </w:rPr>
@@ -4192,7 +5150,7 @@
         <w:rPr>
           <w:rFonts w:ascii="TH Sarabun New" w:eastAsia="Sarabun" w:hAnsi="TH Sarabun New" w:cs="TH Sarabun New"/>
           <w:noProof/>
-          <w:color w:val="000000"/>
+          <w:color w:val="000000" w:themeColor="text1"/>
           <w:sz w:val="32"/>
           <w:szCs w:val="32"/>
           <w:cs/>
@@ -4203,7 +5161,7 @@
         <w:rPr>
           <w:rFonts w:ascii="TH Sarabun New" w:eastAsia="Sarabun" w:hAnsi="TH Sarabun New" w:cs="TH Sarabun New"/>
           <w:noProof/>
-          <w:color w:val="000000"/>
+          <w:color w:val="000000" w:themeColor="text1"/>
           <w:sz w:val="32"/>
           <w:szCs w:val="32"/>
         </w:rPr>
@@ -4214,19 +5172,19 @@
       <w:pPr>
         <w:spacing w:after="0" w:line="240" w:lineRule="auto"/>
         <w:rPr>
-          <w:rFonts w:ascii="TH Sarabun New" w:eastAsia="Sarabun" w:hAnsi="TH Sarabun New" w:cs="TH Sarabun New" w:hint="cs"/>
-          <w:noProof/>
-          <w:color w:val="000000"/>
-          <w:sz w:val="32"/>
-          <w:szCs w:val="32"/>
-          <w:cs/>
-        </w:rPr>
-      </w:pPr>
-      <w:r>
-        <w:rPr>
-          <w:rFonts w:ascii="TH Sarabun New" w:eastAsia="Sarabun" w:hAnsi="TH Sarabun New" w:cs="TH Sarabun New"/>
-          <w:noProof/>
-          <w:color w:val="000000"/>
+          <w:rFonts w:ascii="TH Sarabun New" w:eastAsia="Sarabun" w:hAnsi="TH Sarabun New" w:cs="TH Sarabun New"/>
+          <w:noProof/>
+          <w:color w:val="000000" w:themeColor="text1"/>
+          <w:sz w:val="32"/>
+          <w:szCs w:val="32"/>
+          <w:cs/>
+        </w:rPr>
+      </w:pPr>
+      <w:r>
+        <w:rPr>
+          <w:rFonts w:ascii="TH Sarabun New" w:eastAsia="Sarabun" w:hAnsi="TH Sarabun New" w:cs="TH Sarabun New"/>
+          <w:noProof/>
+          <w:color w:val="000000" w:themeColor="text1"/>
           <w:sz w:val="32"/>
           <w:szCs w:val="32"/>
         </w:rPr>
@@ -4237,7 +5195,7 @@
         <w:rPr>
           <w:rFonts w:ascii="TH Sarabun New" w:eastAsia="Sarabun" w:hAnsi="TH Sarabun New" w:cs="TH Sarabun New" w:hint="cs"/>
           <w:noProof/>
-          <w:color w:val="000000"/>
+          <w:color w:val="000000" w:themeColor="text1"/>
           <w:sz w:val="32"/>
           <w:szCs w:val="32"/>
           <w:cs/>
@@ -4248,110 +5206,862 @@
     <w:p>
       <w:pPr>
         <w:spacing w:after="0" w:line="240" w:lineRule="auto"/>
+        <w:ind w:left="720" w:firstLine="720"/>
+        <w:rPr>
+          <w:rFonts w:ascii="TH Sarabun New" w:eastAsia="Sarabun" w:hAnsi="TH Sarabun New" w:cs="TH Sarabun New"/>
+          <w:noProof/>
+          <w:color w:val="000000" w:themeColor="text1"/>
+          <w:sz w:val="32"/>
+          <w:szCs w:val="32"/>
+        </w:rPr>
+      </w:pPr>
+      <w:r>
+        <w:rPr>
+          <w:rFonts w:ascii="TH Sarabun New" w:eastAsia="Sarabun" w:hAnsi="TH Sarabun New" w:cs="TH Sarabun New" w:hint="cs"/>
+          <w:noProof/>
+          <w:color w:val="000000" w:themeColor="text1"/>
+          <w:sz w:val="32"/>
+          <w:szCs w:val="32"/>
+          <w:cs/>
+        </w:rPr>
+        <w:t xml:space="preserve">จาก </w:t>
+      </w:r>
+      <w:hyperlink r:id="rId7" w:history="1">
+        <w:r>
+          <w:rPr>
+            <w:rStyle w:val="Hyperlink"/>
+            <w:rFonts w:ascii="TH Sarabun New" w:eastAsia="Sarabun" w:hAnsi="TH Sarabun New" w:cs="TH Sarabun New"/>
+            <w:noProof/>
+            <w:color w:val="000000" w:themeColor="text1"/>
+            <w:sz w:val="32"/>
+            <w:szCs w:val="32"/>
+            <w:u w:val="none"/>
+          </w:rPr>
+          <w:t>https://code.visualstudio.com/</w:t>
+        </w:r>
+      </w:hyperlink>
+    </w:p>
+    <w:p>
+      <w:pPr>
+        <w:spacing w:after="0" w:line="240" w:lineRule="auto"/>
+        <w:ind w:left="720"/>
+        <w:rPr>
+          <w:rFonts w:ascii="TH Sarabun New" w:eastAsia="Sarabun" w:hAnsi="TH Sarabun New" w:cs="TH Sarabun New"/>
+          <w:noProof/>
+          <w:color w:val="000000" w:themeColor="text1"/>
+          <w:sz w:val="32"/>
+          <w:szCs w:val="32"/>
+        </w:rPr>
+      </w:pPr>
+      <w:r>
+        <w:rPr>
+          <w:rFonts w:ascii="TH Sarabun New" w:eastAsia="Sarabun" w:hAnsi="TH Sarabun New" w:cs="TH Sarabun New"/>
+          <w:noProof/>
+          <w:color w:val="000000" w:themeColor="text1"/>
+          <w:sz w:val="32"/>
+          <w:szCs w:val="32"/>
+        </w:rPr>
+        <w:t>12.</w:t>
+      </w:r>
+      <w:r>
+        <w:rPr>
+          <w:rFonts w:ascii="TH Sarabun New" w:eastAsia="Sarabun" w:hAnsi="TH Sarabun New" w:cs="TH Sarabun New"/>
+          <w:noProof/>
+          <w:color w:val="000000" w:themeColor="text1"/>
+          <w:sz w:val="32"/>
+          <w:szCs w:val="32"/>
+          <w:lang w:val="en-US"/>
+        </w:rPr>
+        <w:t>3</w:t>
+      </w:r>
+      <w:r>
+        <w:rPr>
+          <w:rFonts w:ascii="TH Sarabun New" w:eastAsia="Sarabun" w:hAnsi="TH Sarabun New" w:cs="TH Sarabun New"/>
+          <w:noProof/>
+          <w:color w:val="000000" w:themeColor="text1"/>
+          <w:sz w:val="32"/>
+          <w:szCs w:val="32"/>
+        </w:rPr>
+        <w:t xml:space="preserve"> e-Flora of Thailand (</w:t>
+      </w:r>
+      <w:r>
+        <w:rPr>
+          <w:rFonts w:ascii="TH Sarabun New" w:eastAsia="Sarabun" w:hAnsi="TH Sarabun New" w:cs="TH Sarabun New" w:hint="cs"/>
+          <w:noProof/>
+          <w:color w:val="000000" w:themeColor="text1"/>
+          <w:sz w:val="32"/>
+          <w:szCs w:val="32"/>
+          <w:cs/>
+        </w:rPr>
+        <w:t>กรมอุทยานฯ</w:t>
+      </w:r>
+      <w:r>
+        <w:rPr>
+          <w:rFonts w:ascii="TH Sarabun New" w:eastAsia="Sarabun" w:hAnsi="TH Sarabun New" w:cs="TH Sarabun New"/>
+          <w:noProof/>
+          <w:color w:val="000000" w:themeColor="text1"/>
+          <w:sz w:val="32"/>
+          <w:szCs w:val="32"/>
+          <w:cs/>
+        </w:rPr>
+        <w:t xml:space="preserve">) — </w:t>
+      </w:r>
+      <w:r>
+        <w:rPr>
+          <w:rFonts w:ascii="TH Sarabun New" w:eastAsia="Sarabun" w:hAnsi="TH Sarabun New" w:cs="TH Sarabun New" w:hint="cs"/>
+          <w:noProof/>
+          <w:color w:val="000000" w:themeColor="text1"/>
+          <w:sz w:val="32"/>
+          <w:szCs w:val="32"/>
+          <w:cs/>
+        </w:rPr>
+        <w:t>ชื่อพืช</w:t>
+      </w:r>
+      <w:r>
+        <w:rPr>
+          <w:rFonts w:ascii="TH Sarabun New" w:eastAsia="Sarabun" w:hAnsi="TH Sarabun New" w:cs="TH Sarabun New"/>
+          <w:noProof/>
+          <w:color w:val="000000" w:themeColor="text1"/>
+          <w:sz w:val="32"/>
+          <w:szCs w:val="32"/>
+          <w:cs/>
+        </w:rPr>
+        <w:t xml:space="preserve"> </w:t>
+      </w:r>
+      <w:r>
+        <w:rPr>
+          <w:rFonts w:ascii="TH Sarabun New" w:eastAsia="Sarabun" w:hAnsi="TH Sarabun New" w:cs="TH Sarabun New" w:hint="cs"/>
+          <w:noProof/>
+          <w:color w:val="000000" w:themeColor="text1"/>
+          <w:sz w:val="32"/>
+          <w:szCs w:val="32"/>
+          <w:cs/>
+        </w:rPr>
+        <w:t>ชื่อวิทยาศาสตร์</w:t>
+      </w:r>
+      <w:r>
+        <w:rPr>
+          <w:rFonts w:ascii="TH Sarabun New" w:eastAsia="Sarabun" w:hAnsi="TH Sarabun New" w:cs="TH Sarabun New"/>
+          <w:noProof/>
+          <w:color w:val="000000" w:themeColor="text1"/>
+          <w:sz w:val="32"/>
+          <w:szCs w:val="32"/>
+          <w:cs/>
+        </w:rPr>
+        <w:t xml:space="preserve"> </w:t>
+      </w:r>
+      <w:r>
+        <w:rPr>
+          <w:rFonts w:ascii="TH Sarabun New" w:eastAsia="Sarabun" w:hAnsi="TH Sarabun New" w:cs="TH Sarabun New" w:hint="cs"/>
+          <w:noProof/>
+          <w:color w:val="000000" w:themeColor="text1"/>
+          <w:sz w:val="32"/>
+          <w:szCs w:val="32"/>
+          <w:cs/>
+        </w:rPr>
+        <w:t>และข้อมูลพรรณไม้</w:t>
+      </w:r>
+    </w:p>
+    <w:p>
+      <w:pPr>
+        <w:spacing w:after="0" w:line="240" w:lineRule="auto"/>
+        <w:ind w:left="720" w:firstLine="720"/>
+        <w:rPr>
+          <w:rFonts w:ascii="TH Sarabun New" w:eastAsia="Sarabun" w:hAnsi="TH Sarabun New" w:cs="TH Sarabun New"/>
+          <w:noProof/>
+          <w:color w:val="000000" w:themeColor="text1"/>
+          <w:sz w:val="32"/>
+          <w:szCs w:val="32"/>
+          <w:lang w:val="en-US"/>
+        </w:rPr>
+      </w:pPr>
+      <w:r>
+        <w:rPr>
+          <w:rFonts w:ascii="TH Sarabun New" w:eastAsia="Sarabun" w:hAnsi="TH Sarabun New" w:cs="TH Sarabun New" w:hint="cs"/>
+          <w:noProof/>
+          <w:color w:val="000000" w:themeColor="text1"/>
+          <w:sz w:val="32"/>
+          <w:szCs w:val="32"/>
+          <w:cs/>
+        </w:rPr>
+        <w:t xml:space="preserve">จาก </w:t>
+      </w:r>
+      <w:r>
+        <w:rPr>
+          <w:rFonts w:ascii="TH Sarabun New" w:eastAsia="Sarabun" w:hAnsi="TH Sarabun New" w:cs="TH Sarabun New"/>
+          <w:noProof/>
+          <w:color w:val="000000" w:themeColor="text1"/>
+          <w:sz w:val="32"/>
+          <w:szCs w:val="32"/>
+        </w:rPr>
+        <w:t>https://botany.dnp.go.th/eflora/</w:t>
+      </w:r>
+      <w:r>
+        <w:rPr>
+          <w:rFonts w:ascii="TH Sarabun New" w:eastAsia="Sarabun" w:hAnsi="TH Sarabun New" w:cs="TH Sarabun New"/>
+          <w:noProof/>
+          <w:color w:val="000000" w:themeColor="text1"/>
+          <w:sz w:val="32"/>
+          <w:szCs w:val="32"/>
+          <w:cs/>
+        </w:rPr>
+        <w:t>4432-</w:t>
+      </w:r>
+      <w:r>
+        <w:rPr>
+          <w:rFonts w:ascii="TH Sarabun New" w:eastAsia="Sarabun" w:hAnsi="TH Sarabun New" w:cs="TH Sarabun New"/>
+          <w:noProof/>
+          <w:color w:val="000000" w:themeColor="text1"/>
+          <w:sz w:val="32"/>
+          <w:szCs w:val="32"/>
+        </w:rPr>
+        <w:t>aebc-</w:t>
+      </w:r>
+      <w:r>
+        <w:rPr>
+          <w:rFonts w:ascii="TH Sarabun New" w:eastAsia="Sarabun" w:hAnsi="TH Sarabun New" w:cs="TH Sarabun New"/>
+          <w:noProof/>
+          <w:color w:val="000000" w:themeColor="text1"/>
+          <w:sz w:val="32"/>
+          <w:szCs w:val="32"/>
+          <w:cs/>
+        </w:rPr>
+        <w:t>346066</w:t>
+      </w:r>
+      <w:r>
+        <w:rPr>
+          <w:rFonts w:ascii="TH Sarabun New" w:eastAsia="Sarabun" w:hAnsi="TH Sarabun New" w:cs="TH Sarabun New"/>
+          <w:noProof/>
+          <w:color w:val="000000" w:themeColor="text1"/>
+          <w:sz w:val="32"/>
+          <w:szCs w:val="32"/>
+        </w:rPr>
+        <w:t>d</w:t>
+      </w:r>
+      <w:r>
+        <w:rPr>
+          <w:rFonts w:ascii="TH Sarabun New" w:eastAsia="Sarabun" w:hAnsi="TH Sarabun New" w:cs="TH Sarabun New"/>
+          <w:noProof/>
+          <w:color w:val="000000" w:themeColor="text1"/>
+          <w:sz w:val="32"/>
+          <w:szCs w:val="32"/>
+          <w:cs/>
+        </w:rPr>
+        <w:t>12214/</w:t>
+      </w:r>
+      <w:r>
+        <w:rPr>
+          <w:rFonts w:ascii="TH Sarabun New" w:eastAsia="Sarabun" w:hAnsi="TH Sarabun New" w:cs="TH Sarabun New"/>
+          <w:noProof/>
+          <w:color w:val="000000" w:themeColor="text1"/>
+          <w:sz w:val="32"/>
+          <w:szCs w:val="32"/>
+        </w:rPr>
+        <w:t>content</w:t>
+      </w:r>
+    </w:p>
+    <w:p>
+      <w:pPr>
+        <w:spacing w:after="0" w:line="240" w:lineRule="auto"/>
+        <w:ind w:left="720"/>
+        <w:rPr>
+          <w:rFonts w:ascii="TH Sarabun New" w:eastAsia="Sarabun" w:hAnsi="TH Sarabun New" w:cs="TH Sarabun New"/>
+          <w:noProof/>
+          <w:color w:val="000000" w:themeColor="text1"/>
+          <w:sz w:val="32"/>
+          <w:szCs w:val="32"/>
+        </w:rPr>
+      </w:pPr>
+      <w:r>
+        <w:rPr>
+          <w:rFonts w:ascii="TH Sarabun New" w:eastAsia="Sarabun" w:hAnsi="TH Sarabun New" w:cs="TH Sarabun New"/>
+          <w:noProof/>
+          <w:color w:val="000000" w:themeColor="text1"/>
+          <w:sz w:val="32"/>
+          <w:szCs w:val="32"/>
+        </w:rPr>
+        <w:t>12.</w:t>
+      </w:r>
+      <w:r>
+        <w:rPr>
+          <w:rFonts w:ascii="TH Sarabun New" w:eastAsia="Sarabun" w:hAnsi="TH Sarabun New" w:cs="TH Sarabun New"/>
+          <w:noProof/>
+          <w:color w:val="000000" w:themeColor="text1"/>
+          <w:sz w:val="32"/>
+          <w:szCs w:val="32"/>
+        </w:rPr>
+        <w:t>4</w:t>
+      </w:r>
+      <w:r>
+        <w:rPr>
+          <w:rFonts w:ascii="TH Sarabun New" w:eastAsia="Sarabun" w:hAnsi="TH Sarabun New" w:cs="TH Sarabun New" w:hint="cs"/>
+          <w:noProof/>
+          <w:color w:val="000000" w:themeColor="text1"/>
+          <w:sz w:val="32"/>
+          <w:szCs w:val="32"/>
+          <w:cs/>
+        </w:rPr>
+        <w:t xml:space="preserve"> ฐานข้อมูลพืชสมุนไพรไทย</w:t>
+      </w:r>
+      <w:r>
+        <w:rPr>
+          <w:rFonts w:ascii="TH Sarabun New" w:eastAsia="Sarabun" w:hAnsi="TH Sarabun New" w:cs="TH Sarabun New"/>
+          <w:noProof/>
+          <w:color w:val="000000" w:themeColor="text1"/>
+          <w:sz w:val="32"/>
+          <w:szCs w:val="32"/>
+          <w:cs/>
+        </w:rPr>
+        <w:t xml:space="preserve"> (</w:t>
+      </w:r>
+      <w:r>
+        <w:rPr>
+          <w:rFonts w:ascii="TH Sarabun New" w:eastAsia="Sarabun" w:hAnsi="TH Sarabun New" w:cs="TH Sarabun New"/>
+          <w:noProof/>
+          <w:color w:val="000000" w:themeColor="text1"/>
+          <w:sz w:val="32"/>
+          <w:szCs w:val="32"/>
+        </w:rPr>
+        <w:t xml:space="preserve">NSTDA </w:t>
+      </w:r>
+      <w:r>
+        <w:rPr>
+          <w:rFonts w:ascii="TH Sarabun New" w:eastAsia="Sarabun" w:hAnsi="TH Sarabun New" w:cs="TH Sarabun New" w:hint="cs"/>
+          <w:noProof/>
+          <w:color w:val="000000" w:themeColor="text1"/>
+          <w:sz w:val="32"/>
+          <w:szCs w:val="32"/>
+          <w:cs/>
+        </w:rPr>
+        <w:t>ร่วมกับหน่วยงาน</w:t>
+      </w:r>
+      <w:r>
+        <w:rPr>
+          <w:rFonts w:ascii="TH Sarabun New" w:eastAsia="Sarabun" w:hAnsi="TH Sarabun New" w:cs="TH Sarabun New"/>
+          <w:noProof/>
+          <w:color w:val="000000" w:themeColor="text1"/>
+          <w:sz w:val="32"/>
+          <w:szCs w:val="32"/>
+          <w:cs/>
+        </w:rPr>
+        <w:t xml:space="preserve"> </w:t>
+      </w:r>
+      <w:r>
+        <w:rPr>
+          <w:rFonts w:ascii="TH Sarabun New" w:eastAsia="Sarabun" w:hAnsi="TH Sarabun New" w:cs="TH Sarabun New"/>
+          <w:noProof/>
+          <w:color w:val="000000" w:themeColor="text1"/>
+          <w:sz w:val="32"/>
+          <w:szCs w:val="32"/>
+        </w:rPr>
+        <w:t xml:space="preserve">partner) — </w:t>
+      </w:r>
+      <w:r>
+        <w:rPr>
+          <w:rFonts w:ascii="TH Sarabun New" w:eastAsia="Sarabun" w:hAnsi="TH Sarabun New" w:cs="TH Sarabun New" w:hint="cs"/>
+          <w:noProof/>
+          <w:color w:val="000000" w:themeColor="text1"/>
+          <w:sz w:val="32"/>
+          <w:szCs w:val="32"/>
+          <w:cs/>
+        </w:rPr>
+        <w:t>ข้อมูลความปลอดภัยและข้อควรระวัง</w:t>
+      </w:r>
+    </w:p>
+    <w:p>
+      <w:pPr>
+        <w:spacing w:after="0" w:line="240" w:lineRule="auto"/>
+        <w:ind w:left="720" w:firstLine="720"/>
+        <w:rPr>
+          <w:rFonts w:ascii="TH Sarabun New" w:eastAsia="Sarabun" w:hAnsi="TH Sarabun New" w:cs="TH Sarabun New"/>
+          <w:noProof/>
+          <w:color w:val="000000" w:themeColor="text1"/>
+          <w:sz w:val="32"/>
+          <w:szCs w:val="32"/>
+        </w:rPr>
+      </w:pPr>
+      <w:r>
+        <w:rPr>
+          <w:rFonts w:ascii="TH Sarabun New" w:eastAsia="Sarabun" w:hAnsi="TH Sarabun New" w:cs="TH Sarabun New" w:hint="cs"/>
+          <w:noProof/>
+          <w:color w:val="000000" w:themeColor="text1"/>
+          <w:sz w:val="32"/>
+          <w:szCs w:val="32"/>
+          <w:cs/>
+        </w:rPr>
+        <w:t xml:space="preserve">จาก </w:t>
+      </w:r>
+      <w:hyperlink r:id="rId8" w:history="1">
+        <w:r>
+          <w:rPr>
+            <w:rStyle w:val="Hyperlink"/>
+            <w:rFonts w:ascii="TH Sarabun New" w:eastAsia="Sarabun" w:hAnsi="TH Sarabun New" w:cs="TH Sarabun New"/>
+            <w:noProof/>
+            <w:color w:val="000000" w:themeColor="text1"/>
+            <w:sz w:val="32"/>
+            <w:szCs w:val="32"/>
+            <w:u w:val="none"/>
+          </w:rPr>
+          <w:t>https://cosmeherb.nbt.or.th/</w:t>
+        </w:r>
+      </w:hyperlink>
+    </w:p>
+    <w:p>
+      <w:pPr>
+        <w:spacing w:after="0" w:line="240" w:lineRule="auto"/>
+        <w:ind w:left="720"/>
+        <w:rPr>
+          <w:rFonts w:ascii="TH Sarabun New" w:eastAsia="Sarabun" w:hAnsi="TH Sarabun New" w:cs="TH Sarabun New"/>
+          <w:noProof/>
+          <w:color w:val="000000" w:themeColor="text1"/>
+          <w:sz w:val="32"/>
+          <w:szCs w:val="32"/>
+        </w:rPr>
+      </w:pPr>
+      <w:r>
+        <w:rPr>
+          <w:rFonts w:ascii="TH Sarabun New" w:eastAsia="Sarabun" w:hAnsi="TH Sarabun New" w:cs="TH Sarabun New"/>
+          <w:noProof/>
+          <w:color w:val="000000" w:themeColor="text1"/>
+          <w:sz w:val="32"/>
+          <w:szCs w:val="32"/>
+        </w:rPr>
+        <w:t>12.</w:t>
+      </w:r>
+      <w:r>
+        <w:rPr>
+          <w:rFonts w:ascii="TH Sarabun New" w:eastAsia="Sarabun" w:hAnsi="TH Sarabun New" w:cs="TH Sarabun New"/>
+          <w:noProof/>
+          <w:color w:val="000000" w:themeColor="text1"/>
+          <w:sz w:val="32"/>
+          <w:szCs w:val="32"/>
+        </w:rPr>
+        <w:t>5</w:t>
+      </w:r>
+      <w:r>
+        <w:rPr>
+          <w:rFonts w:ascii="TH Sarabun New" w:eastAsia="Sarabun" w:hAnsi="TH Sarabun New" w:cs="TH Sarabun New"/>
+          <w:noProof/>
+          <w:color w:val="000000" w:themeColor="text1"/>
+          <w:sz w:val="32"/>
+          <w:szCs w:val="32"/>
+        </w:rPr>
+        <w:t xml:space="preserve"> </w:t>
+      </w:r>
+      <w:r>
+        <w:rPr>
+          <w:rFonts w:ascii="TH Sarabun New" w:eastAsia="Sarabun" w:hAnsi="TH Sarabun New" w:cs="TH Sarabun New"/>
+          <w:noProof/>
+          <w:color w:val="000000" w:themeColor="text1"/>
+          <w:sz w:val="32"/>
+          <w:szCs w:val="32"/>
+          <w:cs/>
+        </w:rPr>
+        <w:t>ฐานข้อมูลตัวอย่างพรรณไม้แห้ง องค์การสวนพฤกษศาสตร์ — ข้อมูลพรรณไม้และตัวอย่างพืช</w:t>
+      </w:r>
+    </w:p>
+    <w:p>
+      <w:pPr>
+        <w:spacing w:after="0" w:line="240" w:lineRule="auto"/>
+        <w:ind w:left="720" w:firstLine="720"/>
+        <w:rPr>
+          <w:rFonts w:ascii="TH Sarabun New" w:eastAsia="Sarabun" w:hAnsi="TH Sarabun New" w:cs="TH Sarabun New"/>
+          <w:noProof/>
+          <w:color w:val="000000" w:themeColor="text1"/>
+          <w:sz w:val="32"/>
+          <w:szCs w:val="32"/>
+        </w:rPr>
+      </w:pPr>
+      <w:r>
+        <w:rPr>
+          <w:rFonts w:ascii="TH Sarabun New" w:eastAsia="Sarabun" w:hAnsi="TH Sarabun New" w:cs="TH Sarabun New" w:hint="cs"/>
+          <w:noProof/>
+          <w:color w:val="000000" w:themeColor="text1"/>
+          <w:sz w:val="32"/>
+          <w:szCs w:val="32"/>
+          <w:cs/>
+        </w:rPr>
+        <w:t xml:space="preserve">จาก </w:t>
+      </w:r>
+      <w:hyperlink r:id="rId9" w:history="1">
+        <w:r>
+          <w:rPr>
+            <w:rStyle w:val="Hyperlink"/>
+            <w:rFonts w:ascii="TH Sarabun New" w:eastAsia="Sarabun" w:hAnsi="TH Sarabun New" w:cs="TH Sarabun New"/>
+            <w:noProof/>
+            <w:color w:val="000000" w:themeColor="text1"/>
+            <w:sz w:val="32"/>
+            <w:szCs w:val="32"/>
+            <w:u w:val="none"/>
+          </w:rPr>
+          <w:t>http://www.qsbg.org/Database/plantdb/herbarium/index.asp</w:t>
+        </w:r>
+      </w:hyperlink>
+    </w:p>
+    <w:p>
+      <w:pPr>
+        <w:spacing w:after="0" w:line="240" w:lineRule="auto"/>
+        <w:ind w:left="720"/>
+        <w:rPr>
+          <w:rFonts w:ascii="TH Sarabun New" w:eastAsia="Sarabun" w:hAnsi="TH Sarabun New" w:cs="TH Sarabun New"/>
+          <w:noProof/>
+          <w:color w:val="000000" w:themeColor="text1"/>
+          <w:sz w:val="32"/>
+          <w:szCs w:val="32"/>
+        </w:rPr>
+      </w:pPr>
+      <w:r>
+        <w:rPr>
+          <w:rFonts w:ascii="TH Sarabun New" w:eastAsia="Sarabun" w:hAnsi="TH Sarabun New" w:cs="TH Sarabun New"/>
+          <w:noProof/>
+          <w:color w:val="000000" w:themeColor="text1"/>
+          <w:sz w:val="32"/>
+          <w:szCs w:val="32"/>
+        </w:rPr>
+        <w:t>12.</w:t>
+      </w:r>
+      <w:r>
+        <w:rPr>
+          <w:rFonts w:ascii="TH Sarabun New" w:eastAsia="Sarabun" w:hAnsi="TH Sarabun New" w:cs="TH Sarabun New"/>
+          <w:noProof/>
+          <w:color w:val="000000" w:themeColor="text1"/>
+          <w:sz w:val="32"/>
+          <w:szCs w:val="32"/>
+        </w:rPr>
+        <w:t>6</w:t>
+      </w:r>
+      <w:r>
+        <w:rPr>
+          <w:rFonts w:ascii="TH Sarabun New" w:eastAsia="Sarabun" w:hAnsi="TH Sarabun New" w:cs="TH Sarabun New" w:hint="cs"/>
+          <w:noProof/>
+          <w:color w:val="000000" w:themeColor="text1"/>
+          <w:sz w:val="32"/>
+          <w:szCs w:val="32"/>
+          <w:cs/>
+        </w:rPr>
+        <w:t xml:space="preserve"> </w:t>
+      </w:r>
+      <w:r>
+        <w:rPr>
+          <w:rFonts w:ascii="TH Sarabun New" w:eastAsia="Sarabun" w:hAnsi="TH Sarabun New" w:cs="TH Sarabun New"/>
+          <w:noProof/>
+          <w:color w:val="000000" w:themeColor="text1"/>
+          <w:sz w:val="32"/>
+          <w:szCs w:val="32"/>
+          <w:cs/>
+        </w:rPr>
+        <w:t>ฐานข้อมูลพันธุ์ไม้พื้นบ้าน องค์การสวนพฤกษศาสตร์ — ประโยชน์และสรรพคุณพื</w:t>
+      </w:r>
+      <w:r>
+        <w:rPr>
+          <w:rFonts w:ascii="TH Sarabun New" w:eastAsia="Sarabun" w:hAnsi="TH Sarabun New" w:cs="TH Sarabun New" w:hint="cs"/>
+          <w:noProof/>
+          <w:color w:val="000000" w:themeColor="text1"/>
+          <w:sz w:val="32"/>
+          <w:szCs w:val="32"/>
+          <w:cs/>
+        </w:rPr>
+        <w:t>ช</w:t>
+      </w:r>
+    </w:p>
+    <w:p>
+      <w:pPr>
+        <w:spacing w:after="0" w:line="240" w:lineRule="auto"/>
+        <w:ind w:left="720" w:firstLine="720"/>
+        <w:rPr>
+          <w:rFonts w:ascii="TH Sarabun New" w:eastAsia="Sarabun" w:hAnsi="TH Sarabun New" w:cs="TH Sarabun New"/>
+          <w:noProof/>
+          <w:color w:val="000000" w:themeColor="text1"/>
+          <w:sz w:val="32"/>
+          <w:szCs w:val="32"/>
+        </w:rPr>
+      </w:pPr>
+      <w:r>
+        <w:rPr>
+          <w:rFonts w:ascii="TH Sarabun New" w:eastAsia="Sarabun" w:hAnsi="TH Sarabun New" w:cs="TH Sarabun New" w:hint="cs"/>
+          <w:noProof/>
+          <w:color w:val="000000" w:themeColor="text1"/>
+          <w:sz w:val="32"/>
+          <w:szCs w:val="32"/>
+          <w:cs/>
+        </w:rPr>
+        <w:t xml:space="preserve">จาก </w:t>
+      </w:r>
+      <w:hyperlink r:id="rId10" w:history="1">
+        <w:r>
+          <w:rPr>
+            <w:rStyle w:val="Hyperlink"/>
+            <w:rFonts w:ascii="TH Sarabun New" w:eastAsia="Sarabun" w:hAnsi="TH Sarabun New" w:cs="TH Sarabun New"/>
+            <w:noProof/>
+            <w:color w:val="000000" w:themeColor="text1"/>
+            <w:sz w:val="32"/>
+            <w:szCs w:val="32"/>
+            <w:u w:val="none"/>
+          </w:rPr>
+          <w:t>http://www.qsbg.org/Database/plantdb/mdp/index.asp</w:t>
+        </w:r>
+      </w:hyperlink>
+      <w:r>
+        <w:rPr>
+          <w:rFonts w:ascii="TH Sarabun New" w:eastAsia="Sarabun" w:hAnsi="TH Sarabun New" w:cs="TH Sarabun New"/>
+          <w:noProof/>
+          <w:color w:val="000000" w:themeColor="text1"/>
+          <w:sz w:val="32"/>
+          <w:szCs w:val="32"/>
+        </w:rPr>
+        <w:t xml:space="preserve"> </w:t>
+      </w:r>
+    </w:p>
+    <w:p>
+      <w:pPr>
+        <w:spacing w:after="0" w:line="240" w:lineRule="auto"/>
+        <w:ind w:left="720"/>
+        <w:rPr>
+          <w:rFonts w:ascii="TH Sarabun New" w:eastAsia="Sarabun" w:hAnsi="TH Sarabun New" w:cs="TH Sarabun New"/>
+          <w:noProof/>
+          <w:color w:val="000000" w:themeColor="text1"/>
+          <w:sz w:val="32"/>
+          <w:szCs w:val="32"/>
+        </w:rPr>
+      </w:pPr>
+      <w:r>
+        <w:rPr>
+          <w:rFonts w:ascii="TH Sarabun New" w:eastAsia="Sarabun" w:hAnsi="TH Sarabun New" w:cs="TH Sarabun New"/>
+          <w:noProof/>
+          <w:color w:val="000000" w:themeColor="text1"/>
+          <w:sz w:val="32"/>
+          <w:szCs w:val="32"/>
+        </w:rPr>
+        <w:t>12.</w:t>
+      </w:r>
+      <w:r>
+        <w:rPr>
+          <w:rFonts w:ascii="TH Sarabun New" w:eastAsia="Sarabun" w:hAnsi="TH Sarabun New" w:cs="TH Sarabun New"/>
+          <w:noProof/>
+          <w:color w:val="000000" w:themeColor="text1"/>
+          <w:sz w:val="32"/>
+          <w:szCs w:val="32"/>
+          <w:lang w:val="en-US"/>
+        </w:rPr>
+        <w:t>7</w:t>
+      </w:r>
+      <w:r>
+        <w:rPr>
+          <w:rFonts w:ascii="TH Sarabun New" w:eastAsia="Sarabun" w:hAnsi="TH Sarabun New" w:cs="TH Sarabun New"/>
+          <w:noProof/>
+          <w:color w:val="000000" w:themeColor="text1"/>
+          <w:sz w:val="32"/>
+          <w:szCs w:val="32"/>
+        </w:rPr>
+        <w:t xml:space="preserve"> PHARM Database </w:t>
+      </w:r>
+      <w:r>
+        <w:rPr>
+          <w:rFonts w:ascii="TH Sarabun New" w:eastAsia="Sarabun" w:hAnsi="TH Sarabun New" w:cs="TH Sarabun New"/>
+          <w:noProof/>
+          <w:color w:val="000000" w:themeColor="text1"/>
+          <w:sz w:val="32"/>
+          <w:szCs w:val="32"/>
+          <w:cs/>
+        </w:rPr>
+        <w:t>มหาวิทยาลัยมหิดล — งานวิจัยและสรรพคุณพืชสมุนไพรไทย</w:t>
+      </w:r>
+    </w:p>
+    <w:p>
+      <w:pPr>
+        <w:spacing w:after="0" w:line="240" w:lineRule="auto"/>
+        <w:ind w:left="720" w:firstLine="720"/>
+        <w:rPr>
+          <w:rFonts w:ascii="TH Sarabun New" w:eastAsia="Sarabun" w:hAnsi="TH Sarabun New" w:cs="TH Sarabun New"/>
+          <w:noProof/>
+          <w:color w:val="000000" w:themeColor="text1"/>
+          <w:sz w:val="32"/>
+          <w:szCs w:val="32"/>
+          <w:lang w:val="en-US"/>
+        </w:rPr>
+      </w:pPr>
+      <w:r>
+        <w:rPr>
+          <w:rFonts w:ascii="TH Sarabun New" w:eastAsia="Sarabun" w:hAnsi="TH Sarabun New" w:cs="TH Sarabun New" w:hint="cs"/>
+          <w:noProof/>
+          <w:color w:val="000000" w:themeColor="text1"/>
+          <w:sz w:val="32"/>
+          <w:szCs w:val="32"/>
+          <w:cs/>
+        </w:rPr>
+        <w:t xml:space="preserve">จาก </w:t>
+      </w:r>
+      <w:r>
+        <w:rPr>
+          <w:rFonts w:ascii="TH Sarabun New" w:eastAsia="Sarabun" w:hAnsi="TH Sarabun New" w:cs="TH Sarabun New"/>
+          <w:noProof/>
+          <w:color w:val="000000" w:themeColor="text1"/>
+          <w:sz w:val="32"/>
+          <w:szCs w:val="32"/>
+        </w:rPr>
+        <w:t>https://medplant.mahidol.ac.th/pharm/search.asp</w:t>
+      </w:r>
+    </w:p>
+    <w:p>
+      <w:pPr>
+        <w:spacing w:after="0" w:line="240" w:lineRule="auto"/>
+        <w:ind w:left="720"/>
+        <w:rPr>
+          <w:rFonts w:ascii="TH Sarabun New" w:eastAsia="Sarabun" w:hAnsi="TH Sarabun New" w:cs="TH Sarabun New"/>
+          <w:noProof/>
+          <w:color w:val="000000" w:themeColor="text1"/>
+          <w:sz w:val="32"/>
+          <w:szCs w:val="32"/>
+        </w:rPr>
+      </w:pPr>
+      <w:r>
+        <w:rPr>
+          <w:rFonts w:ascii="TH Sarabun New" w:eastAsia="Sarabun" w:hAnsi="TH Sarabun New" w:cs="TH Sarabun New"/>
+          <w:noProof/>
+          <w:color w:val="000000" w:themeColor="text1"/>
+          <w:sz w:val="32"/>
+          <w:szCs w:val="32"/>
+        </w:rPr>
+        <w:t>12.</w:t>
+      </w:r>
+      <w:r>
+        <w:rPr>
+          <w:rFonts w:ascii="TH Sarabun New" w:eastAsia="Sarabun" w:hAnsi="TH Sarabun New" w:cs="TH Sarabun New"/>
+          <w:noProof/>
+          <w:color w:val="000000" w:themeColor="text1"/>
+          <w:sz w:val="32"/>
+          <w:szCs w:val="32"/>
+        </w:rPr>
+        <w:t>8</w:t>
+      </w:r>
+      <w:r>
+        <w:rPr>
+          <w:rFonts w:ascii="TH Sarabun New" w:eastAsia="Sarabun" w:hAnsi="TH Sarabun New" w:cs="TH Sarabun New" w:hint="cs"/>
+          <w:noProof/>
+          <w:color w:val="000000" w:themeColor="text1"/>
+          <w:sz w:val="32"/>
+          <w:szCs w:val="32"/>
+          <w:cs/>
+        </w:rPr>
+        <w:t xml:space="preserve"> </w:t>
+      </w:r>
+      <w:r>
+        <w:rPr>
+          <w:rFonts w:ascii="TH Sarabun New" w:eastAsia="Sarabun" w:hAnsi="TH Sarabun New" w:cs="TH Sarabun New"/>
+          <w:noProof/>
+          <w:color w:val="000000" w:themeColor="text1"/>
+          <w:sz w:val="32"/>
+          <w:szCs w:val="32"/>
+          <w:cs/>
+        </w:rPr>
+        <w:t>ศูนย์ข้อมูลสมุนไพร มหาวิทยาลัยมหิดล — ข้อมูลสมุนไพรและการใช้ประโยชน์</w:t>
+      </w:r>
+    </w:p>
+    <w:p>
+      <w:pPr>
+        <w:spacing w:after="0" w:line="240" w:lineRule="auto"/>
+        <w:ind w:left="720" w:firstLine="720"/>
+        <w:rPr>
+          <w:rFonts w:ascii="TH Sarabun New" w:eastAsia="Sarabun" w:hAnsi="TH Sarabun New" w:cs="TH Sarabun New"/>
+          <w:noProof/>
+          <w:color w:val="000000" w:themeColor="text1"/>
+          <w:sz w:val="32"/>
+          <w:szCs w:val="32"/>
+        </w:rPr>
+      </w:pPr>
+      <w:r>
+        <w:rPr>
+          <w:rFonts w:ascii="TH Sarabun New" w:eastAsia="Sarabun" w:hAnsi="TH Sarabun New" w:cs="TH Sarabun New" w:hint="cs"/>
+          <w:noProof/>
+          <w:color w:val="000000" w:themeColor="text1"/>
+          <w:sz w:val="32"/>
+          <w:szCs w:val="32"/>
+          <w:cs/>
+        </w:rPr>
+        <w:t xml:space="preserve">จาก </w:t>
+      </w:r>
+      <w:hyperlink r:id="rId11" w:history="1">
+        <w:r>
+          <w:rPr>
+            <w:rStyle w:val="Hyperlink"/>
+            <w:rFonts w:ascii="TH Sarabun New" w:eastAsia="Sarabun" w:hAnsi="TH Sarabun New" w:cs="TH Sarabun New"/>
+            <w:noProof/>
+            <w:color w:val="000000" w:themeColor="text1"/>
+            <w:sz w:val="32"/>
+            <w:szCs w:val="32"/>
+            <w:u w:val="none"/>
+          </w:rPr>
+          <w:t>https://medplant.mahidol.ac.th/</w:t>
+        </w:r>
+      </w:hyperlink>
+    </w:p>
+    <w:p>
+      <w:pPr>
+        <w:spacing w:after="0" w:line="240" w:lineRule="auto"/>
+        <w:ind w:left="720" w:firstLine="720"/>
+        <w:rPr>
+          <w:rFonts w:ascii="TH Sarabun New" w:eastAsia="Sarabun" w:hAnsi="TH Sarabun New" w:cs="TH Sarabun New" w:hint="cs"/>
+          <w:noProof/>
+          <w:color w:val="000000" w:themeColor="text1"/>
+          <w:sz w:val="32"/>
+          <w:szCs w:val="32"/>
+        </w:rPr>
+      </w:pPr>
+    </w:p>
+    <w:p>
+      <w:pPr>
+        <w:spacing w:after="0" w:line="240" w:lineRule="auto"/>
         <w:ind w:firstLine="720"/>
         <w:rPr>
-          <w:rFonts w:ascii="TH Sarabun New" w:eastAsia="Sarabun" w:hAnsi="TH Sarabun New" w:cs="TH Sarabun New"/>
-          <w:noProof/>
-          <w:color w:val="000000" w:themeColor="text1"/>
-          <w:sz w:val="32"/>
-          <w:szCs w:val="32"/>
-          <w:lang w:val="en-US"/>
-        </w:rPr>
-      </w:pPr>
-      <w:r>
-        <w:rPr>
-          <w:rFonts w:ascii="TH Sarabun New" w:eastAsia="Sarabun" w:hAnsi="TH Sarabun New" w:cs="TH Sarabun New" w:hint="cs"/>
-          <w:noProof/>
-          <w:color w:val="000000" w:themeColor="text1"/>
-          <w:sz w:val="32"/>
-          <w:szCs w:val="32"/>
-          <w:cs/>
+          <w:rFonts w:ascii="TH Sarabun New" w:eastAsia="Sarabun" w:hAnsi="TH Sarabun New" w:cs="TH Sarabun New" w:hint="cs"/>
+          <w:noProof/>
+          <w:color w:val="000000" w:themeColor="text1"/>
+          <w:sz w:val="32"/>
+          <w:szCs w:val="32"/>
+        </w:rPr>
+      </w:pPr>
+    </w:p>
+    <w:p>
+      <w:pPr>
+        <w:rPr>
+          <w:rFonts w:ascii="TH Sarabun New" w:eastAsia="Sarabun" w:hAnsi="TH Sarabun New" w:cs="TH Sarabun New" w:hint="cs"/>
+          <w:noProof/>
+          <w:color w:val="000000" w:themeColor="text1"/>
+          <w:sz w:val="32"/>
+          <w:szCs w:val="32"/>
+          <w:cs/>
+        </w:rPr>
+      </w:pPr>
+    </w:p>
+    <w:p>
+      <w:pPr>
+        <w:spacing w:after="0" w:line="240" w:lineRule="auto"/>
+        <w:ind w:left="4320" w:firstLine="720"/>
+        <w:rPr>
+          <w:rFonts w:ascii="TH Sarabun New" w:eastAsia="Sarabun" w:hAnsi="TH Sarabun New" w:cs="TH Sarabun New"/>
+          <w:noProof/>
+          <w:sz w:val="32"/>
+          <w:szCs w:val="32"/>
+        </w:rPr>
+      </w:pPr>
+      <w:r>
+        <w:rPr>
+          <w:rFonts w:ascii="TH Sarabun New" w:eastAsia="Sarabun" w:hAnsi="TH Sarabun New" w:cs="TH Sarabun New"/>
+          <w:noProof/>
+          <w:sz w:val="32"/>
+          <w:szCs w:val="32"/>
         </w:rPr>
         <w:lastRenderedPageBreak/>
-        <w:t xml:space="preserve">จาก </w:t>
-      </w:r>
-      <w:r>
-        <w:rPr>
-          <w:rFonts w:ascii="TH Sarabun New" w:eastAsia="Sarabun" w:hAnsi="TH Sarabun New" w:cs="TH Sarabun New"/>
-          <w:noProof/>
-          <w:color w:val="000000" w:themeColor="text1"/>
-          <w:sz w:val="32"/>
-          <w:szCs w:val="32"/>
-        </w:rPr>
-        <w:t>https://code.visualstudio.com/</w:t>
-      </w:r>
-    </w:p>
-    <w:p>
-      <w:pPr>
-        <w:rPr>
-          <w:rFonts w:ascii="TH Sarabun New" w:eastAsia="Sarabun" w:hAnsi="TH Sarabun New" w:cs="TH Sarabun New"/>
-          <w:noProof/>
-          <w:color w:val="000000" w:themeColor="text1"/>
-          <w:sz w:val="32"/>
-          <w:szCs w:val="32"/>
-        </w:rPr>
-      </w:pPr>
-      <w:r>
-        <w:rPr>
-          <w:rFonts w:ascii="TH Sarabun New" w:eastAsia="Sarabun" w:hAnsi="TH Sarabun New" w:cs="TH Sarabun New"/>
-          <w:noProof/>
-          <w:color w:val="000000" w:themeColor="text1"/>
-          <w:sz w:val="32"/>
-          <w:szCs w:val="32"/>
-        </w:rPr>
-        <w:br w:type="page"/>
-      </w:r>
-    </w:p>
-    <w:p>
-      <w:pPr>
-        <w:spacing w:after="0" w:line="240" w:lineRule="auto"/>
-        <w:ind w:firstLine="720"/>
-        <w:rPr>
-          <w:rFonts w:ascii="TH Sarabun New" w:eastAsia="Sarabun" w:hAnsi="TH Sarabun New" w:cs="TH Sarabun New" w:hint="cs"/>
-          <w:noProof/>
-          <w:color w:val="000000" w:themeColor="text1"/>
-          <w:sz w:val="32"/>
-          <w:szCs w:val="32"/>
-        </w:rPr>
-      </w:pPr>
-    </w:p>
-    <w:p>
-      <w:pPr>
-        <w:spacing w:after="0" w:line="240" w:lineRule="auto"/>
-        <w:ind w:left="4320" w:firstLine="720"/>
-        <w:rPr>
-          <w:rFonts w:ascii="TH Sarabun New" w:eastAsia="Sarabun" w:hAnsi="TH Sarabun New" w:cs="TH Sarabun New"/>
-          <w:noProof/>
-          <w:sz w:val="32"/>
-          <w:szCs w:val="32"/>
-        </w:rPr>
-      </w:pPr>
-      <w:r>
-        <w:rPr>
-          <w:rFonts w:ascii="TH Sarabun New" w:eastAsia="Sarabun" w:hAnsi="TH Sarabun New" w:cs="TH Sarabun New"/>
-          <w:noProof/>
-          <w:sz w:val="32"/>
-          <w:szCs w:val="32"/>
-        </w:rPr>
-        <w:t xml:space="preserve"> </w:t>
-      </w:r>
-      <w:r>
-        <w:rPr>
-          <w:rFonts w:ascii="TH Sarabun New" w:eastAsia="Sarabun" w:hAnsi="TH Sarabun New" w:cs="TH Sarabun New"/>
-          <w:noProof/>
-          <w:sz w:val="32"/>
-          <w:szCs w:val="32"/>
-        </w:rPr>
-        <w:t>ลงชื่อ</w:t>
-      </w:r>
-      <w:r>
-        <w:rPr>
-          <w:rFonts w:ascii="TH Sarabun New" w:eastAsia="Sarabun" w:hAnsi="TH Sarabun New" w:cs="TH Sarabun New"/>
-          <w:noProof/>
-          <w:sz w:val="32"/>
-          <w:szCs w:val="32"/>
-        </w:rPr>
-        <w:t>...............................................</w:t>
+        <w:t xml:space="preserve"> </w:t>
+      </w:r>
+      <w:r>
+        <w:rPr>
+          <w:rFonts w:ascii="TH Sarabun New" w:eastAsia="Sarabun" w:hAnsi="TH Sarabun New" w:cs="TH Sarabun New"/>
+          <w:noProof/>
+          <w:sz w:val="32"/>
+          <w:szCs w:val="32"/>
+        </w:rPr>
+        <w:t>ลงชื่อ...............................................</w:t>
       </w:r>
     </w:p>
     <w:p>
@@ -5166,6 +6876,119 @@
 <file path=word/numbering.xml><?xml version="1.0" encoding="utf-8"?>
 <w:numbering xmlns:wpc="http://schemas.microsoft.com/office/word/2010/wordprocessingCanvas" xmlns:cx="http://schemas.microsoft.com/office/drawing/2014/chartex" xmlns:cx1="http://schemas.microsoft.com/office/drawing/2015/9/8/chartex" xmlns:cx2="http://schemas.microsoft.com/office/drawing/2015/10/21/chartex" xmlns:cx3="http://schemas.microsoft.com/office/drawing/2016/5/9/chartex" xmlns:cx4="http://schemas.microsoft.com/office/drawing/2016/5/10/chartex" xmlns:cx5="http://schemas.microsoft.com/office/drawing/2016/5/11/chartex" xmlns:cx6="http://schemas.microsoft.com/office/drawing/2016/5/12/chartex" xmlns:cx7="http://schemas.microsoft.com/office/drawing/2016/5/13/chartex" xmlns:cx8="http://schemas.microsoft.com/office/drawing/2016/5/14/chartex" xmlns:mc="http://schemas.openxmlformats.org/markup-compatibility/2006" xmlns:aink="http://schemas.microsoft.com/office/drawing/2016/ink" xmlns:am3d="http://schemas.microsoft.com/office/drawing/2017/model3d" xmlns:o="urn:schemas-microsoft-com:office:office" xmlns:oel="http://schemas.microsoft.com/office/2019/extlst" xmlns:r="http://schemas.openxmlformats.org/officeDocument/2006/relationships" xmlns:m="http://schemas.openxmlformats.org/officeDocument/2006/math" xmlns:v="urn:schemas-microsoft-com:vml" xmlns:wp14="http://schemas.microsoft.com/office/word/2010/wordprocessingDrawing" xmlns:wp="http://schemas.openxmlformats.org/drawingml/2006/wordprocessingDrawing" xmlns:w10="urn:schemas-microsoft-com:office:word" xmlns:w="http://schemas.openxmlformats.org/wordprocessingml/2006/main" xmlns:w14="http://schemas.microsoft.com/office/word/2010/wordml" xmlns:w15="http://schemas.microsoft.com/office/word/2012/wordml" xmlns:w16cex="http://schemas.microsoft.com/office/word/2018/wordml/cex" xmlns:w16cid="http://schemas.microsoft.com/office/word/2016/wordml/cid" xmlns:w16="http://schemas.microsoft.com/office/word/2018/wordml" xmlns:w16du="http://schemas.microsoft.com/office/word/2023/wordml/word16du" xmlns:w16sdtdh="http://schemas.microsoft.com/office/word/2020/wordml/sdtdatahash" xmlns:w16sdtfl="http://schemas.microsoft.com/office/word/2024/wordml/sdtformatlock" xmlns:w16se="http://schemas.microsoft.com/office/word/2015/wordml/symex" xmlns:wpg="http://schemas.microsoft.com/office/word/2010/wordprocessingGroup" xmlns:wpi="http://schemas.microsoft.com/office/word/2010/wordprocessingInk" xmlns:wne="http://schemas.microsoft.com/office/word/2006/wordml" xmlns:wps="http://schemas.microsoft.com/office/word/2010/wordprocessingShape" mc:Ignorable="w14 w15 w16se w16cid w16 w16cex w16sdtdh w16sdtfl w16du wp14">
   <w:abstractNum w:abstractNumId="0" w15:restartNumberingAfterBreak="0">
+    <w:nsid w:val="2532377B"/>
+    <w:multiLevelType w:val="multilevel"/>
+    <w:tmpl w:val="46AED628"/>
+    <w:lvl w:ilvl="0">
+      <w:start w:val="8"/>
+      <w:numFmt w:val="decimal"/>
+      <w:lvlText w:val="%1"/>
+      <w:lvlJc w:val="left"/>
+      <w:pPr>
+        <w:ind w:left="615" w:hanging="615"/>
+      </w:pPr>
+      <w:rPr>
+        <w:rFonts w:hint="default"/>
+      </w:rPr>
+    </w:lvl>
+    <w:lvl w:ilvl="1">
+      <w:start w:val="1"/>
+      <w:numFmt w:val="decimal"/>
+      <w:lvlText w:val="%1.%2"/>
+      <w:lvlJc w:val="left"/>
+      <w:pPr>
+        <w:ind w:left="1335" w:hanging="615"/>
+      </w:pPr>
+      <w:rPr>
+        <w:rFonts w:hint="default"/>
+      </w:rPr>
+    </w:lvl>
+    <w:lvl w:ilvl="2">
+      <w:start w:val="5"/>
+      <w:numFmt w:val="decimal"/>
+      <w:lvlText w:val="%1.%2.%3"/>
+      <w:lvlJc w:val="left"/>
+      <w:pPr>
+        <w:ind w:left="2160" w:hanging="720"/>
+      </w:pPr>
+      <w:rPr>
+        <w:rFonts w:hint="default"/>
+      </w:rPr>
+    </w:lvl>
+    <w:lvl w:ilvl="3">
+      <w:start w:val="1"/>
+      <w:numFmt w:val="decimal"/>
+      <w:lvlText w:val="%1.%2.%3.%4"/>
+      <w:lvlJc w:val="left"/>
+      <w:pPr>
+        <w:ind w:left="2880" w:hanging="720"/>
+      </w:pPr>
+      <w:rPr>
+        <w:rFonts w:hint="default"/>
+      </w:rPr>
+    </w:lvl>
+    <w:lvl w:ilvl="4">
+      <w:start w:val="1"/>
+      <w:numFmt w:val="decimal"/>
+      <w:lvlText w:val="%1.%2.%3.%4.%5"/>
+      <w:lvlJc w:val="left"/>
+      <w:pPr>
+        <w:ind w:left="3960" w:hanging="1080"/>
+      </w:pPr>
+      <w:rPr>
+        <w:rFonts w:hint="default"/>
+      </w:rPr>
+    </w:lvl>
+    <w:lvl w:ilvl="5">
+      <w:start w:val="1"/>
+      <w:numFmt w:val="decimal"/>
+      <w:lvlText w:val="%1.%2.%3.%4.%5.%6"/>
+      <w:lvlJc w:val="left"/>
+      <w:pPr>
+        <w:ind w:left="4680" w:hanging="1080"/>
+      </w:pPr>
+      <w:rPr>
+        <w:rFonts w:hint="default"/>
+      </w:rPr>
+    </w:lvl>
+    <w:lvl w:ilvl="6">
+      <w:start w:val="1"/>
+      <w:numFmt w:val="decimal"/>
+      <w:lvlText w:val="%1.%2.%3.%4.%5.%6.%7"/>
+      <w:lvlJc w:val="left"/>
+      <w:pPr>
+        <w:ind w:left="5760" w:hanging="1440"/>
+      </w:pPr>
+      <w:rPr>
+        <w:rFonts w:hint="default"/>
+      </w:rPr>
+    </w:lvl>
+    <w:lvl w:ilvl="7">
+      <w:start w:val="1"/>
+      <w:numFmt w:val="decimal"/>
+      <w:lvlText w:val="%1.%2.%3.%4.%5.%6.%7.%8"/>
+      <w:lvlJc w:val="left"/>
+      <w:pPr>
+        <w:ind w:left="6480" w:hanging="1440"/>
+      </w:pPr>
+      <w:rPr>
+        <w:rFonts w:hint="default"/>
+      </w:rPr>
+    </w:lvl>
+    <w:lvl w:ilvl="8">
+      <w:start w:val="1"/>
+      <w:numFmt w:val="decimal"/>
+      <w:lvlText w:val="%1.%2.%3.%4.%5.%6.%7.%8.%9"/>
+      <w:lvlJc w:val="left"/>
+      <w:pPr>
+        <w:ind w:left="7560" w:hanging="1800"/>
+      </w:pPr>
+      <w:rPr>
+        <w:rFonts w:hint="default"/>
+      </w:rPr>
+    </w:lvl>
+  </w:abstractNum>
+  <w:abstractNum w:abstractNumId="1" w15:restartNumberingAfterBreak="0">
     <w:nsid w:val="42C54106"/>
     <w:multiLevelType w:val="multilevel"/>
     <w:tmpl w:val="E64EE9AE"/>
@@ -5287,7 +7110,126 @@
       </w:rPr>
     </w:lvl>
   </w:abstractNum>
+  <w:abstractNum w:abstractNumId="2" w15:restartNumberingAfterBreak="0">
+    <w:nsid w:val="5DFB385D"/>
+    <w:multiLevelType w:val="multilevel"/>
+    <w:tmpl w:val="EB18AE3E"/>
+    <w:lvl w:ilvl="0">
+      <w:start w:val="8"/>
+      <w:numFmt w:val="decimal"/>
+      <w:lvlText w:val="%1"/>
+      <w:lvlJc w:val="left"/>
+      <w:pPr>
+        <w:ind w:left="615" w:hanging="615"/>
+      </w:pPr>
+      <w:rPr>
+        <w:rFonts w:hint="default"/>
+      </w:rPr>
+    </w:lvl>
+    <w:lvl w:ilvl="1">
+      <w:start w:val="1"/>
+      <w:numFmt w:val="decimal"/>
+      <w:lvlText w:val="%1.%2"/>
+      <w:lvlJc w:val="left"/>
+      <w:pPr>
+        <w:ind w:left="615" w:hanging="615"/>
+      </w:pPr>
+      <w:rPr>
+        <w:rFonts w:hint="default"/>
+      </w:rPr>
+    </w:lvl>
+    <w:lvl w:ilvl="2">
+      <w:start w:val="1"/>
+      <w:numFmt w:val="decimal"/>
+      <w:lvlText w:val="%1.%2.%3"/>
+      <w:lvlJc w:val="left"/>
+      <w:pPr>
+        <w:ind w:left="720" w:hanging="720"/>
+      </w:pPr>
+      <w:rPr>
+        <w:rFonts w:hint="default"/>
+      </w:rPr>
+    </w:lvl>
+    <w:lvl w:ilvl="3">
+      <w:start w:val="3"/>
+      <w:numFmt w:val="decimal"/>
+      <w:lvlText w:val="%1.%2.%3.%4"/>
+      <w:lvlJc w:val="left"/>
+      <w:pPr>
+        <w:ind w:left="720" w:hanging="720"/>
+      </w:pPr>
+      <w:rPr>
+        <w:rFonts w:hint="default"/>
+      </w:rPr>
+    </w:lvl>
+    <w:lvl w:ilvl="4">
+      <w:start w:val="1"/>
+      <w:numFmt w:val="decimal"/>
+      <w:lvlText w:val="%1.%2.%3.%4.%5"/>
+      <w:lvlJc w:val="left"/>
+      <w:pPr>
+        <w:ind w:left="1080" w:hanging="1080"/>
+      </w:pPr>
+      <w:rPr>
+        <w:rFonts w:hint="default"/>
+      </w:rPr>
+    </w:lvl>
+    <w:lvl w:ilvl="5">
+      <w:start w:val="1"/>
+      <w:numFmt w:val="decimal"/>
+      <w:lvlText w:val="%1.%2.%3.%4.%5.%6"/>
+      <w:lvlJc w:val="left"/>
+      <w:pPr>
+        <w:ind w:left="1080" w:hanging="1080"/>
+      </w:pPr>
+      <w:rPr>
+        <w:rFonts w:hint="default"/>
+      </w:rPr>
+    </w:lvl>
+    <w:lvl w:ilvl="6">
+      <w:start w:val="1"/>
+      <w:numFmt w:val="decimal"/>
+      <w:lvlText w:val="%1.%2.%3.%4.%5.%6.%7"/>
+      <w:lvlJc w:val="left"/>
+      <w:pPr>
+        <w:ind w:left="1440" w:hanging="1440"/>
+      </w:pPr>
+      <w:rPr>
+        <w:rFonts w:hint="default"/>
+      </w:rPr>
+    </w:lvl>
+    <w:lvl w:ilvl="7">
+      <w:start w:val="1"/>
+      <w:numFmt w:val="decimal"/>
+      <w:lvlText w:val="%1.%2.%3.%4.%5.%6.%7.%8"/>
+      <w:lvlJc w:val="left"/>
+      <w:pPr>
+        <w:ind w:left="1440" w:hanging="1440"/>
+      </w:pPr>
+      <w:rPr>
+        <w:rFonts w:hint="default"/>
+      </w:rPr>
+    </w:lvl>
+    <w:lvl w:ilvl="8">
+      <w:start w:val="1"/>
+      <w:numFmt w:val="decimal"/>
+      <w:lvlText w:val="%1.%2.%3.%4.%5.%6.%7.%8.%9"/>
+      <w:lvlJc w:val="left"/>
+      <w:pPr>
+        <w:ind w:left="1800" w:hanging="1800"/>
+      </w:pPr>
+      <w:rPr>
+        <w:rFonts w:hint="default"/>
+      </w:rPr>
+    </w:lvl>
+  </w:abstractNum>
   <w:num w:numId="1" w16cid:durableId="1689674663">
+    <w:abstractNumId w:val="1"/>
+  </w:num>
+  <w:num w:numId="2" w16cid:durableId="160850933">
+    <w:abstractNumId w:val="2"/>
+  </w:num>
+  <w:num w:numId="3" w16cid:durableId="769932374">
     <w:abstractNumId w:val="0"/>
   </w:num>
 </w:numbering>

--- a/1-แบบเสนอโครงร่าง (1).docx
+++ b/1-แบบเสนอโครงร่าง (1).docx
@@ -2154,53 +2154,23 @@
         <w:spacing w:after="0" w:line="240" w:lineRule="auto"/>
         <w:ind w:left="1440" w:firstLine="720"/>
         <w:rPr>
-          <w:rFonts w:ascii="TH Sarabun New" w:eastAsia="Sarabun" w:hAnsi="TH Sarabun New" w:cs="TH Sarabun New" w:hint="cs"/>
-          <w:noProof/>
-          <w:sz w:val="32"/>
-          <w:szCs w:val="32"/>
-          <w:cs/>
-          <w:lang w:val="en-US"/>
-        </w:rPr>
-      </w:pPr>
-      <w:r>
-        <w:rPr>
-          <w:rFonts w:ascii="TH Sarabun New" w:eastAsia="Sarabun" w:hAnsi="TH Sarabun New" w:cs="TH Sarabun New"/>
-          <w:noProof/>
-          <w:sz w:val="32"/>
-          <w:szCs w:val="32"/>
-          <w:lang w:val="en-US"/>
-        </w:rPr>
-        <w:t>8.1.1.</w:t>
-      </w:r>
-      <w:r>
-        <w:rPr>
-          <w:rFonts w:ascii="TH Sarabun New" w:eastAsia="Sarabun" w:hAnsi="TH Sarabun New" w:cs="TH Sarabun New"/>
-          <w:noProof/>
-          <w:sz w:val="32"/>
-          <w:szCs w:val="32"/>
-          <w:lang w:val="en-US"/>
-        </w:rPr>
-        <w:t>2</w:t>
-      </w:r>
-      <w:r>
-        <w:rPr>
-          <w:rFonts w:ascii="TH Sarabun New" w:eastAsia="Sarabun" w:hAnsi="TH Sarabun New" w:cs="TH Sarabun New"/>
-          <w:noProof/>
-          <w:sz w:val="32"/>
-          <w:szCs w:val="32"/>
-          <w:lang w:val="en-US"/>
-        </w:rPr>
-        <w:t xml:space="preserve"> </w:t>
-      </w:r>
-      <w:r>
-        <w:rPr>
-          <w:rFonts w:ascii="TH Sarabun New" w:eastAsia="Sarabun" w:hAnsi="TH Sarabun New" w:cs="TH Sarabun New"/>
-          <w:noProof/>
-          <w:sz w:val="32"/>
-          <w:szCs w:val="32"/>
-          <w:lang w:val="en-US"/>
-        </w:rPr>
-        <w:t xml:space="preserve">Featured Plants </w:t>
+          <w:rFonts w:ascii="TH Sarabun New" w:eastAsia="Sarabun" w:hAnsi="TH Sarabun New" w:cs="TH Sarabun New"/>
+          <w:noProof/>
+          <w:sz w:val="32"/>
+          <w:szCs w:val="32"/>
+          <w:cs/>
+          <w:lang w:val="en-US"/>
+        </w:rPr>
+      </w:pPr>
+      <w:r>
+        <w:rPr>
+          <w:rFonts w:ascii="TH Sarabun New" w:eastAsia="Sarabun" w:hAnsi="TH Sarabun New" w:cs="TH Sarabun New"/>
+          <w:noProof/>
+          <w:sz w:val="32"/>
+          <w:szCs w:val="32"/>
+          <w:lang w:val="en-US"/>
+        </w:rPr>
+        <w:t xml:space="preserve">8.1.1.2 Featured Plants </w:t>
       </w:r>
       <w:r>
         <w:rPr>
@@ -2219,33 +2189,23 @@
         <w:spacing w:after="0" w:line="240" w:lineRule="auto"/>
         <w:ind w:left="1440" w:firstLine="720"/>
         <w:rPr>
-          <w:rFonts w:ascii="TH Sarabun New" w:eastAsia="Sarabun" w:hAnsi="TH Sarabun New" w:cs="TH Sarabun New" w:hint="cs"/>
-          <w:noProof/>
-          <w:sz w:val="32"/>
-          <w:szCs w:val="32"/>
-          <w:cs/>
-          <w:lang w:val="en-US"/>
-        </w:rPr>
-      </w:pPr>
-      <w:r>
-        <w:rPr>
-          <w:rFonts w:ascii="TH Sarabun New" w:eastAsia="Sarabun" w:hAnsi="TH Sarabun New" w:cs="TH Sarabun New"/>
-          <w:noProof/>
-          <w:sz w:val="32"/>
-          <w:szCs w:val="32"/>
-          <w:lang w:val="en-US"/>
-        </w:rPr>
-        <w:t>8.1.1.</w:t>
-      </w:r>
-      <w:r>
-        <w:rPr>
-          <w:rFonts w:ascii="TH Sarabun New" w:eastAsia="Sarabun" w:hAnsi="TH Sarabun New" w:cs="TH Sarabun New"/>
-          <w:noProof/>
-          <w:sz w:val="32"/>
-          <w:szCs w:val="32"/>
-          <w:lang w:val="en-US"/>
-        </w:rPr>
-        <w:t>3</w:t>
+          <w:rFonts w:ascii="TH Sarabun New" w:eastAsia="Sarabun" w:hAnsi="TH Sarabun New" w:cs="TH Sarabun New"/>
+          <w:noProof/>
+          <w:sz w:val="32"/>
+          <w:szCs w:val="32"/>
+          <w:cs/>
+          <w:lang w:val="en-US"/>
+        </w:rPr>
+      </w:pPr>
+      <w:r>
+        <w:rPr>
+          <w:rFonts w:ascii="TH Sarabun New" w:eastAsia="Sarabun" w:hAnsi="TH Sarabun New" w:cs="TH Sarabun New"/>
+          <w:noProof/>
+          <w:sz w:val="32"/>
+          <w:szCs w:val="32"/>
+          <w:lang w:val="en-US"/>
+        </w:rPr>
+        <w:t>8.1.1.3</w:t>
       </w:r>
       <w:r>
         <w:rPr>
@@ -2289,17 +2249,7 @@
           <w:szCs w:val="32"/>
           <w:lang w:val="en-US"/>
         </w:rPr>
-        <w:t>8.1.</w:t>
-      </w:r>
-      <w:r>
-        <w:rPr>
-          <w:rFonts w:ascii="TH Sarabun New" w:eastAsia="Sarabun" w:hAnsi="TH Sarabun New" w:cs="TH Sarabun New"/>
-          <w:noProof/>
-          <w:sz w:val="32"/>
-          <w:szCs w:val="32"/>
-          <w:lang w:val="en-US"/>
-        </w:rPr>
-        <w:t>2</w:t>
+        <w:t>8.1.2</w:t>
       </w:r>
       <w:r>
         <w:rPr>
@@ -2352,7 +2302,7 @@
         <w:spacing w:after="0" w:line="240" w:lineRule="auto"/>
         <w:ind w:left="1440" w:firstLine="720"/>
         <w:rPr>
-          <w:rFonts w:ascii="TH Sarabun New" w:eastAsia="Sarabun" w:hAnsi="TH Sarabun New" w:cs="TH Sarabun New" w:hint="cs"/>
+          <w:rFonts w:ascii="TH Sarabun New" w:eastAsia="Sarabun" w:hAnsi="TH Sarabun New" w:cs="TH Sarabun New"/>
           <w:noProof/>
           <w:sz w:val="32"/>
           <w:szCs w:val="32"/>
@@ -2379,18 +2329,7 @@
           <w:cs/>
           <w:lang w:val="en-US"/>
         </w:rPr>
-        <w:t>สมุนไพร</w:t>
-      </w:r>
-      <w:r>
-        <w:rPr>
-          <w:rFonts w:ascii="TH Sarabun New" w:eastAsia="Sarabun" w:hAnsi="TH Sarabun New" w:cs="TH Sarabun New" w:hint="cs"/>
-          <w:noProof/>
-          <w:sz w:val="32"/>
-          <w:szCs w:val="32"/>
-          <w:cs/>
-          <w:lang w:val="en-US"/>
-        </w:rPr>
-        <w:t>เฉพาะทาง</w:t>
+        <w:t>สมุนไพรเฉพาะทาง</w:t>
       </w:r>
     </w:p>
     <w:p>
@@ -2398,7 +2337,7 @@
         <w:spacing w:after="0" w:line="240" w:lineRule="auto"/>
         <w:ind w:left="1440" w:firstLine="720"/>
         <w:rPr>
-          <w:rFonts w:ascii="TH Sarabun New" w:eastAsia="Sarabun" w:hAnsi="TH Sarabun New" w:cs="TH Sarabun New" w:hint="cs"/>
+          <w:rFonts w:ascii="TH Sarabun New" w:eastAsia="Sarabun" w:hAnsi="TH Sarabun New" w:cs="TH Sarabun New"/>
           <w:noProof/>
           <w:sz w:val="32"/>
           <w:szCs w:val="32"/>
@@ -2447,17 +2386,7 @@
           <w:szCs w:val="32"/>
           <w:lang w:val="en-US"/>
         </w:rPr>
-        <w:t>8.1.</w:t>
-      </w:r>
-      <w:r>
-        <w:rPr>
-          <w:rFonts w:ascii="TH Sarabun New" w:eastAsia="Sarabun" w:hAnsi="TH Sarabun New" w:cs="TH Sarabun New"/>
-          <w:noProof/>
-          <w:sz w:val="32"/>
-          <w:szCs w:val="32"/>
-          <w:lang w:val="en-US"/>
-        </w:rPr>
-        <w:t>3</w:t>
+        <w:t>8.1.3</w:t>
       </w:r>
       <w:r>
         <w:rPr>
@@ -2476,7 +2405,7 @@
         <w:spacing w:after="0" w:line="240" w:lineRule="auto"/>
         <w:ind w:left="1440" w:firstLine="720"/>
         <w:rPr>
-          <w:rFonts w:ascii="TH Sarabun New" w:eastAsia="Sarabun" w:hAnsi="TH Sarabun New" w:cs="TH Sarabun New" w:hint="cs"/>
+          <w:rFonts w:ascii="TH Sarabun New" w:eastAsia="Sarabun" w:hAnsi="TH Sarabun New" w:cs="TH Sarabun New"/>
           <w:noProof/>
           <w:sz w:val="32"/>
           <w:szCs w:val="32"/>
@@ -2526,18 +2455,18 @@
           <w:szCs w:val="32"/>
           <w:lang w:val="en-US"/>
         </w:rPr>
-        <w:t xml:space="preserve">8.1.1.2 Featured Plants </w:t>
-      </w:r>
-      <w:r>
-        <w:rPr>
-          <w:rFonts w:ascii="TH Sarabun New" w:eastAsia="Sarabun" w:hAnsi="TH Sarabun New" w:cs="TH Sarabun New" w:hint="cs"/>
-          <w:noProof/>
-          <w:sz w:val="32"/>
-          <w:szCs w:val="32"/>
-          <w:cs/>
-          <w:lang w:val="en-US"/>
-        </w:rPr>
-        <w:t>พืชพันธุ์ที่น่าสนใจ</w:t>
+        <w:t xml:space="preserve">8.1.1.2 </w:t>
+      </w:r>
+      <w:r>
+        <w:rPr>
+          <w:rFonts w:ascii="TH Sarabun New" w:eastAsia="Sarabun" w:hAnsi="TH Sarabun New" w:cs="TH Sarabun New" w:hint="cs"/>
+          <w:noProof/>
+          <w:sz w:val="32"/>
+          <w:szCs w:val="32"/>
+          <w:cs/>
+          <w:lang w:val="en-US"/>
+        </w:rPr>
+        <w:t>ผลไม้พื้นเมือง</w:t>
       </w:r>
     </w:p>
     <w:p>
@@ -2545,33 +2474,33 @@
         <w:spacing w:after="0" w:line="240" w:lineRule="auto"/>
         <w:ind w:left="1440" w:firstLine="720"/>
         <w:rPr>
-          <w:rFonts w:ascii="TH Sarabun New" w:eastAsia="Sarabun" w:hAnsi="TH Sarabun New" w:cs="TH Sarabun New" w:hint="cs"/>
-          <w:noProof/>
-          <w:sz w:val="32"/>
-          <w:szCs w:val="32"/>
-          <w:lang w:val="en-US"/>
-        </w:rPr>
-      </w:pPr>
-      <w:r>
-        <w:rPr>
-          <w:rFonts w:ascii="TH Sarabun New" w:eastAsia="Sarabun" w:hAnsi="TH Sarabun New" w:cs="TH Sarabun New"/>
-          <w:noProof/>
-          <w:sz w:val="32"/>
-          <w:szCs w:val="32"/>
-          <w:lang w:val="en-US"/>
-        </w:rPr>
-        <w:t xml:space="preserve">8.1.1.3 Interactive Guide </w:t>
-      </w:r>
-      <w:r>
-        <w:rPr>
-          <w:rFonts w:ascii="TH Sarabun New" w:eastAsia="Sarabun" w:hAnsi="TH Sarabun New" w:cs="TH Sarabun New" w:hint="cs"/>
-          <w:noProof/>
-          <w:sz w:val="32"/>
-          <w:szCs w:val="32"/>
-          <w:cs/>
-          <w:lang w:val="en-US"/>
-        </w:rPr>
-        <w:t>คำแนะนำในการใช้เว็บ</w:t>
+          <w:rFonts w:ascii="TH Sarabun New" w:eastAsia="Sarabun" w:hAnsi="TH Sarabun New" w:cs="TH Sarabun New"/>
+          <w:noProof/>
+          <w:sz w:val="32"/>
+          <w:szCs w:val="32"/>
+          <w:lang w:val="en-US"/>
+        </w:rPr>
+      </w:pPr>
+      <w:r>
+        <w:rPr>
+          <w:rFonts w:ascii="TH Sarabun New" w:eastAsia="Sarabun" w:hAnsi="TH Sarabun New" w:cs="TH Sarabun New"/>
+          <w:noProof/>
+          <w:sz w:val="32"/>
+          <w:szCs w:val="32"/>
+          <w:lang w:val="en-US"/>
+        </w:rPr>
+        <w:t xml:space="preserve">8.1.1.3 </w:t>
+      </w:r>
+      <w:r>
+        <w:rPr>
+          <w:rFonts w:ascii="TH Sarabun New" w:eastAsia="Sarabun" w:hAnsi="TH Sarabun New" w:cs="TH Sarabun New" w:hint="cs"/>
+          <w:noProof/>
+          <w:sz w:val="32"/>
+          <w:szCs w:val="32"/>
+          <w:cs/>
+          <w:lang w:val="en-US"/>
+        </w:rPr>
+        <w:t>เครื่องเทศและพืชแต่งกลิ่น</w:t>
       </w:r>
     </w:p>
     <w:p>
@@ -2594,17 +2523,7 @@
           <w:szCs w:val="32"/>
           <w:lang w:val="en-US"/>
         </w:rPr>
-        <w:t>8.1.</w:t>
-      </w:r>
-      <w:r>
-        <w:rPr>
-          <w:rFonts w:ascii="TH Sarabun New" w:eastAsia="Sarabun" w:hAnsi="TH Sarabun New" w:cs="TH Sarabun New"/>
-          <w:noProof/>
-          <w:sz w:val="32"/>
-          <w:szCs w:val="32"/>
-          <w:lang w:val="en-US"/>
-        </w:rPr>
-        <w:t>4</w:t>
+        <w:t>8.1.4</w:t>
       </w:r>
       <w:r>
         <w:rPr>
@@ -2623,7 +2542,7 @@
         <w:spacing w:after="0" w:line="240" w:lineRule="auto"/>
         <w:ind w:left="1440" w:firstLine="720"/>
         <w:rPr>
-          <w:rFonts w:ascii="TH Sarabun New" w:eastAsia="Sarabun" w:hAnsi="TH Sarabun New" w:cs="TH Sarabun New" w:hint="cs"/>
+          <w:rFonts w:ascii="TH Sarabun New" w:eastAsia="Sarabun" w:hAnsi="TH Sarabun New" w:cs="TH Sarabun New"/>
           <w:noProof/>
           <w:sz w:val="32"/>
           <w:szCs w:val="32"/>
@@ -2657,7 +2576,7 @@
         <w:spacing w:after="0" w:line="240" w:lineRule="auto"/>
         <w:ind w:left="1440" w:firstLine="720"/>
         <w:rPr>
-          <w:rFonts w:ascii="TH Sarabun New" w:eastAsia="Sarabun" w:hAnsi="TH Sarabun New" w:cs="TH Sarabun New" w:hint="cs"/>
+          <w:rFonts w:ascii="TH Sarabun New" w:eastAsia="Sarabun" w:hAnsi="TH Sarabun New" w:cs="TH Sarabun New"/>
           <w:noProof/>
           <w:sz w:val="32"/>
           <w:szCs w:val="32"/>
@@ -2692,7 +2611,7 @@
         <w:spacing w:after="0" w:line="240" w:lineRule="auto"/>
         <w:ind w:left="1440" w:firstLine="720"/>
         <w:rPr>
-          <w:rFonts w:ascii="TH Sarabun New" w:eastAsia="Sarabun" w:hAnsi="TH Sarabun New" w:cs="TH Sarabun New" w:hint="cs"/>
+          <w:rFonts w:ascii="TH Sarabun New" w:eastAsia="Sarabun" w:hAnsi="TH Sarabun New" w:cs="TH Sarabun New"/>
           <w:noProof/>
           <w:sz w:val="32"/>
           <w:szCs w:val="32"/>
@@ -2742,39 +2661,18 @@
           <w:szCs w:val="32"/>
           <w:lang w:val="en-US"/>
         </w:rPr>
-        <w:t>8.1.</w:t>
-      </w:r>
-      <w:r>
-        <w:rPr>
-          <w:rFonts w:ascii="TH Sarabun New" w:eastAsia="Sarabun" w:hAnsi="TH Sarabun New" w:cs="TH Sarabun New"/>
-          <w:noProof/>
-          <w:sz w:val="32"/>
-          <w:szCs w:val="32"/>
-          <w:lang w:val="en-US"/>
-        </w:rPr>
-        <w:t>5</w:t>
-      </w:r>
-      <w:r>
-        <w:rPr>
-          <w:rFonts w:ascii="TH Sarabun New" w:eastAsia="Sarabun" w:hAnsi="TH Sarabun New" w:cs="TH Sarabun New" w:hint="cs"/>
-          <w:noProof/>
-          <w:sz w:val="32"/>
-          <w:szCs w:val="32"/>
-          <w:cs/>
-          <w:lang w:val="en-US"/>
-        </w:rPr>
-        <w:t xml:space="preserve"> พืช</w:t>
-      </w:r>
-      <w:r>
-        <w:rPr>
-          <w:rFonts w:ascii="TH Sarabun New" w:eastAsia="Sarabun" w:hAnsi="TH Sarabun New" w:cs="TH Sarabun New" w:hint="cs"/>
-          <w:noProof/>
-          <w:sz w:val="32"/>
-          <w:szCs w:val="32"/>
-          <w:cs/>
-          <w:lang w:val="en-US"/>
-        </w:rPr>
-        <w:t>ไม้ประดับ</w:t>
+        <w:t>8.1.5</w:t>
+      </w:r>
+      <w:r>
+        <w:rPr>
+          <w:rFonts w:ascii="TH Sarabun New" w:eastAsia="Sarabun" w:hAnsi="TH Sarabun New" w:cs="TH Sarabun New" w:hint="cs"/>
+          <w:noProof/>
+          <w:sz w:val="32"/>
+          <w:szCs w:val="32"/>
+          <w:cs/>
+          <w:lang w:val="en-US"/>
+        </w:rPr>
+        <w:t xml:space="preserve"> พืชไม้ประดับ</w:t>
       </w:r>
     </w:p>
     <w:p>
@@ -2782,7 +2680,7 @@
         <w:spacing w:after="0" w:line="240" w:lineRule="auto"/>
         <w:ind w:left="1440" w:firstLine="720"/>
         <w:rPr>
-          <w:rFonts w:ascii="TH Sarabun New" w:eastAsia="Sarabun" w:hAnsi="TH Sarabun New" w:cs="TH Sarabun New" w:hint="cs"/>
+          <w:rFonts w:ascii="TH Sarabun New" w:eastAsia="Sarabun" w:hAnsi="TH Sarabun New" w:cs="TH Sarabun New"/>
           <w:noProof/>
           <w:sz w:val="32"/>
           <w:szCs w:val="32"/>
@@ -2816,7 +2714,7 @@
         <w:spacing w:after="0" w:line="240" w:lineRule="auto"/>
         <w:ind w:left="1440" w:firstLine="720"/>
         <w:rPr>
-          <w:rFonts w:ascii="TH Sarabun New" w:eastAsia="Sarabun" w:hAnsi="TH Sarabun New" w:cs="TH Sarabun New" w:hint="cs"/>
+          <w:rFonts w:ascii="TH Sarabun New" w:eastAsia="Sarabun" w:hAnsi="TH Sarabun New" w:cs="TH Sarabun New"/>
           <w:noProof/>
           <w:sz w:val="32"/>
           <w:szCs w:val="32"/>
@@ -2851,7 +2749,7 @@
         <w:spacing w:after="0" w:line="240" w:lineRule="auto"/>
         <w:ind w:left="1440" w:firstLine="720"/>
         <w:rPr>
-          <w:rFonts w:ascii="TH Sarabun New" w:eastAsia="Sarabun" w:hAnsi="TH Sarabun New" w:cs="TH Sarabun New" w:hint="cs"/>
+          <w:rFonts w:ascii="TH Sarabun New" w:eastAsia="Sarabun" w:hAnsi="TH Sarabun New" w:cs="TH Sarabun New"/>
           <w:noProof/>
           <w:sz w:val="32"/>
           <w:szCs w:val="32"/>
@@ -3279,7 +3177,7 @@
         <w:spacing w:after="0" w:line="240" w:lineRule="auto"/>
         <w:ind w:left="1440"/>
         <w:rPr>
-          <w:rFonts w:ascii="TH Sarabun New" w:eastAsia="Sarabun" w:hAnsi="TH Sarabun New" w:cs="TH Sarabun New" w:hint="cs"/>
+          <w:rFonts w:ascii="TH Sarabun New" w:eastAsia="Sarabun" w:hAnsi="TH Sarabun New" w:cs="TH Sarabun New"/>
           <w:noProof/>
           <w:sz w:val="32"/>
           <w:szCs w:val="32"/>
@@ -3644,7 +3542,7 @@
         <w:spacing w:after="0" w:line="240" w:lineRule="auto"/>
         <w:ind w:left="1440"/>
         <w:rPr>
-          <w:rFonts w:ascii="TH Sarabun New" w:eastAsia="Sarabun" w:hAnsi="TH Sarabun New" w:cs="TH Sarabun New" w:hint="cs"/>
+          <w:rFonts w:ascii="TH Sarabun New" w:eastAsia="Sarabun" w:hAnsi="TH Sarabun New" w:cs="TH Sarabun New"/>
           <w:noProof/>
           <w:sz w:val="32"/>
           <w:szCs w:val="32"/>
@@ -3877,7 +3775,7 @@
         <w:spacing w:after="0" w:line="240" w:lineRule="auto"/>
         <w:ind w:left="1440"/>
         <w:rPr>
-          <w:rFonts w:ascii="TH Sarabun New" w:eastAsia="Sarabun" w:hAnsi="TH Sarabun New" w:cs="TH Sarabun New" w:hint="cs"/>
+          <w:rFonts w:ascii="TH Sarabun New" w:eastAsia="Sarabun" w:hAnsi="TH Sarabun New" w:cs="TH Sarabun New"/>
           <w:noProof/>
           <w:sz w:val="32"/>
           <w:szCs w:val="32"/>
@@ -4035,7 +3933,7 @@
         <w:spacing w:after="0" w:line="240" w:lineRule="auto"/>
         <w:ind w:left="1440"/>
         <w:rPr>
-          <w:rFonts w:ascii="TH Sarabun New" w:eastAsia="Sarabun" w:hAnsi="TH Sarabun New" w:cs="TH Sarabun New" w:hint="cs"/>
+          <w:rFonts w:ascii="TH Sarabun New" w:eastAsia="Sarabun" w:hAnsi="TH Sarabun New" w:cs="TH Sarabun New"/>
           <w:noProof/>
           <w:sz w:val="32"/>
           <w:szCs w:val="32"/>
@@ -4238,7 +4136,7 @@
         <w:spacing w:after="0" w:line="240" w:lineRule="auto"/>
         <w:ind w:left="1440"/>
         <w:rPr>
-          <w:rFonts w:ascii="TH Sarabun New" w:eastAsia="Sarabun" w:hAnsi="TH Sarabun New" w:cs="TH Sarabun New" w:hint="cs"/>
+          <w:rFonts w:ascii="TH Sarabun New" w:eastAsia="Sarabun" w:hAnsi="TH Sarabun New" w:cs="TH Sarabun New"/>
           <w:noProof/>
           <w:sz w:val="32"/>
           <w:szCs w:val="32"/>
@@ -4543,7 +4441,7 @@
         <w:spacing w:after="0" w:line="240" w:lineRule="auto"/>
         <w:ind w:left="1440"/>
         <w:rPr>
-          <w:rFonts w:ascii="TH Sarabun New" w:eastAsia="Sarabun" w:hAnsi="TH Sarabun New" w:cs="TH Sarabun New" w:hint="cs"/>
+          <w:rFonts w:ascii="TH Sarabun New" w:eastAsia="Sarabun" w:hAnsi="TH Sarabun New" w:cs="TH Sarabun New"/>
           <w:noProof/>
           <w:sz w:val="32"/>
           <w:szCs w:val="32"/>
@@ -4638,7 +4536,7 @@
       <w:pPr>
         <w:spacing w:after="0" w:line="240" w:lineRule="auto"/>
         <w:rPr>
-          <w:rFonts w:ascii="TH Sarabun New" w:eastAsia="Sarabun" w:hAnsi="TH Sarabun New" w:cs="TH Sarabun New" w:hint="cs"/>
+          <w:rFonts w:ascii="TH Sarabun New" w:eastAsia="Sarabun" w:hAnsi="TH Sarabun New" w:cs="TH Sarabun New"/>
           <w:noProof/>
           <w:sz w:val="32"/>
           <w:szCs w:val="32"/>
@@ -5032,7 +4930,7 @@
         <w:spacing w:after="0" w:line="240" w:lineRule="auto"/>
         <w:ind w:left="720" w:firstLine="720"/>
         <w:rPr>
-          <w:rFonts w:ascii="TH Sarabun New" w:eastAsia="Sarabun" w:hAnsi="TH Sarabun New" w:cs="TH Sarabun New" w:hint="cs"/>
+          <w:rFonts w:ascii="TH Sarabun New" w:eastAsia="Sarabun" w:hAnsi="TH Sarabun New" w:cs="TH Sarabun New"/>
           <w:noProof/>
           <w:color w:val="000000" w:themeColor="text1"/>
           <w:sz w:val="32"/>
@@ -5480,17 +5378,7 @@
           <w:sz w:val="32"/>
           <w:szCs w:val="32"/>
         </w:rPr>
-        <w:t>12.</w:t>
-      </w:r>
-      <w:r>
-        <w:rPr>
-          <w:rFonts w:ascii="TH Sarabun New" w:eastAsia="Sarabun" w:hAnsi="TH Sarabun New" w:cs="TH Sarabun New"/>
-          <w:noProof/>
-          <w:color w:val="000000" w:themeColor="text1"/>
-          <w:sz w:val="32"/>
-          <w:szCs w:val="32"/>
-        </w:rPr>
-        <w:t>4</w:t>
+        <w:t>12.4</w:t>
       </w:r>
       <w:r>
         <w:rPr>
@@ -5626,27 +5514,7 @@
           <w:sz w:val="32"/>
           <w:szCs w:val="32"/>
         </w:rPr>
-        <w:t>12.</w:t>
-      </w:r>
-      <w:r>
-        <w:rPr>
-          <w:rFonts w:ascii="TH Sarabun New" w:eastAsia="Sarabun" w:hAnsi="TH Sarabun New" w:cs="TH Sarabun New"/>
-          <w:noProof/>
-          <w:color w:val="000000" w:themeColor="text1"/>
-          <w:sz w:val="32"/>
-          <w:szCs w:val="32"/>
-        </w:rPr>
-        <w:t>5</w:t>
-      </w:r>
-      <w:r>
-        <w:rPr>
-          <w:rFonts w:ascii="TH Sarabun New" w:eastAsia="Sarabun" w:hAnsi="TH Sarabun New" w:cs="TH Sarabun New"/>
-          <w:noProof/>
-          <w:color w:val="000000" w:themeColor="text1"/>
-          <w:sz w:val="32"/>
-          <w:szCs w:val="32"/>
-        </w:rPr>
-        <w:t xml:space="preserve"> </w:t>
+        <w:t xml:space="preserve">12.5 </w:t>
       </w:r>
       <w:r>
         <w:rPr>
@@ -5718,17 +5586,7 @@
           <w:sz w:val="32"/>
           <w:szCs w:val="32"/>
         </w:rPr>
-        <w:t>12.</w:t>
-      </w:r>
-      <w:r>
-        <w:rPr>
-          <w:rFonts w:ascii="TH Sarabun New" w:eastAsia="Sarabun" w:hAnsi="TH Sarabun New" w:cs="TH Sarabun New"/>
-          <w:noProof/>
-          <w:color w:val="000000" w:themeColor="text1"/>
-          <w:sz w:val="32"/>
-          <w:szCs w:val="32"/>
-        </w:rPr>
-        <w:t>6</w:t>
+        <w:t>12.6</w:t>
       </w:r>
       <w:r>
         <w:rPr>
@@ -5922,17 +5780,7 @@
           <w:sz w:val="32"/>
           <w:szCs w:val="32"/>
         </w:rPr>
-        <w:t>12.</w:t>
-      </w:r>
-      <w:r>
-        <w:rPr>
-          <w:rFonts w:ascii="TH Sarabun New" w:eastAsia="Sarabun" w:hAnsi="TH Sarabun New" w:cs="TH Sarabun New"/>
-          <w:noProof/>
-          <w:color w:val="000000" w:themeColor="text1"/>
-          <w:sz w:val="32"/>
-          <w:szCs w:val="32"/>
-        </w:rPr>
-        <w:t>8</w:t>
+        <w:t>12.8</w:t>
       </w:r>
       <w:r>
         <w:rPr>
@@ -6000,7 +5848,7 @@
         <w:spacing w:after="0" w:line="240" w:lineRule="auto"/>
         <w:ind w:left="720" w:firstLine="720"/>
         <w:rPr>
-          <w:rFonts w:ascii="TH Sarabun New" w:eastAsia="Sarabun" w:hAnsi="TH Sarabun New" w:cs="TH Sarabun New" w:hint="cs"/>
+          <w:rFonts w:ascii="TH Sarabun New" w:eastAsia="Sarabun" w:hAnsi="TH Sarabun New" w:cs="TH Sarabun New"/>
           <w:noProof/>
           <w:color w:val="000000" w:themeColor="text1"/>
           <w:sz w:val="32"/>
@@ -6013,18 +5861,18 @@
         <w:spacing w:after="0" w:line="240" w:lineRule="auto"/>
         <w:ind w:firstLine="720"/>
         <w:rPr>
-          <w:rFonts w:ascii="TH Sarabun New" w:eastAsia="Sarabun" w:hAnsi="TH Sarabun New" w:cs="TH Sarabun New" w:hint="cs"/>
-          <w:noProof/>
-          <w:color w:val="000000" w:themeColor="text1"/>
-          <w:sz w:val="32"/>
-          <w:szCs w:val="32"/>
-        </w:rPr>
-      </w:pPr>
-    </w:p>
-    <w:p>
-      <w:pPr>
-        <w:rPr>
-          <w:rFonts w:ascii="TH Sarabun New" w:eastAsia="Sarabun" w:hAnsi="TH Sarabun New" w:cs="TH Sarabun New" w:hint="cs"/>
+          <w:rFonts w:ascii="TH Sarabun New" w:eastAsia="Sarabun" w:hAnsi="TH Sarabun New" w:cs="TH Sarabun New"/>
+          <w:noProof/>
+          <w:color w:val="000000" w:themeColor="text1"/>
+          <w:sz w:val="32"/>
+          <w:szCs w:val="32"/>
+        </w:rPr>
+      </w:pPr>
+    </w:p>
+    <w:p>
+      <w:pPr>
+        <w:rPr>
+          <w:rFonts w:ascii="TH Sarabun New" w:eastAsia="Sarabun" w:hAnsi="TH Sarabun New" w:cs="TH Sarabun New"/>
           <w:noProof/>
           <w:color w:val="000000" w:themeColor="text1"/>
           <w:sz w:val="32"/>
@@ -7759,6 +7607,7 @@
   <w:style w:type="character" w:default="1" w:styleId="DefaultParagraphFont">
     <w:name w:val="Default Paragraph Font"/>
     <w:uiPriority w:val="1"/>
+    <w:semiHidden/>
     <w:unhideWhenUsed/>
   </w:style>
   <w:style w:type="table" w:default="1" w:styleId="TableNormal">
